--- a/download/studien-archiv.docx
+++ b/download/studien-archiv.docx
@@ -62,7 +62,131 @@
           <w:color w:val="666666"/>
           <w:sz w:val="18"/>
         </w:rPr>
-        <w:t>Stand: 18.08.2026  |  7 Studien  |  pflege.m-vf.de</w:t>
+        <w:t>Stand: 19.08.2026  |  9 Studien  |  pflege.m-vf.de</w:t>
+      </w:r>
+    </w:p>
+    <w:p>
+      <w:pPr>
+        <w:pStyle w:val="Heading1"/>
+      </w:pPr>
+      <w:r>
+        <w:t>Aufgenommen am 19.08.2026</w:t>
+      </w:r>
+    </w:p>
+    <w:p>
+      <w:pPr>
+        <w:pStyle w:val="Heading2"/>
+      </w:pPr>
+      <w:r>
+        <w:t>Delirium bei Demenz im Pflegeheim: Prävalenz und Prognose – ein deutsches Kohorten-Protokoll</w:t>
+      </w:r>
+    </w:p>
+    <w:p>
+      <w:r>
+        <w:rPr>
+          <w:i/>
+          <w:color w:val="666666"/>
+          <w:sz w:val="18"/>
+        </w:rPr>
+        <w:t>Molitor V et al.  ·  BMC Geriatr  ·  15.08.2026  ·  PMID 42608678</w:t>
+      </w:r>
+    </w:p>
+    <w:p>
+      <w:r>
+        <w:t>Protokoll einer prospektiven Multizenterstudie in 20 deutschen Heimen (August 2025 bis Juli 2028) mit etwa 300 Heimbewohnern mit Demenz; wöchentliches Screening auf Delirium überlagert auf Demenz über 6 Monate.</w:t>
+      </w:r>
+    </w:p>
+    <w:p>
+      <w:r>
+        <w:rPr>
+          <w:b/>
+        </w:rPr>
+        <w:t xml:space="preserve">Ergebnis: </w:t>
+      </w:r>
+      <w:r>
+        <w:t>Noch laufend; Ziel ist die Ermittlung von Prävalenz, Inzidenz, Risikofaktoren, klinischem Verlauf und Pflegeprozessen bei superimposed Delirium als Grundlage für evidenzbasierte Prävention.</w:t>
+      </w:r>
+    </w:p>
+    <w:p>
+      <w:r>
+        <w:rPr>
+          <w:b/>
+          <w:sz w:val="19"/>
+        </w:rPr>
+        <w:t xml:space="preserve">Übertragbarkeit: </w:t>
+      </w:r>
+      <w:r>
+        <w:rPr>
+          <w:sz w:val="19"/>
+        </w:rPr>
+        <w:t>Deutschland, speziell deutsches Heimsetting mit hiesigen Assess-Tools.</w:t>
+      </w:r>
+    </w:p>
+    <w:p>
+      <w:r>
+        <w:rPr>
+          <w:color w:val="5A7D3A"/>
+          <w:sz w:val="18"/>
+        </w:rPr>
+        <w:t>https://pubmed.ncbi.nlm.nih.gov/42608678/</w:t>
+      </w:r>
+    </w:p>
+    <w:p>
+      <w:pPr>
+        <w:pStyle w:val="Heading2"/>
+      </w:pPr>
+      <w:r>
+        <w:t>Videovisiten im Pflegealltag: Pflegefachpersonen zwischen Effizienzanforderung und relationalem Anspruch</w:t>
+      </w:r>
+    </w:p>
+    <w:p>
+      <w:r>
+        <w:rPr>
+          <w:i/>
+          <w:color w:val="666666"/>
+          <w:sz w:val="18"/>
+        </w:rPr>
+        <w:t>Groth S et al.  ·  PLoS One  ·  11.08.2026  ·  PMID 42579655</w:t>
+      </w:r>
+    </w:p>
+    <w:p>
+      <w:r>
+        <w:t>Qualitative Studie mit zwei Fokusgruppen (12 Pflegekräfte) aus zwei dänischen Kardiologie-Ambulanzen zur Erfahrung mit Videovisiten und deren Auswirkung auf die Pflegebeziehung.</w:t>
+      </w:r>
+    </w:p>
+    <w:p>
+      <w:r>
+        <w:rPr>
+          <w:b/>
+        </w:rPr>
+        <w:t xml:space="preserve">Ergebnis: </w:t>
+      </w:r>
+      <w:r>
+        <w:t>Drei Hauptthemen: Videovisiten erfordern gutes Timing; Pflegefachpersonen sahen Spannungen zwischen Effizienzzielen, organisationalen Bedingungen und Wert relationaler Praxis. Technologie erleichterte Flexibilität, fachliche Qualität hinge aber von Organisationsstütze, Training und klarer Implementierungsstrategie ab – Führung und Integration in Workflows waren kritisch für nachhaltigen Einsatz.</w:t>
+      </w:r>
+    </w:p>
+    <w:p>
+      <w:r>
+        <w:rPr>
+          <w:b/>
+          <w:sz w:val="19"/>
+        </w:rPr>
+        <w:t xml:space="preserve">Übertragbarkeit: </w:t>
+      </w:r>
+      <w:r>
+        <w:rPr>
+          <w:sz w:val="19"/>
+        </w:rPr>
+        <w:t>Dänemark, vergleichbar strukturiertes Gesundheitssystem, spricht Organisationsfragen an.</w:t>
+      </w:r>
+    </w:p>
+    <w:p>
+      <w:r>
+        <w:rPr>
+          <w:color w:val="5A7D3A"/>
+          <w:sz w:val="18"/>
+        </w:rPr>
+        <w:t>https://pubmed.ncbi.nlm.nih.gov/42579655/</w:t>
       </w:r>
     </w:p>
     <w:p>

--- a/download/studien-archiv.docx
+++ b/download/studien-archiv.docx
@@ -62,7 +62,189 @@
           <w:color w:val="666666"/>
           <w:sz w:val="18"/>
         </w:rPr>
-        <w:t>Stand: 19.08.2026  |  9 Studien  |  pflege.m-vf.de</w:t>
+        <w:t>Stand: 20.08.2026  |  12 Studien  |  pflege.m-vf.de</w:t>
+      </w:r>
+    </w:p>
+    <w:p>
+      <w:pPr>
+        <w:pStyle w:val="Heading1"/>
+      </w:pPr>
+      <w:r>
+        <w:t>Aufgenommen am 20.08.2026</w:t>
+      </w:r>
+    </w:p>
+    <w:p>
+      <w:pPr>
+        <w:pStyle w:val="Heading2"/>
+      </w:pPr>
+      <w:r>
+        <w:t>Datenkompetenz in der Langzeitpflege: Organisationale Reife und Barrieren für datengesteuerte Versorgung</w:t>
+      </w:r>
+    </w:p>
+    <w:p>
+      <w:r>
+        <w:rPr>
+          <w:i/>
+          <w:color w:val="666666"/>
+          <w:sz w:val="18"/>
+        </w:rPr>
+        <w:t>Bouchmal S et al.  ·  J Med Internet Res  ·  19.08.2026  ·  PMID 42617155</w:t>
+      </w:r>
+    </w:p>
+    <w:p>
+      <w:r>
+        <w:t>Mixed-Methods-Studie zur Bewertung der Datenkompetenz in drei niederländischen Langzeitpflegeorganisationen und zur Identifikation von Faktoren, die die Nutzung von Daten für Versorgungsverbesserungen behindern.</w:t>
+      </w:r>
+    </w:p>
+    <w:p>
+      <w:r>
+        <w:rPr>
+          <w:b/>
+        </w:rPr>
+        <w:t xml:space="preserve">Ergebnis: </w:t>
+      </w:r>
+      <w:r>
+        <w:t>Langzeitpflegeorganisationen zeigen geringe Datenkompetenz, besonders in den Bereichen Strategie, Governance und Datenqualität. Schlüsselhindernisse sind fehlende Vision für datengesteuerte Versorgung, mangelnde Datenkultur, begrenzte interdisziplinäre Zusammenarbeit und unzureichende technische Infrastruktur. Voraussetzung für Fortschritt sind integrierte Strategien, die technische, kulturelle und interprofessionelle Bedingungen verbinden.</w:t>
+      </w:r>
+    </w:p>
+    <w:p>
+      <w:r>
+        <w:rPr>
+          <w:b/>
+          <w:sz w:val="19"/>
+        </w:rPr>
+        <w:t xml:space="preserve">Übertragbarkeit: </w:t>
+      </w:r>
+      <w:r>
+        <w:rPr>
+          <w:sz w:val="19"/>
+        </w:rPr>
+        <w:t>Niederlande, vergleichbare Versicherungsstruktur, ähnliche Governance-Herausforderungen</w:t>
+      </w:r>
+    </w:p>
+    <w:p>
+      <w:r>
+        <w:rPr>
+          <w:color w:val="5A7D3A"/>
+          <w:sz w:val="18"/>
+        </w:rPr>
+        <w:t>https://pubmed.ncbi.nlm.nih.gov/42617155/</w:t>
+      </w:r>
+    </w:p>
+    <w:p>
+      <w:pPr>
+        <w:pStyle w:val="Heading2"/>
+      </w:pPr>
+      <w:r>
+        <w:t>Telemedizin-Intervention in Pflegeheimen: Hospitalisierungsraten und Implementierungsbarrieren</w:t>
+      </w:r>
+    </w:p>
+    <w:p>
+      <w:r>
+        <w:rPr>
+          <w:i/>
+          <w:color w:val="666666"/>
+          <w:sz w:val="18"/>
+        </w:rPr>
+        <w:t>Grosser J et al.  ·  JMIR Aging  ·  19.08.2026  ·  PMID 42616612</w:t>
+      </w:r>
+    </w:p>
+    <w:p>
+      <w:r>
+        <w:t>Cluster-randomisierte Stepped-Wedge-Studie über 24 Pflegeheime in Nordrhein-Westfalen zu einer intersektorialen Telemedizin-Intervention mit Frühwarnsystem und mobilen Nichtarzt-Assistenten zur Vermeidung von Krankenhauseinweisungen.</w:t>
+      </w:r>
+    </w:p>
+    <w:p>
+      <w:r>
+        <w:rPr>
+          <w:b/>
+        </w:rPr>
+        <w:t xml:space="preserve">Ergebnis: </w:t>
+      </w:r>
+      <w:r>
+        <w:t>Von 1260 analysierten Regressionsmodellen zeigten etwa zwei Drittel einen negativen (protektiven) Effekt, aber kein Modell erreichte statistische Signifikanz (p&lt;0,05). Die Hypothese einer signifikanten Reduktion von Hospitalisierungen wurde nicht unterstützt. Externe Faktoren wie Hochwasser und COVID-19-Pandemie beeinträchtigten die Implementierung und Effektivitätsmessung erheblich.</w:t>
+      </w:r>
+    </w:p>
+    <w:p>
+      <w:r>
+        <w:rPr>
+          <w:b/>
+          <w:sz w:val="19"/>
+        </w:rPr>
+        <w:t xml:space="preserve">Übertragbarkeit: </w:t>
+      </w:r>
+      <w:r>
+        <w:rPr>
+          <w:sz w:val="19"/>
+        </w:rPr>
+        <w:t>Deutschlandweit, lokale Daten und Bedingungen, aber externe Störfaktoren müssen kontrolliert werden</w:t>
+      </w:r>
+    </w:p>
+    <w:p>
+      <w:r>
+        <w:rPr>
+          <w:color w:val="5A7D3A"/>
+          <w:sz w:val="18"/>
+        </w:rPr>
+        <w:t>https://pubmed.ncbi.nlm.nih.gov/42616612/</w:t>
+      </w:r>
+    </w:p>
+    <w:p>
+      <w:pPr>
+        <w:pStyle w:val="Heading2"/>
+      </w:pPr>
+      <w:r>
+        <w:t>Schichtplanung in der Pflege: Was Pflegekräfte wirklich wollen – Diskrete-Choice-Experimente</w:t>
+      </w:r>
+    </w:p>
+    <w:p>
+      <w:r>
+        <w:rPr>
+          <w:i/>
+          <w:color w:val="666666"/>
+          <w:sz w:val="18"/>
+        </w:rPr>
+        <w:t>Dall'Ora C et al.  ·  BMJ Open  ·  18.08.2026  ·  PMID 42613123</w:t>
+      </w:r>
+    </w:p>
+    <w:p>
+      <w:r>
+        <w:t>Discrete-Choice-Experiment mit 1449 registrierten Pflegekräften aus dem Vereinigten Königreich zur Quantifizierung von Präferenzen für Schichtmerkmale und deren Wechselwirkung mit Bezahlung.</w:t>
+      </w:r>
+    </w:p>
+    <w:p>
+      <w:r>
+        <w:rPr>
+          <w:b/>
+        </w:rPr>
+        <w:t xml:space="preserve">Ergebnis: </w:t>
+      </w:r>
+      <w:r>
+        <w:t>Alle sechs Schichtattribute waren statistisch signifikante Einflussfaktoren. Stärkste Aversionen: Nur-Nachtschichten (β=−1,113, erfordert 29% Mehrausgleich) und kein freies Wochenende (β=−0,790, erfordert 21% Mehrausgleich). Vorhersehbare Rosters (β=−0,220), Schichtwahlflexibilität (β=−0,189) und Lohnerhöhungen (β=−0,525) reduzierten Unzufriedenheit. 9–10-Stunden-Schichten wurden 8-Stunden-Schichten vorgezogen.</w:t>
+      </w:r>
+    </w:p>
+    <w:p>
+      <w:r>
+        <w:rPr>
+          <w:b/>
+          <w:sz w:val="19"/>
+        </w:rPr>
+        <w:t xml:space="preserve">Übertragbarkeit: </w:t>
+      </w:r>
+      <w:r>
+        <w:rPr>
+          <w:sz w:val="19"/>
+        </w:rPr>
+        <w:t>Großbritannien, Arbeitsmärkte ähnlich, aber deutsche Fachkraftknappheit und Schichtsysteme unterscheiden sich</w:t>
+      </w:r>
+    </w:p>
+    <w:p>
+      <w:r>
+        <w:rPr>
+          <w:color w:val="5A7D3A"/>
+          <w:sz w:val="18"/>
+        </w:rPr>
+        <w:t>https://pubmed.ncbi.nlm.nih.gov/42613123/</w:t>
       </w:r>
     </w:p>
     <w:p>

--- a/download/studien-archiv.docx
+++ b/download/studien-archiv.docx
@@ -62,7 +62,73 @@
           <w:color w:val="666666"/>
           <w:sz w:val="18"/>
         </w:rPr>
-        <w:t>Stand: 20.08.2026  |  12 Studien  |  pflege.m-vf.de</w:t>
+        <w:t>Stand: 21.08.2026  |  13 Studien  |  pflege.m-vf.de</w:t>
+      </w:r>
+    </w:p>
+    <w:p>
+      <w:pPr>
+        <w:pStyle w:val="Heading1"/>
+      </w:pPr>
+      <w:r>
+        <w:t>Aufgenommen am 21.08.2026</w:t>
+      </w:r>
+    </w:p>
+    <w:p>
+      <w:pPr>
+        <w:pStyle w:val="Heading2"/>
+      </w:pPr>
+      <w:r>
+        <w:t>Professionelle Gesundheitskompetenz von Hebammen: Ergebnisse einer bayerischen Befragung</w:t>
+      </w:r>
+    </w:p>
+    <w:p>
+      <w:r>
+        <w:rPr>
+          <w:i/>
+          <w:color w:val="666666"/>
+          <w:sz w:val="18"/>
+        </w:rPr>
+        <w:t>Sponsel S et al.  ·  Gesundheitswesen  ·  19.08.2026  ·  PMID 42617637</w:t>
+      </w:r>
+    </w:p>
+    <w:p>
+      <w:r>
+        <w:t>Querschnitts-Online-Befragung von 668 bayerischen Hebammen (November 2023–Mai 2024) mittels PROF-HL-Q (34 Items, vier Kompetenzbereiche) zur professionellen Gesundheitskompetenz.</w:t>
+      </w:r>
+    </w:p>
+    <w:p>
+      <w:r>
+        <w:rPr>
+          <w:b/>
+        </w:rPr>
+        <w:t xml:space="preserve">Ergebnis: </w:t>
+      </w:r>
+      <w:r>
+        <w:t>Mittlere Punktwerte pro Kompetenzbereich lagen zwischen 48,6 und 78,0 von 100 Punkten. Patientenzentrierte Kommunikation am höchsten bewertet, professionelle digitale Gesundheitskompetenz am niedrigsten. Kompetenzbereiche mit Förderungsbedarf identifiziert. Curriculare Anpassungen und gezielte Fort-/Weiterbildungen in Digitalisierung, Evidenzbasierung und Kommunikation erforderlich.</w:t>
+      </w:r>
+    </w:p>
+    <w:p>
+      <w:r>
+        <w:rPr>
+          <w:b/>
+          <w:sz w:val="19"/>
+        </w:rPr>
+        <w:t xml:space="preserve">Übertragbarkeit: </w:t>
+      </w:r>
+      <w:r>
+        <w:rPr>
+          <w:sz w:val="19"/>
+        </w:rPr>
+        <w:t>Deutschland (Bayern), vollständig in deutschem Kontext und Berufssystem</w:t>
+      </w:r>
+    </w:p>
+    <w:p>
+      <w:r>
+        <w:rPr>
+          <w:color w:val="5A7D3A"/>
+          <w:sz w:val="18"/>
+        </w:rPr>
+        <w:t>https://pubmed.ncbi.nlm.nih.gov/42617637/</w:t>
       </w:r>
     </w:p>
     <w:p>

--- a/download/studien-archiv.docx
+++ b/download/studien-archiv.docx
@@ -62,7 +62,247 @@
           <w:color w:val="666666"/>
           <w:sz w:val="18"/>
         </w:rPr>
-        <w:t>Stand: 21.08.2026  |  13 Studien  |  pflege.m-vf.de</w:t>
+        <w:t>Stand: 23.08.2026  |  17 Studien  |  pflege.m-vf.de</w:t>
+      </w:r>
+    </w:p>
+    <w:p>
+      <w:pPr>
+        <w:pStyle w:val="Heading1"/>
+      </w:pPr>
+      <w:r>
+        <w:t>Aufgenommen am 23.08.2026</w:t>
+      </w:r>
+    </w:p>
+    <w:p>
+      <w:pPr>
+        <w:pStyle w:val="Heading2"/>
+      </w:pPr>
+      <w:r>
+        <w:t>Organisationale Führung und psychische Belastung der Pflegenden: Sichere Erkenntnisse zu Arbeitsbelastung und Unterstützung aus qualitativen Interviews mit europäischen Pflegekräften in der Suchtbehandlung</w:t>
+      </w:r>
+    </w:p>
+    <w:p>
+      <w:r>
+        <w:rPr>
+          <w:i/>
+          <w:color w:val="666666"/>
+          <w:sz w:val="18"/>
+        </w:rPr>
+        <w:t>Annunziata KN et al.  ·  J Nurs Manag  ·  2026  ·  PMID 42630083</w:t>
+      </w:r>
+    </w:p>
+    <w:p>
+      <w:r>
+        <w:t>Interviews mit 15 europäischen Pflegekräften in der Suchtbehandlung untersuchten, wie Arbeitsbelastung durch Sekundärtraumatisierung entsteht und welche Führungsinterventionen sie abmildern.</w:t>
+      </w:r>
+    </w:p>
+    <w:p>
+      <w:r>
+        <w:rPr>
+          <w:b/>
+        </w:rPr>
+        <w:t xml:space="preserve">Ergebnis: </w:t>
+      </w:r>
+      <w:r>
+        <w:t>Organisationale Führung fungierte als Risiko- oder Schutzfaktor: unterstützende, strukturierte Maßnahmen wie Awareness, Schulung und emotionale Unterstützung reduzierten die Auswirkungen. Schlecht ausgestaltete Führung verschärfte die Belastung.</w:t>
+      </w:r>
+    </w:p>
+    <w:p>
+      <w:r>
+        <w:rPr>
+          <w:b/>
+          <w:sz w:val="19"/>
+        </w:rPr>
+        <w:t xml:space="preserve">Übertragbarkeit: </w:t>
+      </w:r>
+      <w:r>
+        <w:rPr>
+          <w:sz w:val="19"/>
+        </w:rPr>
+        <w:t>Europa, Qualitativ, Schnittstellenposition zwischen Burnout und Organisationsinterventionen</w:t>
+      </w:r>
+    </w:p>
+    <w:p>
+      <w:r>
+        <w:rPr>
+          <w:color w:val="5A7D3A"/>
+          <w:sz w:val="18"/>
+        </w:rPr>
+        <w:t>https://pubmed.ncbi.nlm.nih.gov/42630083/</w:t>
+      </w:r>
+    </w:p>
+    <w:p>
+      <w:pPr>
+        <w:pStyle w:val="Heading2"/>
+      </w:pPr>
+      <w:r>
+        <w:t>Zuwanderung von Pflegekräften nach dem Brexit: Auswirkungen auf Fachkräftemangel und Krankenhausvakanzen im britischen Gesundheitsdienst</w:t>
+      </w:r>
+    </w:p>
+    <w:p>
+      <w:r>
+        <w:rPr>
+          <w:i/>
+          <w:color w:val="666666"/>
+          <w:sz w:val="18"/>
+        </w:rPr>
+        <w:t>Ramesh T et al.  ·  JAMA Health Forum  ·  07.08.2026  ·  PMID 42627655</w:t>
+      </w:r>
+    </w:p>
+    <w:p>
+      <w:r>
+        <w:t>Querschnittstudie mit Unterbrechungsreihenanalyse: Brexit-Referendum 2016 und Einwanderung von Ärztinnen und Pflegekräften in UK (OECD-Daten 2008–2019) sowie monatliche NHS-Vakanzen April 2015–Dezember 2019.</w:t>
+      </w:r>
+    </w:p>
+    <w:p>
+      <w:r>
+        <w:rPr>
+          <w:b/>
+        </w:rPr>
+        <w:t xml:space="preserve">Ergebnis: </w:t>
+      </w:r>
+      <w:r>
+        <w:t>Brexit-bedingt: 825 EU-Ärzte und 2.771 EU-Pflegekräfte weniger im ersten Jahr. Nicht-EU-Zuwanderung stieg später (+1.437 Pflegekräfte/Jahr 2017–2019), kompensierte aber nicht vollständig. Ärztliche Vakanzen stiegen um 383 Stellen (95%-KI 88–679), Pflegevakanzen blieben erhöht.</w:t>
+      </w:r>
+    </w:p>
+    <w:p>
+      <w:r>
+        <w:rPr>
+          <w:b/>
+          <w:sz w:val="19"/>
+        </w:rPr>
+        <w:t xml:space="preserve">Übertragbarkeit: </w:t>
+      </w:r>
+      <w:r>
+        <w:rPr>
+          <w:sz w:val="19"/>
+        </w:rPr>
+        <w:t>UK-Migrationspolitik übertragbar auf Versorgungssystemplanung, aber nicht auf Lizensierungsstrukturen</w:t>
+      </w:r>
+    </w:p>
+    <w:p>
+      <w:r>
+        <w:rPr>
+          <w:color w:val="5A7D3A"/>
+          <w:sz w:val="18"/>
+        </w:rPr>
+        <w:t>https://pubmed.ncbi.nlm.nih.gov/42627655/</w:t>
+      </w:r>
+    </w:p>
+    <w:p>
+      <w:pPr>
+        <w:pStyle w:val="Heading2"/>
+      </w:pPr>
+      <w:r>
+        <w:t>Belastung informeller Pflegender von Krebspatienten: Was Emotionen und Aufopferung damit zu tun haben</w:t>
+      </w:r>
+    </w:p>
+    <w:p>
+      <w:r>
+        <w:rPr>
+          <w:i/>
+          <w:color w:val="666666"/>
+          <w:sz w:val="18"/>
+        </w:rPr>
+        <w:t>Ham L et al.  ·  Support Care Cancer  ·  21.08.2026  ·  PMID 42627385</w:t>
+      </w:r>
+    </w:p>
+    <w:p>
+      <w:r>
+        <w:t>Querschnittserhebung mit 3.171 Angehörigen von Krebspatienten in den Niederlanden (Online-Survey) mit logistischen Regressionsanalysen zu erlebter Belastung und deren Zusammenhängen.</w:t>
+      </w:r>
+    </w:p>
+    <w:p>
+      <w:r>
+        <w:rPr>
+          <w:b/>
+        </w:rPr>
+        <w:t xml:space="preserve">Ergebnis: </w:t>
+      </w:r>
+      <w:r>
+        <w:t>93% gaben an, dass es sich gut anfühlt, für den Angehörigen da zu sein; 83% hatten Angst vor Trauerverlust. Jede fünfte Person (20%) berichtete erhebliche Belastung durch Pflege. Höhere Belastung trat auf, wenn Angehörige das Leben vollständig dem Patienten anpassten und sich stärker gaben als empfunden.</w:t>
+      </w:r>
+    </w:p>
+    <w:p>
+      <w:r>
+        <w:rPr>
+          <w:b/>
+          <w:sz w:val="19"/>
+        </w:rPr>
+        <w:t xml:space="preserve">Übertragbarkeit: </w:t>
+      </w:r>
+      <w:r>
+        <w:rPr>
+          <w:sz w:val="19"/>
+        </w:rPr>
+        <w:t>Niederlande, vergleichbare Sozialversicherung und Versorgungskultur</w:t>
+      </w:r>
+    </w:p>
+    <w:p>
+      <w:r>
+        <w:rPr>
+          <w:color w:val="5A7D3A"/>
+          <w:sz w:val="18"/>
+        </w:rPr>
+        <w:t>https://pubmed.ncbi.nlm.nih.gov/42627385/</w:t>
+      </w:r>
+    </w:p>
+    <w:p>
+      <w:pPr>
+        <w:pStyle w:val="Heading2"/>
+      </w:pPr>
+      <w:r>
+        <w:t>Nadelstichverletzungen unter Pflegekräften und medizinischem Personal: Fünf-Jahres-Analyse aus kroatischen Universitätskliniken</w:t>
+      </w:r>
+    </w:p>
+    <w:p>
+      <w:r>
+        <w:rPr>
+          <w:i/>
+          <w:color w:val="666666"/>
+          <w:sz w:val="18"/>
+        </w:rPr>
+        <w:t>Čučević Đ et al.  ·  East Mediterr Health J  ·  02.08.2026  ·  PMID 42626802</w:t>
+      </w:r>
+    </w:p>
+    <w:p>
+      <w:r>
+        <w:t>Retrosprektive Analyse gemeldeter Nadelstich- und Schnittschutzunfälle 2018–2022 an zwei Universitätskliniken in Kroatien; Vergleich Pre-Pandemie (2018–2019) vs. Pandemie (2020–2022).</w:t>
+      </w:r>
+    </w:p>
+    <w:p>
+      <w:r>
+        <w:rPr>
+          <w:b/>
+        </w:rPr>
+        <w:t xml:space="preserve">Ergebnis: </w:t>
+      </w:r>
+      <w:r>
+        <w:t>3.554 Nadelstichverletzungen über fünf Jahre; Nadeln verursachten 68,6% (2.373 Fälle). Pflegekräfte und medizinisch-technische Angestellte waren mit 51,4% am stärksten betroffen (95%-KI 49,7–53,0). Verletzungen nahmen während Pandemie zu: 1.930 vs. 1.624 vor Pandemie.</w:t>
+      </w:r>
+    </w:p>
+    <w:p>
+      <w:r>
+        <w:rPr>
+          <w:b/>
+          <w:sz w:val="19"/>
+        </w:rPr>
+        <w:t xml:space="preserve">Übertragbarkeit: </w:t>
+      </w:r>
+      <w:r>
+        <w:rPr>
+          <w:sz w:val="19"/>
+        </w:rPr>
+        <w:t>Europa, ähnliche Infektionsschutzstandards, aber höhere Belastung durch Pandemie</w:t>
+      </w:r>
+    </w:p>
+    <w:p>
+      <w:r>
+        <w:rPr>
+          <w:color w:val="5A7D3A"/>
+          <w:sz w:val="18"/>
+        </w:rPr>
+        <w:t>https://pubmed.ncbi.nlm.nih.gov/42626802/</w:t>
       </w:r>
     </w:p>
     <w:p>

--- a/download/studien-archiv.docx
+++ b/download/studien-archiv.docx
@@ -62,7 +62,247 @@
           <w:color w:val="666666"/>
           <w:sz w:val="18"/>
         </w:rPr>
-        <w:t>Stand: 23.08.2026  |  17 Studien  |  pflege.m-vf.de</w:t>
+        <w:t>Stand: 24.08.2026  |  21 Studien  |  pflege.m-vf.de</w:t>
+      </w:r>
+    </w:p>
+    <w:p>
+      <w:pPr>
+        <w:pStyle w:val="Heading1"/>
+      </w:pPr>
+      <w:r>
+        <w:t>Aufgenommen am 24.08.2026</w:t>
+      </w:r>
+    </w:p>
+    <w:p>
+      <w:pPr>
+        <w:pStyle w:val="Heading2"/>
+      </w:pPr>
+      <w:r>
+        <w:t>Medikamentensicherheits-Checkliste bei Pflegeheim-Übergängen: 51 % niedrigeres Wiederaufnahmrisiko</w:t>
+      </w:r>
+    </w:p>
+    <w:p>
+      <w:r>
+        <w:rPr>
+          <w:i/>
+          <w:color w:val="666666"/>
+          <w:sz w:val="18"/>
+        </w:rPr>
+        <w:t>Chen JS et al.  ·  J Eval Clin Pract  ·  Aug. 2026  ·  PMID 42633689</w:t>
+      </w:r>
+    </w:p>
+    <w:p>
+      <w:r>
+        <w:t>Quasiexperimentelle Pilotstudie (n=200 Heimbewohner in Taiwan) zum Effekt einer risiko-basierten Medikamentensicherheits-Checkliste bei Entlassung auf ungeplante Krankenhauswiederaufnahmen in 90 Tagen.</w:t>
+      </w:r>
+    </w:p>
+    <w:p>
+      <w:r>
+        <w:rPr>
+          <w:b/>
+        </w:rPr>
+        <w:t xml:space="preserve">Ergebnis: </w:t>
+      </w:r>
+      <w:r>
+        <w:t>Interventionsgruppe mit Checkliste: 51,1 % geringeres Wiederaufnahmerisiko als Kontrollgruppe (HR = 0,489; 95%-KI: 0,324–0,731). Präventive Medikationenkommunikation und Hochrisiko-Identifikation zeigt Machbarkeit. Als Pilotstudie mit Clusterallokation bedarf es Bestätigung in größeren Randomisierungsstudien.</w:t>
+      </w:r>
+    </w:p>
+    <w:p>
+      <w:r>
+        <w:rPr>
+          <w:b/>
+          <w:sz w:val="19"/>
+        </w:rPr>
+        <w:t xml:space="preserve">Übertragbarkeit: </w:t>
+      </w:r>
+      <w:r>
+        <w:rPr>
+          <w:sz w:val="19"/>
+        </w:rPr>
+        <w:t>Taiwan, Qualitätsintervention; Transitionsmanagement und Medikamentensicherheit auf verschiedene Kontexte übertragbar.</w:t>
+      </w:r>
+    </w:p>
+    <w:p>
+      <w:r>
+        <w:rPr>
+          <w:color w:val="5A7D3A"/>
+          <w:sz w:val="18"/>
+        </w:rPr>
+        <w:t>https://pubmed.ncbi.nlm.nih.gov/42633689/</w:t>
+      </w:r>
+    </w:p>
+    <w:p>
+      <w:pPr>
+        <w:pStyle w:val="Heading2"/>
+      </w:pPr>
+      <w:r>
+        <w:t>Intrinsische Kapazität und Pflegeergebnisse im häuslichen Kontext: Fünf Verlaufstrends mit unterschiedlichen Risiken</w:t>
+      </w:r>
+    </w:p>
+    <w:p>
+      <w:r>
+        <w:rPr>
+          <w:i/>
+          <w:color w:val="666666"/>
+          <w:sz w:val="18"/>
+        </w:rPr>
+        <w:t>Egbujie BA et al.  ·  Age Ageing  ·  03.08.2026  ·  PMID 42632919</w:t>
+      </w:r>
+    </w:p>
+    <w:p>
+      <w:r>
+        <w:t>Kanadische Kohortenstudie (n=302.467 Heimenpflegepatienten) mit Analyse von Intrinsic-Capacity-Trajektorien über die Zeit mittels Group-Based Trajectory Modelling und Assoziationen zu Mortalität und Pflegeheimaufnahme.</w:t>
+      </w:r>
+    </w:p>
+    <w:p>
+      <w:r>
+        <w:rPr>
+          <w:b/>
+        </w:rPr>
+        <w:t xml:space="preserve">Ergebnis: </w:t>
+      </w:r>
+      <w:r>
+        <w:t>Fünf unterschiedliche Kapazitätsverlaufstrends identifiziert. Moderate Ausgangskapazität mit stabiler oder verbesserter Trajektorie führte zu niedrigerer Pflegeheimaufnahmerate (38,1 %) als moderate Kapazität mit Verschlechterung (48,4 %). Kognitive Beeinträchtigung stark mit negativen Trajektorien assoziiert. Einzelne Assessments erfassen outcome-Heterogenität unzureichend.</w:t>
+      </w:r>
+    </w:p>
+    <w:p>
+      <w:r>
+        <w:rPr>
+          <w:b/>
+          <w:sz w:val="19"/>
+        </w:rPr>
+        <w:t xml:space="preserve">Übertragbarkeit: </w:t>
+      </w:r>
+      <w:r>
+        <w:rPr>
+          <w:sz w:val="19"/>
+        </w:rPr>
+        <w:t>Kanada, vergleichbares Langzeitpflegesystem; Routinedaten (interRAI) für Versorgungsplanung genutzt.</w:t>
+      </w:r>
+    </w:p>
+    <w:p>
+      <w:r>
+        <w:rPr>
+          <w:color w:val="5A7D3A"/>
+          <w:sz w:val="18"/>
+        </w:rPr>
+        <w:t>https://pubmed.ncbi.nlm.nih.gov/42632919/</w:t>
+      </w:r>
+    </w:p>
+    <w:p>
+      <w:pPr>
+        <w:pStyle w:val="Heading2"/>
+      </w:pPr>
+      <w:r>
+        <w:t>Hochdosis-Grippeimpfstoff in Pflegeheimen: 30,8 % weniger Krankenhauseinweisungen für Heimbewohner ab 65</w:t>
+      </w:r>
+    </w:p>
+    <w:p>
+      <w:r>
+        <w:rPr>
+          <w:i/>
+          <w:color w:val="666666"/>
+          <w:sz w:val="18"/>
+        </w:rPr>
+        <w:t>Bricout H et al.  ·  Age Ageing  ·  03.08.2026  ·  PMID 42632918</w:t>
+      </w:r>
+    </w:p>
+    <w:p>
+      <w:r>
+        <w:t>Französische Kohortenstudie zur Effektivität von Hochdosis- gegenüber Standarddosis-Influenza-Impfstoff in 76.858 gematchten Heimbewohnern (Durchschnittsalter 88 Jahre) in der Saison 2022–2023.</w:t>
+      </w:r>
+    </w:p>
+    <w:p>
+      <w:r>
+        <w:rPr>
+          <w:b/>
+        </w:rPr>
+        <w:t xml:space="preserve">Ergebnis: </w:t>
+      </w:r>
+      <w:r>
+        <w:t>Hochdosis-Impfstoff führte zu 30,8 % weniger influenzabedingten Krankenhauseinweisungen (95%-KI: 11,8–45,7; p = 0,0029; 302 vs. 438 pro 100.000 Personenjahre). Kein signifikanter Effekt auf Pneumonie oder Kombinationsergebnisse. Relative Vakzineeffektivität für prioritäre Risikogruppe bestätigt.</w:t>
+      </w:r>
+    </w:p>
+    <w:p>
+      <w:r>
+        <w:rPr>
+          <w:b/>
+          <w:sz w:val="19"/>
+        </w:rPr>
+        <w:t xml:space="preserve">Übertragbarkeit: </w:t>
+      </w:r>
+      <w:r>
+        <w:rPr>
+          <w:sz w:val="19"/>
+        </w:rPr>
+        <w:t>Frankreich, vergleichbare Altersstruktur und Dokumentation; methodisch rigoros mit Propensity-Matching.</w:t>
+      </w:r>
+    </w:p>
+    <w:p>
+      <w:r>
+        <w:rPr>
+          <w:color w:val="5A7D3A"/>
+          <w:sz w:val="18"/>
+        </w:rPr>
+        <w:t>https://pubmed.ncbi.nlm.nih.gov/42632918/</w:t>
+      </w:r>
+    </w:p>
+    <w:p>
+      <w:pPr>
+        <w:pStyle w:val="Heading2"/>
+      </w:pPr>
+      <w:r>
+        <w:t>Magnet®-Zertifizierung in deutschen Kliniken: Kostendaten und Implementierungslücken für Pflegeverbesserung</w:t>
+      </w:r>
+    </w:p>
+    <w:p>
+      <w:r>
+        <w:rPr>
+          <w:i/>
+          <w:color w:val="666666"/>
+          <w:sz w:val="18"/>
+        </w:rPr>
+        <w:t>Gurisch C et al.  ·  BMC Health Serv Res  ·  12.08.2026  ·  PMID 42608687</w:t>
+      </w:r>
+    </w:p>
+    <w:p>
+      <w:r>
+        <w:t>Scoping Review und Interviews (n=6) mit Pflegeleitung in fünf deutschen Unikliniken zur Identifikation von Kosten und Einsparungen bei Magnet®-Zertifizierung in deutschem Kontext.</w:t>
+      </w:r>
+    </w:p>
+    <w:p>
+      <w:r>
+        <w:rPr>
+          <w:b/>
+        </w:rPr>
+        <w:t xml:space="preserve">Ergebnis: </w:t>
+      </w:r>
+      <w:r>
+        <w:t>Kosten: ANCC-Gebühren, Benchmarking, Personalentwicklung, Datenmanagementsysteme. Deutsche Besonderheit: Akademisierung von Pflegekräften und Pflegeindikatoren als Kostenblöcke. Einsparungspotenziale bei pflegeindikatoren, Personalbinduung, Krankenhausleistung identifiziert, aber kritische Datenlücken für Kosteneffizienz-Analyse in Deutschland.</w:t>
+      </w:r>
+    </w:p>
+    <w:p>
+      <w:r>
+        <w:rPr>
+          <w:b/>
+          <w:sz w:val="19"/>
+        </w:rPr>
+        <w:t xml:space="preserve">Übertragbarkeit: </w:t>
+      </w:r>
+      <w:r>
+        <w:rPr>
+          <w:sz w:val="19"/>
+        </w:rPr>
+        <w:t>Deutschland, Analyse für deutsches Gesundheitssystem; zeigt erhebliche Datenlücken auf.</w:t>
+      </w:r>
+    </w:p>
+    <w:p>
+      <w:r>
+        <w:rPr>
+          <w:color w:val="5A7D3A"/>
+          <w:sz w:val="18"/>
+        </w:rPr>
+        <w:t>https://pubmed.ncbi.nlm.nih.gov/42608687/</w:t>
       </w:r>
     </w:p>
     <w:p>

--- a/download/studien-archiv.docx
+++ b/download/studien-archiv.docx
@@ -318,7 +318,7 @@
         <w:pStyle w:val="Heading2"/>
       </w:pPr>
       <w:r>
-        <w:t>Organisationale Führung und psychische Belastung der Pflegenden: Sichere Erkenntnisse zu Arbeitsbelastung und Unterstützung aus qualitativen Interviews mit europäischen Pflegekräften in der Suchtbehandlung</w:t>
+        <w:t>Organisationale Führung und psychische Belastung Pflegender: was Arbeitsbelastung verstärkt und was sie abmildert</w:t>
       </w:r>
     </w:p>
     <w:p>

--- a/download/studien-archiv.docx
+++ b/download/studien-archiv.docx
@@ -62,7 +62,189 @@
           <w:color w:val="666666"/>
           <w:sz w:val="18"/>
         </w:rPr>
-        <w:t>Stand: 24.08.2026  |  21 Studien  |  pflege.m-vf.de</w:t>
+        <w:t>Stand: 25.08.2026  |  24 Studien  |  pflege.m-vf.de</w:t>
+      </w:r>
+    </w:p>
+    <w:p>
+      <w:pPr>
+        <w:pStyle w:val="Heading1"/>
+      </w:pPr>
+      <w:r>
+        <w:t>Aufgenommen am 25.08.2026</w:t>
+      </w:r>
+    </w:p>
+    <w:p>
+      <w:pPr>
+        <w:pStyle w:val="Heading2"/>
+      </w:pPr>
+      <w:r>
+        <w:t>Entlastungsprogram für Angehörige von Menschen mit Demenz: Machbarkeit und Hinweise auf Wirkung</w:t>
+      </w:r>
+    </w:p>
+    <w:p>
+      <w:r>
+        <w:rPr>
+          <w:i/>
+          <w:color w:val="666666"/>
+          <w:sz w:val="18"/>
+        </w:rPr>
+        <w:t>Yu Y et al.  ·  Nurs Open  ·  Aug. 2026  ·  PMID 42634407</w:t>
+      </w:r>
+    </w:p>
+    <w:p>
+      <w:r>
+        <w:t>Interne Pilotstudie mit Mix-Method-Ansatz über 6 Monate mit 84 Angehörigen von Menschen mit Demenz in australischen Gemeinde- und Kliniken zur Machbarkeit und vorläufigen Effekten eines flexiblen iSupport-Programms.</w:t>
+      </w:r>
+    </w:p>
+    <w:p>
+      <w:r>
+        <w:rPr>
+          <w:b/>
+        </w:rPr>
+        <w:t xml:space="preserve">Ergebnis: </w:t>
+      </w:r>
+      <w:r>
+        <w:t>Rekrutierungsquote 10 %, Beibehaltung 6 Monate 70 %. Engagement variabel über Komponenten. Vorläufig: Trend zu weniger Verhaltensproblemen bei Menschen mit Demenz und weniger Belastungsreaktionen der Angehörigen in der Interventionsgruppe; aber keine klare Evidenz für Effekte auf Lebensqualität oder Selbstwirksamkeit.</w:t>
+      </w:r>
+    </w:p>
+    <w:p>
+      <w:r>
+        <w:rPr>
+          <w:b/>
+          <w:sz w:val="19"/>
+        </w:rPr>
+        <w:t xml:space="preserve">Übertragbarkeit: </w:t>
+      </w:r>
+      <w:r>
+        <w:rPr>
+          <w:sz w:val="19"/>
+        </w:rPr>
+        <w:t>Australien, Demenz-Angehörige, Struktur von Entlastungsangeboten auch auf Deutschland anwendbar</w:t>
+      </w:r>
+    </w:p>
+    <w:p>
+      <w:r>
+        <w:rPr>
+          <w:color w:val="5A7D3A"/>
+          <w:sz w:val="18"/>
+        </w:rPr>
+        <w:t>https://pubmed.ncbi.nlm.nih.gov/42634407/</w:t>
+      </w:r>
+    </w:p>
+    <w:p>
+      <w:pPr>
+        <w:pStyle w:val="Heading2"/>
+      </w:pPr>
+      <w:r>
+        <w:t>Pflegeleitung entlastet: Kollegiale Unterstützung, Mentoring und Arbeitszeitschutz</w:t>
+      </w:r>
+    </w:p>
+    <w:p>
+      <w:r>
+        <w:rPr>
+          <w:i/>
+          <w:color w:val="666666"/>
+          <w:sz w:val="18"/>
+        </w:rPr>
+        <w:t>Johansen JH et al.  ·  J Nurs Manag  ·  2026  ·  PMID 42634271</w:t>
+      </w:r>
+    </w:p>
+    <w:p>
+      <w:r>
+        <w:t>Qualitative Studie mit 22 semistrukturierten Interviews (18 Pflegeleiter, 4 andere Gesundheitsmanager) aus dänischer Region zur Identifikation von Ressourcen und Risiken für Wohlbefinden von Pflegeleitern auf relativen und organisatorischen Ebenen.</w:t>
+      </w:r>
+    </w:p>
+    <w:p>
+      <w:r>
+        <w:rPr>
+          <w:b/>
+        </w:rPr>
+        <w:t xml:space="preserve">Ergebnis: </w:t>
+      </w:r>
+      <w:r>
+        <w:t>Vier kritische Ebenen: unmittelbare Führung, Peer-Leitungsgruppen, übergreifendes Mentoring, Arbeitssystemstrukturen. Schutzfaktoren: unterstützende Vorgesetzte, Peer-Sicherheit in Gruppen, Mentoring, bewältigbare Workloads. Ohne diese entstehen Isolation und Überlastung.</w:t>
+      </w:r>
+    </w:p>
+    <w:p>
+      <w:r>
+        <w:rPr>
+          <w:b/>
+          <w:sz w:val="19"/>
+        </w:rPr>
+        <w:t xml:space="preserve">Übertragbarkeit: </w:t>
+      </w:r>
+      <w:r>
+        <w:rPr>
+          <w:sz w:val="19"/>
+        </w:rPr>
+        <w:t>Dänemark, öffentliches Gesundheitssystem, Leitungsstrukturen übertragbar</w:t>
+      </w:r>
+    </w:p>
+    <w:p>
+      <w:r>
+        <w:rPr>
+          <w:color w:val="5A7D3A"/>
+          <w:sz w:val="18"/>
+        </w:rPr>
+        <w:t>https://pubmed.ncbi.nlm.nih.gov/42634271/</w:t>
+      </w:r>
+    </w:p>
+    <w:p>
+      <w:pPr>
+        <w:pStyle w:val="Heading2"/>
+      </w:pPr>
+      <w:r>
+        <w:t>Team-basierte Mentorierung von Pflegestudierenden: Was Lernziele erfolgreich macht</w:t>
+      </w:r>
+    </w:p>
+    <w:p>
+      <w:r>
+        <w:rPr>
+          <w:i/>
+          <w:color w:val="666666"/>
+          <w:sz w:val="18"/>
+        </w:rPr>
+        <w:t>Karjalainen T et al.  ·  Nurs Open  ·  Aug. 2026  ·  PMID 42614009</w:t>
+      </w:r>
+    </w:p>
+    <w:p>
+      <w:r>
+        <w:t>Mixed-Methods-Studie mit 397 Pflegestudierenden zur Bewertung von Team-basierten Mentorierungsmodellen im klinischen Praktikum an einem Universitätskrankenhaus in Finnland (2019–2020).</w:t>
+      </w:r>
+    </w:p>
+    <w:p>
+      <w:r>
+        <w:rPr>
+          <w:b/>
+        </w:rPr>
+        <w:t xml:space="preserve">Ergebnis: </w:t>
+      </w:r>
+      <w:r>
+        <w:t>Drei Schülerprofile identifiziert. Höhere Zufriedenheit, wenn Mentoren professionelle Entwicklung unterstützten und Lernziele diskutiert und erreicht wurden. Wichtig: gut ausgebildete, zielorientierte Mentoren, einheitliche pädagogische Umgebung, sichere Atmosphäre.</w:t>
+      </w:r>
+    </w:p>
+    <w:p>
+      <w:r>
+        <w:rPr>
+          <w:b/>
+          <w:sz w:val="19"/>
+        </w:rPr>
+        <w:t xml:space="preserve">Übertragbarkeit: </w:t>
+      </w:r>
+      <w:r>
+        <w:rPr>
+          <w:sz w:val="19"/>
+        </w:rPr>
+        <w:t>Finnland, Universitätskrankenhaus, Mentorierungsansätze auf deutsches Ausbildungssystem übertragbar</w:t>
+      </w:r>
+    </w:p>
+    <w:p>
+      <w:r>
+        <w:rPr>
+          <w:color w:val="5A7D3A"/>
+          <w:sz w:val="18"/>
+        </w:rPr>
+        <w:t>https://pubmed.ncbi.nlm.nih.gov/42614009/</w:t>
       </w:r>
     </w:p>
     <w:p>

--- a/download/studien-archiv.docx
+++ b/download/studien-archiv.docx
@@ -62,7 +62,73 @@
           <w:color w:val="666666"/>
           <w:sz w:val="18"/>
         </w:rPr>
-        <w:t>Stand: 25.08.2026  |  24 Studien  |  pflege.m-vf.de</w:t>
+        <w:t>Stand: 26.08.2026  |  25 Studien  |  pflege.m-vf.de</w:t>
+      </w:r>
+    </w:p>
+    <w:p>
+      <w:pPr>
+        <w:pStyle w:val="Heading1"/>
+      </w:pPr>
+      <w:r>
+        <w:t>Aufgenommen am 26.08.2026</w:t>
+      </w:r>
+    </w:p>
+    <w:p>
+      <w:pPr>
+        <w:pStyle w:val="Heading2"/>
+      </w:pPr>
+      <w:r>
+        <w:t>Eltern in der Neonatologie: Kommunikation und emotionale Unterstützung unzureichend</w:t>
+      </w:r>
+    </w:p>
+    <w:p>
+      <w:r>
+        <w:rPr>
+          <w:i/>
+          <w:color w:val="666666"/>
+          <w:sz w:val="18"/>
+        </w:rPr>
+        <w:t>Larsen LG et al.  ·  Scand J Caring Sci  ·  Sept. 2026  ·  PMID 42614042</w:t>
+      </w:r>
+    </w:p>
+    <w:p>
+      <w:r>
+        <w:t>Qualitative Analyse von 311 Elternfragebögen zu Familienintegration in einer dänischen Level-IV-NICU mit familienzentriertem Ansatz.</w:t>
+      </w:r>
+    </w:p>
+    <w:p>
+      <w:r>
+        <w:rPr>
+          <w:b/>
+        </w:rPr>
+        <w:t xml:space="preserve">Ergebnis: </w:t>
+      </w:r>
+      <w:r>
+        <w:t>Zwei Themen: Kommunikationsmängel und fehlende Anerkennung (Eltern fühlen sich ausgeschlossen, emotionale Unterstützung, Privatsphäre, Bonding vernachlässigt) sowie Mangel an individualisierter, familienbezogener Versorgung. Eltern berichten über Verwirrung und Unsicherheit.</w:t>
+      </w:r>
+    </w:p>
+    <w:p>
+      <w:r>
+        <w:rPr>
+          <w:b/>
+          <w:sz w:val="19"/>
+        </w:rPr>
+        <w:t xml:space="preserve">Übertragbarkeit: </w:t>
+      </w:r>
+      <w:r>
+        <w:rPr>
+          <w:sz w:val="19"/>
+        </w:rPr>
+        <w:t>Skandinavien, vergleichbares Versicherungssystem; Befunde sind patientenberichtet.</w:t>
+      </w:r>
+    </w:p>
+    <w:p>
+      <w:r>
+        <w:rPr>
+          <w:color w:val="5A7D3A"/>
+          <w:sz w:val="18"/>
+        </w:rPr>
+        <w:t>https://pubmed.ncbi.nlm.nih.gov/42614042/</w:t>
       </w:r>
     </w:p>
     <w:p>

--- a/download/studien-archiv.docx
+++ b/download/studien-archiv.docx
@@ -62,7 +62,421 @@
           <w:color w:val="666666"/>
           <w:sz w:val="18"/>
         </w:rPr>
-        <w:t>Stand: 26.08.2026  |  25 Studien  |  pflege.m-vf.de</w:t>
+        <w:t>Stand: 27.08.2026  |  32 Studien  |  pflege.m-vf.de</w:t>
+      </w:r>
+    </w:p>
+    <w:p>
+      <w:pPr>
+        <w:pStyle w:val="Heading1"/>
+      </w:pPr>
+      <w:r>
+        <w:t>Aufgenommen am 27.08.2026</w:t>
+      </w:r>
+    </w:p>
+    <w:p>
+      <w:pPr>
+        <w:pStyle w:val="Heading2"/>
+      </w:pPr>
+      <w:r>
+        <w:t>Organisatorische Health Literacy senkt Arbeitsbelastung der Pflegenden</w:t>
+      </w:r>
+    </w:p>
+    <w:p>
+      <w:r>
+        <w:rPr>
+          <w:i/>
+          <w:color w:val="666666"/>
+          <w:sz w:val="18"/>
+        </w:rPr>
+        <w:t>Simonetti V et al.  ·  J Nurs Manag  ·  2026  ·  PMID 42643022</w:t>
+      </w:r>
+    </w:p>
+    <w:p>
+      <w:r>
+        <w:t>Querschnittsstudie an vier italienischen Einrichtungen, die untersucht, wie die Umsetzung von Massnahmen zur Erreichung des Status einer gesundheitskompetenten Organisation (mit zehn definierten Attributen) mit der wahrgenommenen Arbeitsbelastung von Pflegenden und Pflegekoordinatoren zusammenhängt.</w:t>
+      </w:r>
+    </w:p>
+    <w:p>
+      <w:r>
+        <w:rPr>
+          <w:b/>
+        </w:rPr>
+        <w:t xml:space="preserve">Ergebnis: </w:t>
+      </w:r>
+      <w:r>
+        <w:t>Bei 386 Teilnehmenden zeigte sich ein signifikanter Zusammenhang: Höhere Umsetzung von Health-Literacy-Massnahmen war mit niedrigerer wahrgenommener Arbeitsbelastung assoziiert (p &lt; 0,001). Besonders Pflegende in kritischen und Notfallbereichen berichteten höhere Belastung (p &lt; 0,001). Die Implementierung organisationaler Health-Literacy-Prinzipien könnte damit die Arbeitsbelastung senken.</w:t>
+      </w:r>
+    </w:p>
+    <w:p>
+      <w:r>
+        <w:rPr>
+          <w:b/>
+          <w:sz w:val="19"/>
+        </w:rPr>
+        <w:t xml:space="preserve">Übertragbarkeit: </w:t>
+      </w:r>
+      <w:r>
+        <w:rPr>
+          <w:sz w:val="19"/>
+        </w:rPr>
+        <w:t>Italien, vergleichbare Pflegestrukturen in europäischem Kontext</w:t>
+      </w:r>
+    </w:p>
+    <w:p>
+      <w:r>
+        <w:rPr>
+          <w:color w:val="5A7D3A"/>
+          <w:sz w:val="18"/>
+        </w:rPr>
+        <w:t>https://pubmed.ncbi.nlm.nih.gov/42643022/</w:t>
+      </w:r>
+    </w:p>
+    <w:p>
+      <w:pPr>
+        <w:pStyle w:val="Heading2"/>
+      </w:pPr>
+      <w:r>
+        <w:t>Schmerzbeurteilung bei Kindern auf Intensivstationen: Visualisierungsbasiertes Training verbessert Pflegekompetenz</w:t>
+      </w:r>
+    </w:p>
+    <w:p>
+      <w:r>
+        <w:rPr>
+          <w:i/>
+          <w:color w:val="666666"/>
+          <w:sz w:val="18"/>
+        </w:rPr>
+        <w:t>Rong X et al.  ·  Nurs Open  ·  Aug. 2026  ·  PMID 42641083</w:t>
+      </w:r>
+    </w:p>
+    <w:p>
+      <w:r>
+        <w:t>Randomisierte kontrollierte Studie mit 70 Pflegenden der Pädiatrischen Intensivstation eines chinesischen Kinderkrankenhauses, die PainScan (visualisierungsbasiertes Trainingsmodul) gegen Standardtraining verglichen.</w:t>
+      </w:r>
+    </w:p>
+    <w:p>
+      <w:r>
+        <w:rPr>
+          <w:b/>
+        </w:rPr>
+        <w:t xml:space="preserve">Ergebnis: </w:t>
+      </w:r>
+      <w:r>
+        <w:t>Beide Trainingsformen verbesserten Wissen und Fertigkeiten der Pflegenden signifikant (beide p&lt;0,001). PainScan zeigte jedoch überlegene Entwicklung praktischer Fertigkeiten (Z=-3,644, p&lt;0,001). Qualitativ: Plattform ermöglichte realistische, immersive und flexible Lernansätze, zeigte aber Mängel in Betreuung und Skalierbarkeit. PainScan ist praktisch und kosteneffektiv für Kompetenzentwicklung.</w:t>
+      </w:r>
+    </w:p>
+    <w:p>
+      <w:r>
+        <w:rPr>
+          <w:b/>
+          <w:sz w:val="19"/>
+        </w:rPr>
+        <w:t xml:space="preserve">Übertragbarkeit: </w:t>
+      </w:r>
+      <w:r>
+        <w:rPr>
+          <w:sz w:val="19"/>
+        </w:rPr>
+        <w:t>China, Trainingsmethodik übertragbar auf deutsche Klinikpflege-Curricula</w:t>
+      </w:r>
+    </w:p>
+    <w:p>
+      <w:r>
+        <w:rPr>
+          <w:color w:val="5A7D3A"/>
+          <w:sz w:val="18"/>
+        </w:rPr>
+        <w:t>https://pubmed.ncbi.nlm.nih.gov/42641083/</w:t>
+      </w:r>
+    </w:p>
+    <w:p>
+      <w:pPr>
+        <w:pStyle w:val="Heading2"/>
+      </w:pPr>
+      <w:r>
+        <w:t>Rekrutierung international ausgebildeter Pflegekräfte: Ökosystem-Probleme in Irland gefährden Verbleib und Integration</w:t>
+      </w:r>
+    </w:p>
+    <w:p>
+      <w:r>
+        <w:rPr>
+          <w:i/>
+          <w:color w:val="666666"/>
+          <w:sz w:val="18"/>
+        </w:rPr>
+        <w:t>Ryan N et al.  ·  PLoS One  ·  20.08.2026  ·  PMID 42623397</w:t>
+      </w:r>
+    </w:p>
+    <w:p>
+      <w:r>
+        <w:t>Qualitative Studie mit 21 international ausgebildeten Pflegekräften in Irland, die mittels Fokusgruppen untersucht, wie verschiedene Ebenen des Aufnahmelandes (Makro-, Exo-, Meso-, Mikrosystem) deren Talentmanagement und Verbleib beeinflussen.</w:t>
+      </w:r>
+    </w:p>
+    <w:p>
+      <w:r>
+        <w:rPr>
+          <w:b/>
+        </w:rPr>
+        <w:t xml:space="preserve">Ergebnis: </w:t>
+      </w:r>
+      <w:r>
+        <w:t>Auf Makroebene: Politik zu Wohnen, Kinderbetreuung und Visavergabe behindern Arbeitsfähigkeit. Exoebene zeigt Rekrutierungslücken, Rollenkonfusionen und Sprachprobleme. Meso-/Mikrosystem: Probleme mit Führung und Arbeitsumgebung erschweren Alltag. Zentrale Erkenntnis: nationale Strukturen schaffen den Kontext, in dem alle anderen Systeme funktionieren oder scheitern.</w:t>
+      </w:r>
+    </w:p>
+    <w:p>
+      <w:r>
+        <w:rPr>
+          <w:b/>
+          <w:sz w:val="19"/>
+        </w:rPr>
+        <w:t xml:space="preserve">Übertragbarkeit: </w:t>
+      </w:r>
+      <w:r>
+        <w:rPr>
+          <w:sz w:val="19"/>
+        </w:rPr>
+        <w:t>Irland, EU-Land mit ähnlichen Rekrutierungszwängen wie deutschsprachige Länder</w:t>
+      </w:r>
+    </w:p>
+    <w:p>
+      <w:r>
+        <w:rPr>
+          <w:color w:val="5A7D3A"/>
+          <w:sz w:val="18"/>
+        </w:rPr>
+        <w:t>https://pubmed.ncbi.nlm.nih.gov/42623397/</w:t>
+      </w:r>
+    </w:p>
+    <w:p>
+      <w:pPr>
+        <w:pStyle w:val="Heading2"/>
+      </w:pPr>
+      <w:r>
+        <w:t>Videokonferenzen mit Hausarzt im Pflegeheim: Versorgungsqualität und Bewohnererfahrungen in Nordschwedens</w:t>
+      </w:r>
+    </w:p>
+    <w:p>
+      <w:r>
+        <w:rPr>
+          <w:i/>
+          <w:color w:val="666666"/>
+          <w:sz w:val="18"/>
+        </w:rPr>
+        <w:t>Ärlebrant L et al.  ·  J Prim Care Community Health  ·  18.08.2026  ·  PMID 42610623</w:t>
+      </w:r>
+    </w:p>
+    <w:p>
+      <w:r>
+        <w:t>Qualitative Studie mit zehn Heimbewohnern (Alter 59-96 Jahren) aus drei ländlichen Gemeinden Nordschwedens, die ihre Erfahrungen mit Videokonferenzen zu ihrem Hausarzt beschrieben.</w:t>
+      </w:r>
+    </w:p>
+    <w:p>
+      <w:r>
+        <w:rPr>
+          <w:b/>
+        </w:rPr>
+        <w:t xml:space="preserve">Ergebnis: </w:t>
+      </w:r>
+      <w:r>
+        <w:t>Zwei Hauptthemen identifiziert: emotionale Ambivalenz (Verbundenheit und gleichzeitig Distanz) und Bedingungen, die Videokonferenzen ermöglichen oder behindern (Ärztliches Verhalten spielte zentrale Rolle). Obwohl Einstellungen positiver werden, sollten Videokonferenzen nur Ergänzung zu persönlichen Gesprächen sein; Risiken wie verminderte Autonomie und Datenschutzsorgen müssen adressiert werden.</w:t>
+      </w:r>
+    </w:p>
+    <w:p>
+      <w:r>
+        <w:rPr>
+          <w:b/>
+          <w:sz w:val="19"/>
+        </w:rPr>
+        <w:t xml:space="preserve">Übertragbarkeit: </w:t>
+      </w:r>
+      <w:r>
+        <w:rPr>
+          <w:sz w:val="19"/>
+        </w:rPr>
+        <w:t>Schweden, ländliche Strukturen ähnlich Deutschland, Datenschutzrahmen vergleichbar</w:t>
+      </w:r>
+    </w:p>
+    <w:p>
+      <w:r>
+        <w:rPr>
+          <w:color w:val="5A7D3A"/>
+          <w:sz w:val="18"/>
+        </w:rPr>
+        <w:t>https://pubmed.ncbi.nlm.nih.gov/42610623/</w:t>
+      </w:r>
+    </w:p>
+    <w:p>
+      <w:pPr>
+        <w:pStyle w:val="Heading2"/>
+      </w:pPr>
+      <w:r>
+        <w:t>Mechanische Fixierung in der Forensischen Psychiatrie vermeiden: Prävention durch Deeskalation und Sicherheitsempfinden</w:t>
+      </w:r>
+    </w:p>
+    <w:p>
+      <w:r>
+        <w:rPr>
+          <w:i/>
+          <w:color w:val="666666"/>
+          <w:sz w:val="18"/>
+        </w:rPr>
+        <w:t>Gildberg FA et al.  ·  Arch Psychiatr Nurs  ·  20.06.2026  ·  PMID 42608097</w:t>
+      </w:r>
+    </w:p>
+    <w:p>
+      <w:r>
+        <w:t>Sekundäranalyse von 58 Interviews mit forensisch-psychiatrischen Patienten (n=19), deren Angehörigen (n=15) und Pflegepersonal (n=24), um Ursachen mechanischer Fixierungen und Präventionsmöglichkeiten zu erkunden.</w:t>
+      </w:r>
+    </w:p>
+    <w:p>
+      <w:r>
+        <w:rPr>
+          <w:b/>
+        </w:rPr>
+        <w:t xml:space="preserve">Ergebnis: </w:t>
+      </w:r>
+      <w:r>
+        <w:t>Zentrale Befunde: Fixierungen entstehen aus Konflikten zwischen Patientenfaktoren und niedriger Konflikttoleranzen des Personals. Entscheidungsfindung wird durch professionelle Fähigkeiten, persönliche Einstellungen, Angst und wahrgenommene Sicherheit geprägt. Erhöhte Angst führt zu negativen Strategien, wahrgenommene Sicherheit zu konstruktiven Ansätzen. Dies sei entscheidend für Interventionen zur Reduktion von Fixierungen.</w:t>
+      </w:r>
+    </w:p>
+    <w:p>
+      <w:r>
+        <w:rPr>
+          <w:b/>
+          <w:sz w:val="19"/>
+        </w:rPr>
+        <w:t xml:space="preserve">Übertragbarkeit: </w:t>
+      </w:r>
+      <w:r>
+        <w:rPr>
+          <w:sz w:val="19"/>
+        </w:rPr>
+        <w:t>Dänemark, europäisches Psychiatriesystem mit Fokus auf Deeskalation</w:t>
+      </w:r>
+    </w:p>
+    <w:p>
+      <w:r>
+        <w:rPr>
+          <w:color w:val="5A7D3A"/>
+          <w:sz w:val="18"/>
+        </w:rPr>
+        <w:t>https://pubmed.ncbi.nlm.nih.gov/42608097/</w:t>
+      </w:r>
+    </w:p>
+    <w:p>
+      <w:pPr>
+        <w:pStyle w:val="Heading2"/>
+      </w:pPr>
+      <w:r>
+        <w:t>Beurteilung von Geburtshilfe und Wöchnerinnenversorgung durch ukrainische Migrantinnen in Polen</w:t>
+      </w:r>
+    </w:p>
+    <w:p>
+      <w:r>
+        <w:rPr>
+          <w:i/>
+          <w:color w:val="666666"/>
+          <w:sz w:val="18"/>
+        </w:rPr>
+        <w:t>Omachel K et al.  ·  Front Public Health  ·  29.07.2026  ·  PMID 42591482</w:t>
+      </w:r>
+    </w:p>
+    <w:p>
+      <w:r>
+        <w:t>Querschnittsstudie mit 481 ukrainischen Migrantinnen, die zwischen Dezember 2024 und Februar 2025 in Polen entbunden haben; Befragung zur Zufriedenheit mit Geburtshilfe und Wöchnerinnenversorgung und Analyse assoziierter Faktoren.</w:t>
+      </w:r>
+    </w:p>
+    <w:p>
+      <w:r>
+        <w:rPr>
+          <w:b/>
+        </w:rPr>
+        <w:t xml:space="preserve">Ergebnis: </w:t>
+      </w:r>
+      <w:r>
+        <w:t>Migrantinnen bewerteten Geburtshilfe (M=8,8) und Wöchnerinnenversorgung (M=9,0) sehr positiv. Der stärkste Einflussfaktor waren erfüllte Geburtsererwartungen (p&lt;0,05); negativ wirkte Diskriminierung oder Demütigung (p&lt;0,05). Signifikante Interaktion: Erfüllung von Erwartungen und Ankunftszeitpunkt in Polen beide relevant für Bewertung (β=0,328 und 0,248).</w:t>
+      </w:r>
+    </w:p>
+    <w:p>
+      <w:r>
+        <w:rPr>
+          <w:b/>
+          <w:sz w:val="19"/>
+        </w:rPr>
+        <w:t xml:space="preserve">Übertragbarkeit: </w:t>
+      </w:r>
+      <w:r>
+        <w:rPr>
+          <w:sz w:val="19"/>
+        </w:rPr>
+        <w:t>Polen, EU-Kontext mit ähnlichen Migrationssituationen wie Deutschland</w:t>
+      </w:r>
+    </w:p>
+    <w:p>
+      <w:r>
+        <w:rPr>
+          <w:color w:val="5A7D3A"/>
+          <w:sz w:val="18"/>
+        </w:rPr>
+        <w:t>https://pubmed.ncbi.nlm.nih.gov/42591482/</w:t>
+      </w:r>
+    </w:p>
+    <w:p>
+      <w:pPr>
+        <w:pStyle w:val="Heading2"/>
+      </w:pPr>
+      <w:r>
+        <w:t>Postgraduale Qualifikation und Resilienz fördern Managementkarrieren von Pflegefachpersonen in Irland</w:t>
+      </w:r>
+    </w:p>
+    <w:p>
+      <w:r>
+        <w:rPr>
+          <w:i/>
+          <w:color w:val="666666"/>
+          <w:sz w:val="18"/>
+        </w:rPr>
+        <w:t>Berkery E et al.  ·  PLoS One  ·  07.08.2026  ·  PMID 42566384</w:t>
+      </w:r>
+    </w:p>
+    <w:p>
+      <w:r>
+        <w:t>Querschnittsstudie mit 263 Pflegefachpersonen eines grossen Hospitalverbunds in Irland, die untersucht, welche persönlichen, arbeitsbezogenen und organisatorischen Faktoren Karriereambitionen im Pflegemanagement vorhersagen.</w:t>
+      </w:r>
+    </w:p>
+    <w:p>
+      <w:r>
+        <w:rPr>
+          <w:b/>
+        </w:rPr>
+        <w:t xml:space="preserve">Ergebnis: </w:t>
+      </w:r>
+      <w:r>
+        <w:t>Postgraduale Qualifikation (β=2,92, p&lt;0,001) und höhere Resilienz (β=2,22, p&lt;0,001) waren unabhängige Prädiktoren für Managementambitionen. Bivariate Korrelation: Resilienz zeigte stärksten positiven Zusammenhang mit Karriereambitionen (r=0,418, p&lt;0,01). Empfehlung: Hospitalmanagement sollte Unterstützung für Weiterbildung und Resilienz-Trainings etablieren, um Führungspipeline zu sichern.</w:t>
+      </w:r>
+    </w:p>
+    <w:p>
+      <w:r>
+        <w:rPr>
+          <w:b/>
+          <w:sz w:val="19"/>
+        </w:rPr>
+        <w:t xml:space="preserve">Übertragbarkeit: </w:t>
+      </w:r>
+      <w:r>
+        <w:rPr>
+          <w:sz w:val="19"/>
+        </w:rPr>
+        <w:t>Irland, UK-ähnliches System, übertragbar auf deutschsprachigen Kontext mit vergleichbaren Managementherausforderungen</w:t>
+      </w:r>
+    </w:p>
+    <w:p>
+      <w:r>
+        <w:rPr>
+          <w:color w:val="5A7D3A"/>
+          <w:sz w:val="18"/>
+        </w:rPr>
+        <w:t>https://pubmed.ncbi.nlm.nih.gov/42566384/</w:t>
       </w:r>
     </w:p>
     <w:p>

--- a/download/studien-archiv.docx
+++ b/download/studien-archiv.docx
@@ -62,7 +62,363 @@
           <w:color w:val="666666"/>
           <w:sz w:val="18"/>
         </w:rPr>
-        <w:t>Stand: 27.08.2026  |  32 Studien  |  pflege.m-vf.de</w:t>
+        <w:t>Stand: 28.08.2026  |  38 Studien  |  pflege.m-vf.de</w:t>
+      </w:r>
+    </w:p>
+    <w:p>
+      <w:pPr>
+        <w:pStyle w:val="Heading1"/>
+      </w:pPr>
+      <w:r>
+        <w:t>Aufgenommen am 28.08.2026</w:t>
+      </w:r>
+    </w:p>
+    <w:p>
+      <w:pPr>
+        <w:pStyle w:val="Heading2"/>
+      </w:pPr>
+      <w:r>
+        <w:t>Akzeptanz von Pflegefachpersonen-geführten Sprechstunden in der Hausarztpraxis: Was deutsche Patienten bereit sind zu akzeptieren</w:t>
+      </w:r>
+    </w:p>
+    <w:p>
+      <w:r>
+        <w:rPr>
+          <w:i/>
+          <w:color w:val="666666"/>
+          <w:sz w:val="18"/>
+        </w:rPr>
+        <w:t>Wiens C et al.  ·  Eur J Gen Pract  ·  27.08.2026  ·  PMID 42658616</w:t>
+      </w:r>
+    </w:p>
+    <w:p>
+      <w:r>
+        <w:t>Die Studie untersuchte die Bereitschaft der deutschen Bevölkerung, von Pflegefachpersonen geführte Konsultationen in der Hausarztpraxis zu akzeptieren.</w:t>
+      </w:r>
+    </w:p>
+    <w:p>
+      <w:r>
+        <w:rPr>
+          <w:b/>
+        </w:rPr>
+        <w:t xml:space="preserve">Ergebnis: </w:t>
+      </w:r>
+      <w:r>
+        <w:t>83,6 % der Befragten ohne bisherige Erfahrung zeigten Bereitschaft, von Pflegefachpersonen betreut zu werden. Höheres Vertrauen in deren Fachkompetenz (OR 2,46; 95 % KI 1,60–3,82) und Kommunikationsfähigkeit (OR 1,80; 95 % KI 1,18–2,75) erhöhte die Akzeptanz; höheres Alter (OR 0,32) und Einzelpraxen (OR 0,69; 95 % KI 0,48–0,99) verringerten sie.</w:t>
+      </w:r>
+    </w:p>
+    <w:p>
+      <w:r>
+        <w:rPr>
+          <w:b/>
+          <w:sz w:val="19"/>
+        </w:rPr>
+        <w:t xml:space="preserve">Übertragbarkeit: </w:t>
+      </w:r>
+      <w:r>
+        <w:rPr>
+          <w:sz w:val="19"/>
+        </w:rPr>
+        <w:t>Deutschland – Bevölkerungsbefragung, repräsentativ stratifiziert.</w:t>
+      </w:r>
+    </w:p>
+    <w:p>
+      <w:r>
+        <w:rPr>
+          <w:color w:val="5A7D3A"/>
+          <w:sz w:val="18"/>
+        </w:rPr>
+        <w:t>https://pubmed.ncbi.nlm.nih.gov/42658616/</w:t>
+      </w:r>
+    </w:p>
+    <w:p>
+      <w:pPr>
+        <w:pStyle w:val="Heading2"/>
+      </w:pPr>
+      <w:r>
+        <w:t>Arzneimittelliteracy-Assessment in der Spitex: Implementierungsbarrieren und Erfolgsfaktoren</w:t>
+      </w:r>
+    </w:p>
+    <w:p>
+      <w:r>
+        <w:rPr>
+          <w:i/>
+          <w:color w:val="666666"/>
+          <w:sz w:val="18"/>
+        </w:rPr>
+        <w:t>Stenz S et al.  ·  Nurs Open  ·  Sept. 2026  ·  PMID 42656024</w:t>
+      </w:r>
+    </w:p>
+    <w:p>
+      <w:r>
+        <w:t>Schweizer Pilotstudie zu Implementierungsfaktoren eines strukturierten Assessments zur Arzneimittelliteracy älterer Patienten in Pflegediensten.</w:t>
+      </w:r>
+    </w:p>
+    <w:p>
+      <w:r>
+        <w:rPr>
+          <w:b/>
+        </w:rPr>
+        <w:t xml:space="preserve">Ergebnis: </w:t>
+      </w:r>
+      <w:r>
+        <w:t>Pflegefachpersonen identifizierten Barrieren: unzureichende Kommunikationsfähigkeiten, Wissensdefizite zu Assessmentinstrumenten, unklare Rollen in interprofessionellen Teams. Erfolgreiche Implementierung erforderte Bewusstsein für Patientennutzen, verständliche Anleitungen und klare Rollenklarheit. Interprofessionale Kollaboration war durch fehlende Kommunikation behindert.</w:t>
+      </w:r>
+    </w:p>
+    <w:p>
+      <w:r>
+        <w:rPr>
+          <w:b/>
+          <w:sz w:val="19"/>
+        </w:rPr>
+        <w:t xml:space="preserve">Übertragbarkeit: </w:t>
+      </w:r>
+      <w:r>
+        <w:rPr>
+          <w:sz w:val="19"/>
+        </w:rPr>
+        <w:t>Schweiz – vergleichbares Versicherungssystem, Spitex-Setting transferierbar.</w:t>
+      </w:r>
+    </w:p>
+    <w:p>
+      <w:r>
+        <w:rPr>
+          <w:color w:val="5A7D3A"/>
+          <w:sz w:val="18"/>
+        </w:rPr>
+        <w:t>https://pubmed.ncbi.nlm.nih.gov/42656024/</w:t>
+      </w:r>
+    </w:p>
+    <w:p>
+      <w:pPr>
+        <w:pStyle w:val="Heading2"/>
+      </w:pPr>
+      <w:r>
+        <w:t>Zufriedenheit und Burnout im Notarztdienst: Was Freizeit für die Pflegefachpersonen bewirkt</w:t>
+      </w:r>
+    </w:p>
+    <w:p>
+      <w:r>
+        <w:rPr>
+          <w:i/>
+          <w:color w:val="666666"/>
+          <w:sz w:val="18"/>
+        </w:rPr>
+        <w:t>Neto S et al.  ·  Int J Environ Res Public Health  ·  12.08.2026  ·  PMID 42652364</w:t>
+      </w:r>
+    </w:p>
+    <w:p>
+      <w:r>
+        <w:t>Portugiesische Querschnittstudie zu Faktoren der Arbeitszufriedenheit und Engagement von 103 Pflegefachpersonen im Notarztdienst.</w:t>
+      </w:r>
+    </w:p>
+    <w:p>
+      <w:r>
+        <w:rPr>
+          <w:b/>
+        </w:rPr>
+        <w:t xml:space="preserve">Ergebnis: </w:t>
+      </w:r>
+      <w:r>
+        <w:t>Moderate Arbeitszufriedenheit insgesamt (M = 4,91; SD = 0,96). Freizeit- und Erholungsaktivitäten außerhalb der Arbeit waren statistisch signifikant mit höherer Arbeitszufriedenheit assoziiert. Engagement hatte den höchsten Mittelwert (M = 5,42), Jobzufriedenheit den niedrigsten (M = 4,04).</w:t>
+      </w:r>
+    </w:p>
+    <w:p>
+      <w:r>
+        <w:rPr>
+          <w:b/>
+          <w:sz w:val="19"/>
+        </w:rPr>
+        <w:t xml:space="preserve">Übertragbarkeit: </w:t>
+      </w:r>
+      <w:r>
+        <w:rPr>
+          <w:sz w:val="19"/>
+        </w:rPr>
+        <w:t>Portugal – Notfallversorgung, Befunde zur Work-Life-Balance übertragbar.</w:t>
+      </w:r>
+    </w:p>
+    <w:p>
+      <w:r>
+        <w:rPr>
+          <w:color w:val="5A7D3A"/>
+          <w:sz w:val="18"/>
+        </w:rPr>
+        <w:t>https://pubmed.ncbi.nlm.nih.gov/42652364/</w:t>
+      </w:r>
+    </w:p>
+    <w:p>
+      <w:pPr>
+        <w:pStyle w:val="Heading2"/>
+      </w:pPr>
+      <w:r>
+        <w:t>Selbstwirksamkeit moderiert Kompetenzentwicklung von Pflegeleiterinnen: strukturelle und persönliche Faktoren</w:t>
+      </w:r>
+    </w:p>
+    <w:p>
+      <w:r>
+        <w:rPr>
+          <w:i/>
+          <w:color w:val="666666"/>
+          <w:sz w:val="18"/>
+        </w:rPr>
+        <w:t>Ivziku D et al.  ·  J Nurs Scholarsh  ·  Sept. 2026  ·  PMID 42644668</w:t>
+      </w:r>
+    </w:p>
+    <w:p>
+      <w:r>
+        <w:t>Italienische Querschnittstudie an 382 mittleren Pflegeleiterinnen zur Frage, welche organisatorischen und persönlichen Faktoren deren Managementkompetenz vorhersagen.</w:t>
+      </w:r>
+    </w:p>
+    <w:p>
+      <w:r>
+        <w:rPr>
+          <w:b/>
+        </w:rPr>
+        <w:t xml:space="preserve">Ergebnis: </w:t>
+      </w:r>
+      <w:r>
+        <w:t>Fachliche Eignung, Autonomie und Rollenklarheit waren signifikant mit Kompetenzkenntnissen assoziiert. Selbstwirksamkeit moderierte diese Beziehungen: Bei höherer Selbstwirksamkeit reduzierte sich die Abhängigkeit von Ausbildungsadäquatheit (β = −0,456 für Wissen; β = −0,459 für Anwendung; p &lt; 0,001).</w:t>
+      </w:r>
+    </w:p>
+    <w:p>
+      <w:r>
+        <w:rPr>
+          <w:b/>
+          <w:sz w:val="19"/>
+        </w:rPr>
+        <w:t xml:space="preserve">Übertragbarkeit: </w:t>
+      </w:r>
+      <w:r>
+        <w:rPr>
+          <w:sz w:val="19"/>
+        </w:rPr>
+        <w:t>Italien – Strukturen vergleichbar, Befunde zur Leitungskompetenz relevant.</w:t>
+      </w:r>
+    </w:p>
+    <w:p>
+      <w:r>
+        <w:rPr>
+          <w:color w:val="5A7D3A"/>
+          <w:sz w:val="18"/>
+        </w:rPr>
+        <w:t>https://pubmed.ncbi.nlm.nih.gov/42644668/</w:t>
+      </w:r>
+    </w:p>
+    <w:p>
+      <w:pPr>
+        <w:pStyle w:val="Heading2"/>
+      </w:pPr>
+      <w:r>
+        <w:t>Strukturiertes Entlassmanagement nach Herzinfarkt und Herzinsuffizienz: Machbarkeit und klinische Ergebnisse</w:t>
+      </w:r>
+    </w:p>
+    <w:p>
+      <w:r>
+        <w:rPr>
+          <w:i/>
+          <w:color w:val="666666"/>
+          <w:sz w:val="18"/>
+        </w:rPr>
+        <w:t>Avanzini F et al.  ·  G Ital Cardiol (Rome)  ·  Sept. 2026  ·  PMID 42643139</w:t>
+      </w:r>
+    </w:p>
+    <w:p>
+      <w:r>
+        <w:t>Italienische prospektive Beobachtungsstudie zu einem ärztlich-pflegerischen Folgeprogramm nach Krankenhausentlassung wegen Myokardinfarkt oder Herzinsuffizienz über 12 Monate.</w:t>
+      </w:r>
+    </w:p>
+    <w:p>
+      <w:r>
+        <w:rPr>
+          <w:b/>
+        </w:rPr>
+        <w:t xml:space="preserve">Ergebnis: </w:t>
+      </w:r>
+      <w:r>
+        <w:t>Von 343 Herzinfarkt-Patienten eingeschlossen: 263 (76,7 %); Completion 222 (84,4 %). Adhärenz und Zufriedenheit hoch. Six von sieben ESC-Qualitätsindikatoren für Herzinfarkt in &gt;90 % erreicht, 10 von 14 für Herzinsuffizienz. Adhärenz zu Medikation hoch; Defizite bei Risikofaktorkontrolle und Lebensstiländerungen.</w:t>
+      </w:r>
+    </w:p>
+    <w:p>
+      <w:r>
+        <w:rPr>
+          <w:b/>
+          <w:sz w:val="19"/>
+        </w:rPr>
+        <w:t xml:space="preserve">Übertragbarkeit: </w:t>
+      </w:r>
+      <w:r>
+        <w:rPr>
+          <w:sz w:val="19"/>
+        </w:rPr>
+        <w:t>Italien – Ambulante Nachsorge in Gemeindesettings, Entlassmanagement-Modell.</w:t>
+      </w:r>
+    </w:p>
+    <w:p>
+      <w:r>
+        <w:rPr>
+          <w:color w:val="5A7D3A"/>
+          <w:sz w:val="18"/>
+        </w:rPr>
+        <w:t>https://pubmed.ncbi.nlm.nih.gov/42643139/</w:t>
+      </w:r>
+    </w:p>
+    <w:p>
+      <w:pPr>
+        <w:pStyle w:val="Heading2"/>
+      </w:pPr>
+      <w:r>
+        <w:t>Wiegen kritisch kranker Patienten auf der Intensivstation: wo die Praxis an ihre Grenzen stößt</w:t>
+      </w:r>
+    </w:p>
+    <w:p>
+      <w:r>
+        <w:rPr>
+          <w:i/>
+          <w:color w:val="666666"/>
+          <w:sz w:val="18"/>
+        </w:rPr>
+        <w:t>Wong A et al.  ·  Nurs Crit Care  ·  Sept. 2026  ·  PMID 42583681</w:t>
+      </w:r>
+    </w:p>
+    <w:p>
+      <w:r>
+        <w:t>UK-weite Querschnittsbefragung von 530 Intensivpflegefachpersonen, Pharmazeuten und Therapeuten zu Hürden beim Wiegen von Patienten.</w:t>
+      </w:r>
+    </w:p>
+    <w:p>
+      <w:r>
+        <w:rPr>
+          <w:b/>
+        </w:rPr>
+        <w:t xml:space="preserve">Ergebnis: </w:t>
+      </w:r>
+      <w:r>
+        <w:t>70,8 % berichten Wiegen aller Patienten, aber nur 42,6 % arbeiten in Einheiten mit formalen Wiegprotokollen. Geräteknappheit und Patientenkomplexität wurden als größte Barrieren genannt. Erhebliche Variation in Praxis deutet auf Lücken in Protokollen und Workflows hin.</w:t>
+      </w:r>
+    </w:p>
+    <w:p>
+      <w:r>
+        <w:rPr>
+          <w:b/>
+          <w:sz w:val="19"/>
+        </w:rPr>
+        <w:t xml:space="preserve">Übertragbarkeit: </w:t>
+      </w:r>
+      <w:r>
+        <w:rPr>
+          <w:sz w:val="19"/>
+        </w:rPr>
+        <w:t>UK – Intensive Care Praxis, Dokumentation und Barrier-Analyse übertragbar.</w:t>
+      </w:r>
+    </w:p>
+    <w:p>
+      <w:r>
+        <w:rPr>
+          <w:color w:val="5A7D3A"/>
+          <w:sz w:val="18"/>
+        </w:rPr>
+        <w:t>https://pubmed.ncbi.nlm.nih.gov/42583681/</w:t>
       </w:r>
     </w:p>
     <w:p>

--- a/download/studien-archiv.docx
+++ b/download/studien-archiv.docx
@@ -62,7 +62,363 @@
           <w:color w:val="666666"/>
           <w:sz w:val="18"/>
         </w:rPr>
-        <w:t>Stand: 28.08.2026  |  38 Studien  |  pflege.m-vf.de</w:t>
+        <w:t>Stand: 29.08.2026  |  44 Studien  |  pflege.m-vf.de</w:t>
+      </w:r>
+    </w:p>
+    <w:p>
+      <w:pPr>
+        <w:pStyle w:val="Heading1"/>
+      </w:pPr>
+      <w:r>
+        <w:t>Aufgenommen am 29.08.2026</w:t>
+      </w:r>
+    </w:p>
+    <w:p>
+      <w:pPr>
+        <w:pStyle w:val="Heading2"/>
+      </w:pPr>
+      <w:r>
+        <w:t>Pflegeworkload und optimale Personalausstattung: Zeit-Bewegungs-Studie mit Patientenklassifikation</w:t>
+      </w:r>
+    </w:p>
+    <w:p>
+      <w:r>
+        <w:rPr>
+          <w:i/>
+          <w:color w:val="666666"/>
+          <w:sz w:val="18"/>
+        </w:rPr>
+        <w:t>Biyik M et al.  ·  J Nurs Manag  ·  2026  ·  PMID 42661409</w:t>
+      </w:r>
+    </w:p>
+    <w:p>
+      <w:r>
+        <w:t>Beobachtungsstudie mit Zeiterfassung bei 20 Pflegekräften in zwei türkischen Stationen zur objektiven Arbeitsbelastung.</w:t>
+      </w:r>
+    </w:p>
+    <w:p>
+      <w:r>
+        <w:rPr>
+          <w:b/>
+        </w:rPr>
+        <w:t xml:space="preserve">Ergebnis: </w:t>
+      </w:r>
+      <w:r>
+        <w:t>Direkte Pflege 22,8–26,6% der Arbeitszeit, indirekte Pflege 31,1–32,9%, persönliche Aufgaben 34,6–42,3%. Direktpflegezeiten: 12,60/18,77/34,52 Min pro Patient (Lungenerkrankungen) bzw. 11,18/21,91/36,89 Min (Urologie) nach Klassifikation. Aktuelle Besetzung entspricht berechneten Optimalwert.</w:t>
+      </w:r>
+    </w:p>
+    <w:p>
+      <w:r>
+        <w:rPr>
+          <w:b/>
+          <w:sz w:val="19"/>
+        </w:rPr>
+        <w:t xml:space="preserve">Übertragbarkeit: </w:t>
+      </w:r>
+      <w:r>
+        <w:rPr>
+          <w:sz w:val="19"/>
+        </w:rPr>
+        <w:t>Türkei, Zeit-Bewegungsmethodik auf deutsches System übertragbar</w:t>
+      </w:r>
+    </w:p>
+    <w:p>
+      <w:r>
+        <w:rPr>
+          <w:color w:val="5A7D3A"/>
+          <w:sz w:val="18"/>
+        </w:rPr>
+        <w:t>https://pubmed.ncbi.nlm.nih.gov/42661409/</w:t>
+      </w:r>
+    </w:p>
+    <w:p>
+      <w:pPr>
+        <w:pStyle w:val="Heading2"/>
+      </w:pPr>
+      <w:r>
+        <w:t>Psychische Symptome bei Spinaler Muskelatrophie: Belastung von Patienten und Angehörigen</w:t>
+      </w:r>
+    </w:p>
+    <w:p>
+      <w:r>
+        <w:rPr>
+          <w:i/>
+          <w:color w:val="666666"/>
+          <w:sz w:val="18"/>
+        </w:rPr>
+        <w:t>Hussong J et al.  ·  Orphanet J Rare Dis  ·  26.08.2026  ·  PMID 42661209</w:t>
+      </w:r>
+    </w:p>
+    <w:p>
+      <w:r>
+        <w:t>Deutsche Studie mit Patienten und pflegenden Angehörigen von SMA-Erkrankten, die psychische Symptomatik erfasst.</w:t>
+      </w:r>
+    </w:p>
+    <w:p>
+      <w:r>
+        <w:rPr>
+          <w:b/>
+        </w:rPr>
+        <w:t xml:space="preserve">Ergebnis: </w:t>
+      </w:r>
+      <w:r>
+        <w:t>14,9% der Angehörigen zeigten psychische Symptome, besonders Personen, die SMA-Typ-1-Patienten betreuten. Symptomraten unterschieden sich nicht zwischen Motorikgruppen. Signifikante Korrelationen zwischen Angehörigen- und Patienten-Symptomen gefunden; psychotherapeutische Behandlung beeinflusste Symptomraten nicht signifikant.</w:t>
+      </w:r>
+    </w:p>
+    <w:p>
+      <w:r>
+        <w:rPr>
+          <w:b/>
+          <w:sz w:val="19"/>
+        </w:rPr>
+        <w:t xml:space="preserve">Übertragbarkeit: </w:t>
+      </w:r>
+      <w:r>
+        <w:rPr>
+          <w:sz w:val="19"/>
+        </w:rPr>
+        <w:t>Deutschland, nationale SMA-Registrierungsdaten</w:t>
+      </w:r>
+    </w:p>
+    <w:p>
+      <w:r>
+        <w:rPr>
+          <w:color w:val="5A7D3A"/>
+          <w:sz w:val="18"/>
+        </w:rPr>
+        <w:t>https://pubmed.ncbi.nlm.nih.gov/42661209/</w:t>
+      </w:r>
+    </w:p>
+    <w:p>
+      <w:pPr>
+        <w:pStyle w:val="Heading2"/>
+      </w:pPr>
+      <w:r>
+        <w:t>Sinnvolle Partizipation von Angehörigen in psychiatrischer Versorgung: Was braucht es</w:t>
+      </w:r>
+    </w:p>
+    <w:p>
+      <w:r>
+        <w:rPr>
+          <w:i/>
+          <w:color w:val="666666"/>
+          <w:sz w:val="18"/>
+        </w:rPr>
+        <w:t>Dietrich N et al.  ·  BMC Psychiatry  ·  26.08.2026  ·  PMID 42661201</w:t>
+      </w:r>
+    </w:p>
+    <w:p>
+      <w:r>
+        <w:t>Qualitative Studie mit 30 Angehörigen aus Deutschland zu ihren Erfahrungen und Erwartungen bei Beteiligung in der psychiatrischen Behandlung.</w:t>
+      </w:r>
+    </w:p>
+    <w:p>
+      <w:r>
+        <w:rPr>
+          <w:b/>
+        </w:rPr>
+        <w:t xml:space="preserve">Ergebnis: </w:t>
+      </w:r>
+      <w:r>
+        <w:t>Angehörige forderten netzwerk-bewusste Klinikkultur, Anerkennung als Partner, unterschiedliche Partizipationsformen je nach Phase (Schock-, Ausdauer-, Übergangsphasen). Ohne strukturelle und kulturelle Integration bleiben Partizipationsmöglichkeiten fragmentarisch und belastend.</w:t>
+      </w:r>
+    </w:p>
+    <w:p>
+      <w:r>
+        <w:rPr>
+          <w:b/>
+          <w:sz w:val="19"/>
+        </w:rPr>
+        <w:t xml:space="preserve">Übertragbarkeit: </w:t>
+      </w:r>
+      <w:r>
+        <w:rPr>
+          <w:sz w:val="19"/>
+        </w:rPr>
+        <w:t>Deutschland, strukturelle Rahmenbedingungen ähnlich wie deutsches System</w:t>
+      </w:r>
+    </w:p>
+    <w:p>
+      <w:r>
+        <w:rPr>
+          <w:color w:val="5A7D3A"/>
+          <w:sz w:val="18"/>
+        </w:rPr>
+        <w:t>https://pubmed.ncbi.nlm.nih.gov/42661201/</w:t>
+      </w:r>
+    </w:p>
+    <w:p>
+      <w:pPr>
+        <w:pStyle w:val="Heading2"/>
+      </w:pPr>
+      <w:r>
+        <w:t>Mitgefühlsmüdigkeit und Organisationsrisiken in pädiatrischer Onkologie: Strukturelle Defizite</w:t>
+      </w:r>
+    </w:p>
+    <w:p>
+      <w:r>
+        <w:rPr>
+          <w:i/>
+          <w:color w:val="666666"/>
+          <w:sz w:val="18"/>
+        </w:rPr>
+        <w:t>Galanti T et al.  ·  Int J Environ Res Public Health  ·  28.07.2026  ·  PMID 42652297</w:t>
+      </w:r>
+    </w:p>
+    <w:p>
+      <w:r>
+        <w:t>Qualitative Studie mit 15 Pflegekräften in italienischen Onko-Hospizen zu beruflichen Belastungsfaktoren und Organisationsmängeln.</w:t>
+      </w:r>
+    </w:p>
+    <w:p>
+      <w:r>
+        <w:rPr>
+          <w:b/>
+        </w:rPr>
+        <w:t xml:space="preserve">Ergebnis: </w:t>
+      </w:r>
+      <w:r>
+        <w:t>Berichtete Kündigungsabsicht korrelierte mit fehlender psychologischer Nachbetreuung, kumulativer emotionaler Belastung, insuffizienter Palliativschulung und quasi völliger Abwesenheit von organisationalem Vokabular für kollegiale Unterstützung.</w:t>
+      </w:r>
+    </w:p>
+    <w:p>
+      <w:r>
+        <w:rPr>
+          <w:b/>
+          <w:sz w:val="19"/>
+        </w:rPr>
+        <w:t xml:space="preserve">Übertragbarkeit: </w:t>
+      </w:r>
+      <w:r>
+        <w:rPr>
+          <w:sz w:val="19"/>
+        </w:rPr>
+        <w:t>Italien, vergleichbar europäische Pflegekontexte mit ähnlichen Stressoren</w:t>
+      </w:r>
+    </w:p>
+    <w:p>
+      <w:r>
+        <w:rPr>
+          <w:color w:val="5A7D3A"/>
+          <w:sz w:val="18"/>
+        </w:rPr>
+        <w:t>https://pubmed.ncbi.nlm.nih.gov/42652297/</w:t>
+      </w:r>
+    </w:p>
+    <w:p>
+      <w:pPr>
+        <w:pStyle w:val="Heading2"/>
+      </w:pPr>
+      <w:r>
+        <w:t>WHO-Schulung für Angehörige von Kindern mit Entwicklungsstörungen: Machbarkeit und Wirkung</w:t>
+      </w:r>
+    </w:p>
+    <w:p>
+      <w:r>
+        <w:rPr>
+          <w:i/>
+          <w:color w:val="666666"/>
+          <w:sz w:val="18"/>
+        </w:rPr>
+        <w:t>Megersa SW et al.  ·  BMC Health Serv Res  ·  08.08.2026  ·  PMID 42576219</w:t>
+      </w:r>
+    </w:p>
+    <w:p>
+      <w:r>
+        <w:t>Mixed-Methods-Studie in Äthiopien mit 127 Angehörigen und Vor-Nach-Design zu Effekten einer WHO-Caregiver-Skilltraining.</w:t>
+      </w:r>
+    </w:p>
+    <w:p>
+      <w:r>
+        <w:rPr>
+          <w:b/>
+        </w:rPr>
+        <w:t xml:space="preserve">Ergebnis: </w:t>
+      </w:r>
+      <w:r>
+        <w:t>Psychologische (Mdiff=3,01, p=0,019) und Umweltdomänen (Mdiff=4,97, p&lt;0,001) verbesserten sich signifikant. Gesamtlebensqualität und Gesamtbelastung zeigten Trends, erreichten aber nicht Signifikanz (p=0,052 bzw. 0,277). 100% Adhärenz bei denen mit ≥7 Sitzungen.</w:t>
+      </w:r>
+    </w:p>
+    <w:p>
+      <w:r>
+        <w:rPr>
+          <w:b/>
+          <w:sz w:val="19"/>
+        </w:rPr>
+        <w:t xml:space="preserve">Übertragbarkeit: </w:t>
+      </w:r>
+      <w:r>
+        <w:rPr>
+          <w:sz w:val="19"/>
+        </w:rPr>
+        <w:t>Äthiopien: Prinzipien ressourcentauglich, Anpassungen an Langzeitpflege möglich</w:t>
+      </w:r>
+    </w:p>
+    <w:p>
+      <w:r>
+        <w:rPr>
+          <w:color w:val="5A7D3A"/>
+          <w:sz w:val="18"/>
+        </w:rPr>
+        <w:t>https://pubmed.ncbi.nlm.nih.gov/42576219/</w:t>
+      </w:r>
+    </w:p>
+    <w:p>
+      <w:pPr>
+        <w:pStyle w:val="Heading2"/>
+      </w:pPr>
+      <w:r>
+        <w:t>Pflegeerfahrungen Angehöriger in pädiatrischer Onkologie: Was verbessert die Versorgungsqualität</w:t>
+      </w:r>
+    </w:p>
+    <w:p>
+      <w:r>
+        <w:rPr>
+          <w:i/>
+          <w:color w:val="666666"/>
+          <w:sz w:val="18"/>
+        </w:rPr>
+        <w:t>Wiśniewska K et al.  ·  J Nurs Scholarsh  ·  Sept. 2026  ·  PMID 42573535</w:t>
+      </w:r>
+    </w:p>
+    <w:p>
+      <w:r>
+        <w:t>Querschnittsstudie mit 813 primären Angehörigen von krebskranken Kindern in 14 polnischen Zentren zu ihren Versorgungserfahrungen.</w:t>
+      </w:r>
+    </w:p>
+    <w:p>
+      <w:r>
+        <w:rPr>
+          <w:b/>
+        </w:rPr>
+        <w:t xml:space="preserve">Ergebnis: </w:t>
+      </w:r>
+      <w:r>
+        <w:t>Höchste Zufriedenheit bei Reaktion auf Ruftaste (84,30%), niedrigste bei Fehlerprävention (25,66%). 68,39% gaben Bestnote für das Krankenhaus, 63,22% würden es empfehlen. Kommunikation und Komforterleben waren für Angehörige entscheidend.</w:t>
+      </w:r>
+    </w:p>
+    <w:p>
+      <w:r>
+        <w:rPr>
+          <w:b/>
+          <w:sz w:val="19"/>
+        </w:rPr>
+        <w:t xml:space="preserve">Übertragbarkeit: </w:t>
+      </w:r>
+      <w:r>
+        <w:rPr>
+          <w:sz w:val="19"/>
+        </w:rPr>
+        <w:t>Polen, europäische Versorgungsstrukturen, vergleichbare Anforderungen</w:t>
+      </w:r>
+    </w:p>
+    <w:p>
+      <w:r>
+        <w:rPr>
+          <w:color w:val="5A7D3A"/>
+          <w:sz w:val="18"/>
+        </w:rPr>
+        <w:t>https://pubmed.ncbi.nlm.nih.gov/42573535/</w:t>
       </w:r>
     </w:p>
     <w:p>

--- a/download/studien-archiv.docx
+++ b/download/studien-archiv.docx
@@ -62,7 +62,73 @@
           <w:color w:val="666666"/>
           <w:sz w:val="18"/>
         </w:rPr>
-        <w:t>Stand: 29.08.2026  |  44 Studien  |  pflege.m-vf.de</w:t>
+        <w:t>Stand: 30.08.2026  |  45 Studien  |  pflege.m-vf.de</w:t>
+      </w:r>
+    </w:p>
+    <w:p>
+      <w:pPr>
+        <w:pStyle w:val="Heading1"/>
+      </w:pPr>
+      <w:r>
+        <w:t>Aufgenommen am 30.08.2026</w:t>
+      </w:r>
+    </w:p>
+    <w:p>
+      <w:pPr>
+        <w:pStyle w:val="Heading2"/>
+      </w:pPr>
+      <w:r>
+        <w:t>Adaptive Leitungshandeln für Patientensicherheit in Intensivstationen: Lehren aus der Pandemie</w:t>
+      </w:r>
+    </w:p>
+    <w:p>
+      <w:r>
+        <w:rPr>
+          <w:i/>
+          <w:color w:val="666666"/>
+          <w:sz w:val="18"/>
+        </w:rPr>
+        <w:t>Berggren K et al.  ·  J Nurs Manag  ·  2026  ·  PMID 42667115</w:t>
+      </w:r>
+    </w:p>
+    <w:p>
+      <w:r>
+        <w:t>Schwedische Qualitativturstudie mit 15 Stationsleitern, wie erste Führungskräfte in der Intensivmedizin während COVID-19 Sicherheitsbedingungen, Ressourcenbelastung und Personalwohlbefinden handhaben.</w:t>
+      </w:r>
+    </w:p>
+    <w:p>
+      <w:r>
+        <w:rPr>
+          <w:b/>
+        </w:rPr>
+        <w:t xml:space="preserve">Ergebnis: </w:t>
+      </w:r>
+      <w:r>
+        <w:t>Adaptive Führung unter Flexibilität, kontinuierlichem Lernen und gegenseitiger Vertrauensbildung ermöglichte Managern, trotz Ressourcenmangel Patientensicherheit zu bewahren. Kernfunde: Konflikte zwischen Effizienz und Sicherheit; Bedeutung von Stabilität des Teams und Transparenz in Entscheidungen für die Patientensicherheit.</w:t>
+      </w:r>
+    </w:p>
+    <w:p>
+      <w:r>
+        <w:rPr>
+          <w:b/>
+          <w:sz w:val="19"/>
+        </w:rPr>
+        <w:t xml:space="preserve">Übertragbarkeit: </w:t>
+      </w:r>
+      <w:r>
+        <w:rPr>
+          <w:sz w:val="19"/>
+        </w:rPr>
+        <w:t>Schweden, direkt übertragbar auf deutschsprachige Intensivstationen mit ähnlichen Strukturen und Herausforderungen</w:t>
+      </w:r>
+    </w:p>
+    <w:p>
+      <w:r>
+        <w:rPr>
+          <w:color w:val="5A7D3A"/>
+          <w:sz w:val="18"/>
+        </w:rPr>
+        <w:t>https://pubmed.ncbi.nlm.nih.gov/42667115/</w:t>
       </w:r>
     </w:p>
     <w:p>

--- a/download/studien-archiv.docx
+++ b/download/studien-archiv.docx
@@ -62,7 +62,363 @@
           <w:color w:val="666666"/>
           <w:sz w:val="18"/>
         </w:rPr>
-        <w:t>Stand: 30.08.2026  |  45 Studien  |  pflege.m-vf.de</w:t>
+        <w:t>Stand: 31.08.2026  |  51 Studien  |  pflege.m-vf.de</w:t>
+      </w:r>
+    </w:p>
+    <w:p>
+      <w:pPr>
+        <w:pStyle w:val="Heading1"/>
+      </w:pPr>
+      <w:r>
+        <w:t>Aufgenommen am 31.08.2026</w:t>
+      </w:r>
+    </w:p>
+    <w:p>
+      <w:pPr>
+        <w:pStyle w:val="Heading2"/>
+      </w:pPr>
+      <w:r>
+        <w:t>Verwaltungsaufwand und unterlassene Pflege: Was Arbeitsbelastung im Krankenhaus bewirkt</w:t>
+      </w:r>
+    </w:p>
+    <w:p>
+      <w:r>
+        <w:rPr>
+          <w:i/>
+          <w:color w:val="666666"/>
+          <w:sz w:val="18"/>
+        </w:rPr>
+        <w:t>Paquay M et al.  ·  J Nurs Manag  ·  2026  ·  PMID 42668451</w:t>
+      </w:r>
+    </w:p>
+    <w:p>
+      <w:r>
+        <w:t>Querschnittsstudie mit 3.613 Krankenhausfachkräften und Pflegemanagern in Belgien (Sept.–Okt. 2024) zu Zusammenhang zwischen Verwaltungsaufwand, Health Technology Zufriedenheit, Arbeitsunzufriedenheit und dokumentierter unterlassener Pflege.</w:t>
+      </w:r>
+    </w:p>
+    <w:p>
+      <w:r>
+        <w:rPr>
+          <w:b/>
+        </w:rPr>
+        <w:t xml:space="preserve">Ergebnis: </w:t>
+      </w:r>
+      <w:r>
+        <w:t>Personal gab einen medianen Anteil von 18 % je Schicht für administrative und logistische Aufgaben an (Fachkräfte 20 %, Manager 10 %, p &lt; 0,001). 71,7 % waren insgesamt mit ihrem Job zufrieden, aber 72,1 % berichteten mindestens eine unterlassene Pflegeleistung. Höhere administrative Belastung korrelierte mit erhöhten Odds für Jobunzufriedenheit (ORa = 1,15 [95%-KI 1,10–1,20]) und mehr unterlassener Pflege (IRRa = 1,12 [1,04–1,20]). Unbefriedigtheit mit Health-Technologien zeigte ähnliche Muster (Jobunzufriedenheit ORa = 1,30 [1,07–1,58], unterlassene Pflege IRRa = 1,17 [1,10–1,24]).</w:t>
+      </w:r>
+    </w:p>
+    <w:p>
+      <w:r>
+        <w:rPr>
+          <w:b/>
+          <w:sz w:val="19"/>
+        </w:rPr>
+        <w:t xml:space="preserve">Übertragbarkeit: </w:t>
+      </w:r>
+      <w:r>
+        <w:rPr>
+          <w:sz w:val="19"/>
+        </w:rPr>
+        <w:t>Belgien mit vergleichbarem System, Datenqualität aus vollständiger Befragung</w:t>
+      </w:r>
+    </w:p>
+    <w:p>
+      <w:r>
+        <w:rPr>
+          <w:color w:val="5A7D3A"/>
+          <w:sz w:val="18"/>
+        </w:rPr>
+        <w:t>https://pubmed.ncbi.nlm.nih.gov/42668451/</w:t>
+      </w:r>
+    </w:p>
+    <w:p>
+      <w:pPr>
+        <w:pStyle w:val="Heading2"/>
+      </w:pPr>
+      <w:r>
+        <w:t>Unerfüllte Bedarfe für proaktives Gesundheitsmanagement in chinesischen Langzeitpflegeeinrichtungen</w:t>
+      </w:r>
+    </w:p>
+    <w:p>
+      <w:r>
+        <w:rPr>
+          <w:i/>
+          <w:color w:val="666666"/>
+          <w:sz w:val="18"/>
+        </w:rPr>
+        <w:t>Wang Y et al.  ·  Front Public Health  ·  14.08.2026  ·  PMID 42666148</w:t>
+      </w:r>
+    </w:p>
+    <w:p>
+      <w:r>
+        <w:t>Qualitative Studie mit 15 älteren Bewohnern mit Funktionseinschränkungen und 13 Pflegefachleuten in einer Langzeitpflegeeinrichtung in Chongqing (Juli–Sept. 2025) zu unerfüllten Bedürfnissen proaktiver Gesundheitsdienste.</w:t>
+      </w:r>
+    </w:p>
+    <w:p>
+      <w:r>
+        <w:rPr>
+          <w:b/>
+        </w:rPr>
+        <w:t xml:space="preserve">Ergebnis: </w:t>
+      </w:r>
+      <w:r>
+        <w:t>Vier zusammenhängende Hauptthemen: Autonomie und Gesundheitsentscheidungsbeteiligung, Verbesserung der Gesundheitskompetenz und kognitiven Befähigung, psychologische Motivation und soziale Verbundenheit, strukturelle Gesundheitsförderungsressourcen und Dienstsysteme. Kernaussage: Übergang von passiver kompensierender Pflege zu proaktivem Gesundheitsmanagement erfordert dreidimensionales Befähigungssystem (Individuum–Institution–Gesellschaft) mit Autonomie, Bildung, sozialen Netzwerken und integrierten Dienstketten.</w:t>
+      </w:r>
+    </w:p>
+    <w:p>
+      <w:r>
+        <w:rPr>
+          <w:b/>
+          <w:sz w:val="19"/>
+        </w:rPr>
+        <w:t xml:space="preserve">Übertragbarkeit: </w:t>
+      </w:r>
+      <w:r>
+        <w:rPr>
+          <w:sz w:val="19"/>
+        </w:rPr>
+        <w:t>China, Langzeitpflege; qualitativ mit klarem Maßnahmerahmen für ähnliche Systeme</w:t>
+      </w:r>
+    </w:p>
+    <w:p>
+      <w:r>
+        <w:rPr>
+          <w:color w:val="5A7D3A"/>
+          <w:sz w:val="18"/>
+        </w:rPr>
+        <w:t>https://pubmed.ncbi.nlm.nih.gov/42666148/</w:t>
+      </w:r>
+    </w:p>
+    <w:p>
+      <w:pPr>
+        <w:pStyle w:val="Heading2"/>
+      </w:pPr>
+      <w:r>
+        <w:t>Arzneimittelnebenwirkungsberichte von Gesundheitsfachleuten: Lücken zwischen Wissen und Meldeverhalten</w:t>
+      </w:r>
+    </w:p>
+    <w:p>
+      <w:r>
+        <w:rPr>
+          <w:i/>
+          <w:color w:val="666666"/>
+          <w:sz w:val="18"/>
+        </w:rPr>
+        <w:t>Silagadze N et al.  ·  BMC Health Serv Res  ·  22.07.2026  ·  PMID 42665790</w:t>
+      </w:r>
+    </w:p>
+    <w:p>
+      <w:r>
+        <w:t>Querschnittsstudie in Georgien (April 2023–Juni 2024) mit 342 Ärzten und 342 Pflegefachleuten zu Wissen, Haltungen und Meldepraktiken bei Arzneimittelnebenwirkungen.</w:t>
+      </w:r>
+    </w:p>
+    <w:p>
+      <w:r>
+        <w:rPr>
+          <w:b/>
+        </w:rPr>
+        <w:t xml:space="preserve">Ergebnis: </w:t>
+      </w:r>
+      <w:r>
+        <w:t>76,3 % der Befragten erlebten Nebenwirkungen in ihrer Praxis, aber nur 12,95 % meldeten diese. Keine der Pflegefachleute und nur 10,2 % der Ärzte nutzten das offizielle Meldungsformular. Hauptbarrieren waren Mangel an Bewusstsein für das nationale Meldesystem (91,7 %), Unsicherheit über den Prozess (76,9 %) und Unterschätzung der Schwere (40,8 %). Ärzte hatten höhere Wissenswerte als Pflegefachleute (19 vs. 16; p &lt; 0,001), Pflegefachleute aber positivere Einstellung (6 vs. 5,6; p &lt; 0,001).</w:t>
+      </w:r>
+    </w:p>
+    <w:p>
+      <w:r>
+        <w:rPr>
+          <w:b/>
+          <w:sz w:val="19"/>
+        </w:rPr>
+        <w:t xml:space="preserve">Übertragbarkeit: </w:t>
+      </w:r>
+      <w:r>
+        <w:rPr>
+          <w:sz w:val="19"/>
+        </w:rPr>
+        <w:t>Gering: Georgien – Befund zeigt aber generische Lücke zwischen Erlebnis und Meldebereitschaft</w:t>
+      </w:r>
+    </w:p>
+    <w:p>
+      <w:r>
+        <w:rPr>
+          <w:color w:val="5A7D3A"/>
+          <w:sz w:val="18"/>
+        </w:rPr>
+        <w:t>https://pubmed.ncbi.nlm.nih.gov/42665790/</w:t>
+      </w:r>
+    </w:p>
+    <w:p>
+      <w:pPr>
+        <w:pStyle w:val="Heading2"/>
+      </w:pPr>
+      <w:r>
+        <w:t>Forschungskompetenz bei Pflegefachkräften in der Intensivmedizin: Barrieren und Chancen</w:t>
+      </w:r>
+    </w:p>
+    <w:p>
+      <w:r>
+        <w:rPr>
+          <w:i/>
+          <w:color w:val="666666"/>
+          <w:sz w:val="18"/>
+        </w:rPr>
+        <w:t>Batalla MGAP et al.  ·  Nurs Crit Care  ·  Sept. 2026  ·  PMID 42661391</w:t>
+      </w:r>
+    </w:p>
+    <w:p>
+      <w:r>
+        <w:t>Gemischte Studie (Umfrage und Fokusgruppen) mit britischen Intensivpflegefachkräften zu Selbsteinschätzung ihrer Forschungskompetenz, organisatorischen Barrieren und Rolle der Forschungsverbindungsfachkraft.</w:t>
+      </w:r>
+    </w:p>
+    <w:p>
+      <w:r>
+        <w:rPr>
+          <w:b/>
+        </w:rPr>
+        <w:t xml:space="preserve">Ergebnis: </w:t>
+      </w:r>
+      <w:r>
+        <w:t>Pflegefachkräfte zeigten moderate Vertrautheit mit Forschungskompetenzen. Thematische Analyse der Fokusgruppen hob organisatorische Barrieren und die Rolle der Research-Link-Nurse als Schlüsselfaktoren hervor, um Vertrauen in Forschungsaktivitäten zu stärken. Keine genauen Zahlenangaben zu Kompetenzausprägungen im Abstract berichtet.</w:t>
+      </w:r>
+    </w:p>
+    <w:p>
+      <w:r>
+        <w:rPr>
+          <w:b/>
+          <w:sz w:val="19"/>
+        </w:rPr>
+        <w:t xml:space="preserve">Übertragbarkeit: </w:t>
+      </w:r>
+      <w:r>
+        <w:rPr>
+          <w:sz w:val="19"/>
+        </w:rPr>
+        <w:t>UK-Klinikkontext, organisatorische Befunde ggf. teilweise übertragbar</w:t>
+      </w:r>
+    </w:p>
+    <w:p>
+      <w:r>
+        <w:rPr>
+          <w:color w:val="5A7D3A"/>
+          <w:sz w:val="18"/>
+        </w:rPr>
+        <w:t>https://pubmed.ncbi.nlm.nih.gov/42661391/</w:t>
+      </w:r>
+    </w:p>
+    <w:p>
+      <w:pPr>
+        <w:pStyle w:val="Heading2"/>
+      </w:pPr>
+      <w:r>
+        <w:t>Belastung von Angehörigen schwerverletzter Patienten: Psychische Folgen und Unterstützungsbedarf</w:t>
+      </w:r>
+    </w:p>
+    <w:p>
+      <w:r>
+        <w:rPr>
+          <w:i/>
+          <w:color w:val="666666"/>
+          <w:sz w:val="18"/>
+        </w:rPr>
+        <w:t>Van Ditshuizen JC et al.  ·  Eur J Trauma Emerg Surg  ·  24.08.2026  ·  PMID 42635672</w:t>
+      </w:r>
+    </w:p>
+    <w:p>
+      <w:r>
+        <w:t>Systematischer Review europäischer Studien (2000–2025) zu patientenberichteten Ergebnissen durch Angehörige (SOROMs) bei schwerverletzten Patienten, davon 90 % mit traumatischer Hirnverletzung.</w:t>
+      </w:r>
+    </w:p>
+    <w:p>
+      <w:r>
+        <w:rPr>
+          <w:b/>
+        </w:rPr>
+        <w:t xml:space="preserve">Ergebnis: </w:t>
+      </w:r>
+      <w:r>
+        <w:t>30 Studien eingeschlossen, überwiegend aus West- und Nordeuropa. 67 % der Studien (n=20) zeigten subakute und langfristige Reduktion der gesundheitsbezogenen Lebensqualität von Angehörigen mit hoher Prävalenz (28–56 %) depressiver, Angst- und Stresssymptome. 53 % (n=16) berichteten etwa 50 % unerfüllter Familienbedarfe (Information, emotionale Unterstützung) und disproportionale Pflegelast verbunden mit Einsamkeit und Lebenszufriedenheit. Ergebnisse von Angehörigen und Patienten liefen parallel und waren mit Bewältigungsstrategien assoziiert.</w:t>
+      </w:r>
+    </w:p>
+    <w:p>
+      <w:r>
+        <w:rPr>
+          <w:b/>
+          <w:sz w:val="19"/>
+        </w:rPr>
+        <w:t xml:space="preserve">Übertragbarkeit: </w:t>
+      </w:r>
+      <w:r>
+        <w:rPr>
+          <w:sz w:val="19"/>
+        </w:rPr>
+        <w:t>Europäische Daten, Thema pflegerelevant für Angehörigenentlastung</w:t>
+      </w:r>
+    </w:p>
+    <w:p>
+      <w:r>
+        <w:rPr>
+          <w:color w:val="5A7D3A"/>
+          <w:sz w:val="18"/>
+        </w:rPr>
+        <w:t>https://pubmed.ncbi.nlm.nih.gov/42635672/</w:t>
+      </w:r>
+    </w:p>
+    <w:p>
+      <w:pPr>
+        <w:pStyle w:val="Heading2"/>
+      </w:pPr>
+      <w:r>
+        <w:t>Persönliche und organisatorische Faktoren bei Pflegediagnosen: Clusteranalyse und Maßnahmenpotenzial</w:t>
+      </w:r>
+    </w:p>
+    <w:p>
+      <w:r>
+        <w:rPr>
+          <w:i/>
+          <w:color w:val="666666"/>
+          <w:sz w:val="18"/>
+        </w:rPr>
+        <w:t>Bozzetti M et al.  ·  Int J Nurs Knowl  ·  24.08.2026  ·  PMID 42635540</w:t>
+      </w:r>
+    </w:p>
+    <w:p>
+      <w:r>
+        <w:t>Querschnittsstudie mit 444 Pflegefachkräften aus zwei italienischen Krankenhäusern (2024) zu Überzeugungen und Umgebungsfaktoren bei Einsatz von Pflegediagnosen mittels Clusteranalyse.</w:t>
+      </w:r>
+    </w:p>
+    <w:p>
+      <w:r>
+        <w:rPr>
+          <w:b/>
+        </w:rPr>
+        <w:t xml:space="preserve">Ergebnis: </w:t>
+      </w:r>
+      <w:r>
+        <w:t>85,36 % weiblich, mittleres Alter 40,1 Jahre. Clusteranalyse identifizierte drei Gruppen: 37,4 % positive Überzeugungen, 48,6 % neutrale und 14 % negative Überzeugungen. Pflegefachkräfte in der positiven Gruppe zeigten stärkere klinische Reasoning-Kompetenzen und günstigere Wahrnehmung der Arbeitsumgebung. Signifikante Unterschiede zwischen Clustern bei Arbeitsumgebungssubskalen und Verhaltensüberzeugungen. Empfehlung: maßgeschneiderte Strategien zur Verbesserung des klinischen Reasoning und der Arbeitsumgebung.</w:t>
+      </w:r>
+    </w:p>
+    <w:p>
+      <w:r>
+        <w:rPr>
+          <w:b/>
+          <w:sz w:val="19"/>
+        </w:rPr>
+        <w:t xml:space="preserve">Übertragbarkeit: </w:t>
+      </w:r>
+      <w:r>
+        <w:rPr>
+          <w:sz w:val="19"/>
+        </w:rPr>
+        <w:t>Italien, Europa; Clustermethode auf andere Länder übertragbar</w:t>
+      </w:r>
+    </w:p>
+    <w:p>
+      <w:r>
+        <w:rPr>
+          <w:color w:val="5A7D3A"/>
+          <w:sz w:val="18"/>
+        </w:rPr>
+        <w:t>https://pubmed.ncbi.nlm.nih.gov/42635540/</w:t>
       </w:r>
     </w:p>
     <w:p>

--- a/download/studien-archiv.docx
+++ b/download/studien-archiv.docx
@@ -62,7 +62,363 @@
           <w:color w:val="666666"/>
           <w:sz w:val="18"/>
         </w:rPr>
-        <w:t>Stand: 31.08.2026  |  51 Studien  |  pflege.m-vf.de</w:t>
+        <w:t>Stand: 01.09.2026  |  57 Studien  |  pflege.m-vf.de</w:t>
+      </w:r>
+    </w:p>
+    <w:p>
+      <w:pPr>
+        <w:pStyle w:val="Heading1"/>
+      </w:pPr>
+      <w:r>
+        <w:t>Aufgenommen am 01.09.2026</w:t>
+      </w:r>
+    </w:p>
+    <w:p>
+      <w:pPr>
+        <w:pStyle w:val="Heading2"/>
+      </w:pPr>
+      <w:r>
+        <w:t>Kündigungsgründe nach Generationen: Was Pflegefachkräfte zum Weggehen bewegt</w:t>
+      </w:r>
+    </w:p>
+    <w:p>
+      <w:r>
+        <w:rPr>
+          <w:i/>
+          <w:color w:val="666666"/>
+          <w:sz w:val="18"/>
+        </w:rPr>
+        <w:t>Cesaro E et al.  ·  J Nurs Manag  ·  2026  ·  PMID 42671034</w:t>
+      </w:r>
+    </w:p>
+    <w:p>
+      <w:r>
+        <w:t>Qualitative Studie mit 66 italienischen Pflegekräften, die gekündigt haben, zu Austrittsursachen nach Alter und Lebenslage.</w:t>
+      </w:r>
+    </w:p>
+    <w:p>
+      <w:r>
+        <w:rPr>
+          <w:b/>
+        </w:rPr>
+        <w:t xml:space="preserve">Ergebnis: </w:t>
+      </w:r>
+      <w:r>
+        <w:t>Junge Pflegekräfte (Gen Z) nannten Onboarding-Mängel und Karriere-Hürden; mittlere Jahrgänge (Gen Y) Arbeitsbelastung und fehlende Anerkennung; ältere (Gen X) physische Belastung und logistische Barrieren. Durchgehend genannte Faktoren: chronische Unterbesetzung, mangelnde Flexibilität, schwache Führungsunterstützung.</w:t>
+      </w:r>
+    </w:p>
+    <w:p>
+      <w:r>
+        <w:rPr>
+          <w:b/>
+          <w:sz w:val="19"/>
+        </w:rPr>
+        <w:t xml:space="preserve">Übertragbarkeit: </w:t>
+      </w:r>
+      <w:r>
+        <w:rPr>
+          <w:sz w:val="19"/>
+        </w:rPr>
+        <w:t>Italien, vergleichbare Klinikstruktur, Aussagen zu generationsspezifischen Bedürfnissen relevant für deutsches Fachkräftemanagement.</w:t>
+      </w:r>
+    </w:p>
+    <w:p>
+      <w:r>
+        <w:rPr>
+          <w:color w:val="5A7D3A"/>
+          <w:sz w:val="18"/>
+        </w:rPr>
+        <w:t>https://pubmed.ncbi.nlm.nih.gov/42671034/</w:t>
+      </w:r>
+    </w:p>
+    <w:p>
+      <w:pPr>
+        <w:pStyle w:val="Heading2"/>
+      </w:pPr>
+      <w:r>
+        <w:t>Burnout bei Hebammen vorhersagen: Ein Prognose-Nomogramm mit sechs Risikofaktoren</w:t>
+      </w:r>
+    </w:p>
+    <w:p>
+      <w:r>
+        <w:rPr>
+          <w:i/>
+          <w:color w:val="666666"/>
+          <w:sz w:val="18"/>
+        </w:rPr>
+        <w:t>Zhan Y et al.  ·  J Nurs Manag  ·  2026  ·  PMID 42670673</w:t>
+      </w:r>
+    </w:p>
+    <w:p>
+      <w:r>
+        <w:t>Querschnittstudie mit 209 chinesischen Hebammen zur Vorhersage von Compassion Fatigue anhand von Stressmodellen.</w:t>
+      </w:r>
+    </w:p>
+    <w:p>
+      <w:r>
+        <w:rPr>
+          <w:b/>
+        </w:rPr>
+        <w:t xml:space="preserve">Ergebnis: </w:t>
+      </w:r>
+      <w:r>
+        <w:t>91,86 % der Hebammen zeigten irgendein Maß an Compassion Fatigue; 63,6 % moderate bis schwere Ausprägung. Sechs unabhängige Prädiktoren: Alter, Schlafqualität, wahrgenommene Anerkennung, Häufigkeit traumatischer Ereignisse, positive/negative Bewältigungsstrategien. Nomogramm-AUC 0,82 (95%-KI 0,76–0,88).</w:t>
+      </w:r>
+    </w:p>
+    <w:p>
+      <w:r>
+        <w:rPr>
+          <w:b/>
+          <w:sz w:val="19"/>
+        </w:rPr>
+        <w:t xml:space="preserve">Übertragbarkeit: </w:t>
+      </w:r>
+      <w:r>
+        <w:rPr>
+          <w:sz w:val="19"/>
+        </w:rPr>
+        <w:t>China, aber Risikomodell universell, Screening-Tool für alle Geburtshilfe-Settings adaptierbar.</w:t>
+      </w:r>
+    </w:p>
+    <w:p>
+      <w:r>
+        <w:rPr>
+          <w:color w:val="5A7D3A"/>
+          <w:sz w:val="18"/>
+        </w:rPr>
+        <w:t>https://pubmed.ncbi.nlm.nih.gov/42670673/</w:t>
+      </w:r>
+    </w:p>
+    <w:p>
+      <w:pPr>
+        <w:pStyle w:val="Heading2"/>
+      </w:pPr>
+      <w:r>
+        <w:t>Arbeitszeit-Flexibilität und Pflegekraft-Verbleib: Evidenz aus Jordanien</w:t>
+      </w:r>
+    </w:p>
+    <w:p>
+      <w:r>
+        <w:rPr>
+          <w:i/>
+          <w:color w:val="666666"/>
+          <w:sz w:val="18"/>
+        </w:rPr>
+        <w:t>Odaibat R et al.  ·  J Nurs Manag  ·  2026  ·  PMID 42670662</w:t>
+      </w:r>
+    </w:p>
+    <w:p>
+      <w:r>
+        <w:t>Querschnittsstudie mit 155 Pflegekräften aus fünf jordanischen Krankenhäusern zur Frage, ob flexible Arbeitspläne Retention beeinflussen.</w:t>
+      </w:r>
+    </w:p>
+    <w:p>
+      <w:r>
+        <w:rPr>
+          <w:b/>
+        </w:rPr>
+        <w:t xml:space="preserve">Ergebnis: </w:t>
+      </w:r>
+      <w:r>
+        <w:t>Scheduling-Flexibilität und Verbleib korrelierten stark positiv (r = 0,79, p &lt; 0,01). Zu viele Nachtschichten, hohe Arbeitsbelastung und starre Zeitpläne waren signifikante negative Prädiktoren. Flexibilität als Managementstrategie erklärt Unterschiede in Kündigungsabsichten.</w:t>
+      </w:r>
+    </w:p>
+    <w:p>
+      <w:r>
+        <w:rPr>
+          <w:b/>
+          <w:sz w:val="19"/>
+        </w:rPr>
+        <w:t xml:space="preserve">Übertragbarkeit: </w:t>
+      </w:r>
+      <w:r>
+        <w:rPr>
+          <w:sz w:val="19"/>
+        </w:rPr>
+        <w:t>Mittlerer Osten, aber Zusammenhang zwischen Flexibilität und Verbleib in europäischen Sozialversicherungssystemen ähnlich relevant.</w:t>
+      </w:r>
+    </w:p>
+    <w:p>
+      <w:r>
+        <w:rPr>
+          <w:color w:val="5A7D3A"/>
+          <w:sz w:val="18"/>
+        </w:rPr>
+        <w:t>https://pubmed.ncbi.nlm.nih.gov/42670662/</w:t>
+      </w:r>
+    </w:p>
+    <w:p>
+      <w:pPr>
+        <w:pStyle w:val="Heading2"/>
+      </w:pPr>
+      <w:r>
+        <w:t>Palliativkompetenz bei Krebspflegekräften: Drei Leistungsprofile und ihre Determinanten</w:t>
+      </w:r>
+    </w:p>
+    <w:p>
+      <w:r>
+        <w:rPr>
+          <w:i/>
+          <w:color w:val="666666"/>
+          <w:sz w:val="18"/>
+        </w:rPr>
+        <w:t>Yu Y et al.  ·  PeerJ  ·  26.08.2026  ·  PMID 42670410</w:t>
+      </w:r>
+    </w:p>
+    <w:p>
+      <w:r>
+        <w:t>Latente Profilanalyse bei 241 chinesischen Krebspflegekräften zur Heterogenität in Palliativkompetenz-Dimensionen.</w:t>
+      </w:r>
+    </w:p>
+    <w:p>
+      <w:r>
+        <w:rPr>
+          <w:b/>
+        </w:rPr>
+        <w:t xml:space="preserve">Ergebnis: </w:t>
+      </w:r>
+      <w:r>
+        <w:t>Drei Profile: 27 % niedrige, 45 % mittlere, 28 % hohe Kompetenz. Hochkompetente zeigten 1,8-fach höheres ethisches Urteilsvermögen, 2,4-fach bessere klinische Praktiken, 2,0-fach bessere psychische Anpassung (alle p &lt; 0,001). Systematisches Palliativ-Training assoziiert mit hohem Profil (OR = 3,21, 95%-KI 1,30–7,94).</w:t>
+      </w:r>
+    </w:p>
+    <w:p>
+      <w:r>
+        <w:rPr>
+          <w:b/>
+          <w:sz w:val="19"/>
+        </w:rPr>
+        <w:t xml:space="preserve">Übertragbarkeit: </w:t>
+      </w:r>
+      <w:r>
+        <w:rPr>
+          <w:sz w:val="19"/>
+        </w:rPr>
+        <w:t>China, aber Trainingseffekt universell; Befund zur Notwendigkeit strukturierter Palliativausbildung auf alle Systeme übertragbar.</w:t>
+      </w:r>
+    </w:p>
+    <w:p>
+      <w:r>
+        <w:rPr>
+          <w:color w:val="5A7D3A"/>
+          <w:sz w:val="18"/>
+        </w:rPr>
+        <w:t>https://pubmed.ncbi.nlm.nih.gov/42670410/</w:t>
+      </w:r>
+    </w:p>
+    <w:p>
+      <w:pPr>
+        <w:pStyle w:val="Heading2"/>
+      </w:pPr>
+      <w:r>
+        <w:t>Psychische Erkrankung im Heim und Zuhause: Vergleich von Verwaltungs- und Assessmentdaten</w:t>
+      </w:r>
+    </w:p>
+    <w:p>
+      <w:r>
+        <w:rPr>
+          <w:i/>
+          <w:color w:val="666666"/>
+          <w:sz w:val="18"/>
+        </w:rPr>
+        <w:t>Marrie RA et al.  ·  Int J Methods Psychiatr Res  ·  Sept. 2026  ·  PMID 42669965</w:t>
+      </w:r>
+    </w:p>
+    <w:p>
+      <w:r>
+        <w:t>Vergleichende Analyse von Verwaltungsdaten und RAI-Diagnosen bei 493.895 Heimklienten und 357.117 Pflegeheim-Bewohnern in drei kanadischen Provinzen.</w:t>
+      </w:r>
+    </w:p>
+    <w:p>
+      <w:r>
+        <w:rPr>
+          <w:b/>
+        </w:rPr>
+        <w:t xml:space="preserve">Ergebnis: </w:t>
+      </w:r>
+      <w:r>
+        <w:t>Depression am häufigsten (administrative Daten: 29–34 % Heim, 21–51 % Pflegeheim); Übereinstimmung zwischen Datenquellen moderat (Depression κ = 0,33–0,57). Jüngeres Alter, Demenz und mehr Arztbesuche waren mit Abweichungen assoziiert. Rabiates Problem: Unterschiedliche Prävalenzschätzungen je nach Datenquelle.</w:t>
+      </w:r>
+    </w:p>
+    <w:p>
+      <w:r>
+        <w:rPr>
+          <w:b/>
+          <w:sz w:val="19"/>
+        </w:rPr>
+        <w:t xml:space="preserve">Übertragbarkeit: </w:t>
+      </w:r>
+      <w:r>
+        <w:rPr>
+          <w:sz w:val="19"/>
+        </w:rPr>
+        <w:t>Kanada mit Vollversicherung, aber Messungenauigkeiten auch für Deutschland relevant bei Qualitätsberichterstattung und Indikatorenentwicklung.</w:t>
+      </w:r>
+    </w:p>
+    <w:p>
+      <w:r>
+        <w:rPr>
+          <w:color w:val="5A7D3A"/>
+          <w:sz w:val="18"/>
+        </w:rPr>
+        <w:t>https://pubmed.ncbi.nlm.nih.gov/42669965/</w:t>
+      </w:r>
+    </w:p>
+    <w:p>
+      <w:pPr>
+        <w:pStyle w:val="Heading2"/>
+      </w:pPr>
+      <w:r>
+        <w:t>Schlafqualität von Patienten im Krankenhaus: Was Nachtwachen an Versorgung bewirken</w:t>
+      </w:r>
+    </w:p>
+    <w:p>
+      <w:r>
+        <w:rPr>
+          <w:i/>
+          <w:color w:val="666666"/>
+          <w:sz w:val="18"/>
+        </w:rPr>
+        <w:t>Bellon F et al.  ·  Worldviews Evid Based Nurs  ·  Aug. 2026  ·  PMID 42669835</w:t>
+      </w:r>
+    </w:p>
+    <w:p>
+      <w:r>
+        <w:t>Multizentrisches Beobachtungsstudie in 12 spanischen Kliniken mit 383 Patienten zur Frage, wie nächtliche Pflegemaßnahmen die Schlafqualität beeinflussen.</w:t>
+      </w:r>
+    </w:p>
+    <w:p>
+      <w:r>
+        <w:rPr>
+          <w:b/>
+        </w:rPr>
+        <w:t xml:space="preserve">Ergebnis: </w:t>
+      </w:r>
+      <w:r>
+        <w:t>71 % der Patienten hatten schlechten Schlaf bei Aufnahme, verschärft sich auf 85,9 % im Verlauf. Jeder Tag mit Interventionen korrelierte mit schlechterer Schlafqualität; Blutentnahme und Angstmanagement zeigten geschlechtsspezifische Effekte. Zimmergenossen und nächtliche Maßnahmen waren Hauptfaktoren.</w:t>
+      </w:r>
+    </w:p>
+    <w:p>
+      <w:r>
+        <w:rPr>
+          <w:b/>
+          <w:sz w:val="19"/>
+        </w:rPr>
+        <w:t xml:space="preserve">Übertragbarkeit: </w:t>
+      </w:r>
+      <w:r>
+        <w:rPr>
+          <w:sz w:val="19"/>
+        </w:rPr>
+        <w:t>Spanische Akutkliniken, vergleichbare Patientenversorgung, Befunde zur Schlafhygiene auf deutsche Kliniken übertragbar.</w:t>
+      </w:r>
+    </w:p>
+    <w:p>
+      <w:r>
+        <w:rPr>
+          <w:color w:val="5A7D3A"/>
+          <w:sz w:val="18"/>
+        </w:rPr>
+        <w:t>https://pubmed.ncbi.nlm.nih.gov/42669835/</w:t>
       </w:r>
     </w:p>
     <w:p>

--- a/download/studien-archiv.docx
+++ b/download/studien-archiv.docx
@@ -62,7 +62,363 @@
           <w:color w:val="666666"/>
           <w:sz w:val="18"/>
         </w:rPr>
-        <w:t>Stand: 01.09.2026  |  57 Studien  |  pflege.m-vf.de</w:t>
+        <w:t>Stand: 02.09.2026  |  63 Studien  |  pflege.m-vf.de</w:t>
+      </w:r>
+    </w:p>
+    <w:p>
+      <w:pPr>
+        <w:pStyle w:val="Heading1"/>
+      </w:pPr>
+      <w:r>
+        <w:t>Aufgenommen am 02.09.2026</w:t>
+      </w:r>
+    </w:p>
+    <w:p>
+      <w:pPr>
+        <w:pStyle w:val="Heading2"/>
+      </w:pPr>
+      <w:r>
+        <w:t xml:space="preserve"> Akzeptanz- und Commitment-Therapie für pflegende Angehörige: was verbessert sich an ihrer Belastung?</w:t>
+      </w:r>
+    </w:p>
+    <w:p>
+      <w:r>
+        <w:rPr>
+          <w:i/>
+          <w:color w:val="666666"/>
+          <w:sz w:val="18"/>
+        </w:rPr>
+        <w:t>Teng L et al.  ·  Medicine (Baltimore)  ·  28.08.2026  ·  PMID 42675746</w:t>
+      </w:r>
+    </w:p>
+    <w:p>
+      <w:r>
+        <w:t xml:space="preserve"> Randomisierte kontrollierte Studie mit 106 pflegenden Angehörigen von Stoma-Patienten in China, Vergleich: ACT (12 Wochen, n=53) versus Standardpflege (n=53).</w:t>
+      </w:r>
+    </w:p>
+    <w:p>
+      <w:r>
+        <w:rPr>
+          <w:b/>
+        </w:rPr>
+        <w:t xml:space="preserve">Ergebnis: </w:t>
+      </w:r>
+      <w:r>
+        <w:t xml:space="preserve"> Psychologische Resilienz (Connor-Davidson): 24,94±7,69 vs 20,89±6,66, p&lt;0,05. Psychologische Flexibilität (AAQ-II): 19,57±7,78 vs 24,04±8,39, p&lt;0,05. Caregiving-Fähigkeit (FCTI): 7,75±3,69 vs 12,57±6,76, p&lt;0,05. Benefit Finding: 86,58±7,47 vs 78,75±8,12, p&lt;0,05. ACT führte zu klinisch relevanten Verbesserungen in Resilienz, Flexibilität, Caregiving und Benefit-Finding.</w:t>
+      </w:r>
+    </w:p>
+    <w:p>
+      <w:r>
+        <w:rPr>
+          <w:b/>
+          <w:sz w:val="19"/>
+        </w:rPr>
+        <w:t xml:space="preserve">Übertragbarkeit: </w:t>
+      </w:r>
+      <w:r>
+        <w:rPr>
+          <w:sz w:val="19"/>
+        </w:rPr>
+        <w:t>China, aber Mechanismus der Belastungsreduktion übertragbar, ACT international etabliert.</w:t>
+      </w:r>
+    </w:p>
+    <w:p>
+      <w:r>
+        <w:rPr>
+          <w:color w:val="5A7D3A"/>
+          <w:sz w:val="18"/>
+        </w:rPr>
+        <w:t>https://pubmed.ncbi.nlm.nih.gov/42675746/</w:t>
+      </w:r>
+    </w:p>
+    <w:p>
+      <w:pPr>
+        <w:pStyle w:val="Heading2"/>
+      </w:pPr>
+      <w:r>
+        <w:t xml:space="preserve"> Pflegefachkräfte im Case Management ambulanter älterer Menschen: was bewirkt es wirklich?</w:t>
+      </w:r>
+    </w:p>
+    <w:p>
+      <w:r>
+        <w:rPr>
+          <w:i/>
+          <w:color w:val="666666"/>
+          <w:sz w:val="18"/>
+        </w:rPr>
+        <w:t>Mieda K et al.  ·  Int J Older People Nurs  ·  Sept. 2026  ·  PMID 42675567</w:t>
+      </w:r>
+    </w:p>
+    <w:p>
+      <w:r>
+        <w:t xml:space="preserve"> Systematischer Review und Metaanalyse von 15 RCTs mit 7995 älteren Menschen zu Case-Management-Interventionen durch Pflegefachkräfte versus Standardversorgung.</w:t>
+      </w:r>
+    </w:p>
+    <w:p>
+      <w:r>
+        <w:rPr>
+          <w:b/>
+        </w:rPr>
+        <w:t xml:space="preserve">Ergebnis: </w:t>
+      </w:r>
+      <w:r>
+        <w:t xml:space="preserve"> Institutionalisierung, Krankenhausaufnahmen und Sterblichkeit: very low certainty, keine relevanten Unterschiede. Lebensqualität (physisch): SMD 0,08 (95%-KI 0,00–0,15), moderate Gewissheit, nur geringe Verbesserung. Psychische Lebensqualität: wahrscheinlich leichte Verbesserung, Konfidenzintervall berührt Null. Physische Funktion: kein Unterschied.</w:t>
+      </w:r>
+    </w:p>
+    <w:p>
+      <w:r>
+        <w:rPr>
+          <w:b/>
+          <w:sz w:val="19"/>
+        </w:rPr>
+        <w:t xml:space="preserve">Übertragbarkeit: </w:t>
+      </w:r>
+      <w:r>
+        <w:rPr>
+          <w:sz w:val="19"/>
+        </w:rPr>
+        <w:t>Überwiegend westliche Länder mit ähnlichen Versorgungsstrukturen, eingeschränkte Übertragbarkeit auf deutsches Langzeitpflegesystem.</w:t>
+      </w:r>
+    </w:p>
+    <w:p>
+      <w:r>
+        <w:rPr>
+          <w:color w:val="5A7D3A"/>
+          <w:sz w:val="18"/>
+        </w:rPr>
+        <w:t>https://pubmed.ncbi.nlm.nih.gov/42675567/</w:t>
+      </w:r>
+    </w:p>
+    <w:p>
+      <w:pPr>
+        <w:pStyle w:val="Heading2"/>
+      </w:pPr>
+      <w:r>
+        <w:t xml:space="preserve"> Insulin infusionsprotokolle in italienischen Intensivstationen: Variabilität pflegerischer Praxis</w:t>
+      </w:r>
+    </w:p>
+    <w:p>
+      <w:r>
+        <w:rPr>
+          <w:i/>
+          <w:color w:val="666666"/>
+          <w:sz w:val="18"/>
+        </w:rPr>
+        <w:t>Pujia C et al.  ·  Nurs Crit Care  ·  Sept. 2026  ·  PMID 42670715</w:t>
+      </w:r>
+    </w:p>
+    <w:p>
+      <w:r>
+        <w:t>Nationale Querschnittsbefragung von 128 Intensivpflegekräften zu Protokollen für kontinuierliche intravenöse Insulininfusion, deren Variabilität und Einhaltung.</w:t>
+      </w:r>
+    </w:p>
+    <w:p>
+      <w:r>
+        <w:rPr>
+          <w:b/>
+        </w:rPr>
+        <w:t xml:space="preserve">Ergebnis: </w:t>
+      </w:r>
+      <w:r>
+        <w:t>93,0 % (n=119) berichteten standardisierte Protokolle, aber erhebliche Variabilität in Initialisierungsschwellen (50,0 % bei 180 mg/dL), Messmethoden und Überwachungsfrequenz. Mediane Überwachungsintervalle vor Stabilisierung: 120 min (IQR 60–240), überschreitet empfohlenene Häufigkeit. Variabilität besonders bei Initialisierungsschwellen und Messmethoden vor Stabilisierung.</w:t>
+      </w:r>
+    </w:p>
+    <w:p>
+      <w:r>
+        <w:rPr>
+          <w:b/>
+          <w:sz w:val="19"/>
+        </w:rPr>
+        <w:t xml:space="preserve">Übertragbarkeit: </w:t>
+      </w:r>
+      <w:r>
+        <w:rPr>
+          <w:sz w:val="19"/>
+        </w:rPr>
+        <w:t>Italien, ähnliches Gesundheitssystem, aber Dokumentation variabel.</w:t>
+      </w:r>
+    </w:p>
+    <w:p>
+      <w:r>
+        <w:rPr>
+          <w:color w:val="5A7D3A"/>
+          <w:sz w:val="18"/>
+        </w:rPr>
+        <w:t>https://pubmed.ncbi.nlm.nih.gov/42670715/</w:t>
+      </w:r>
+    </w:p>
+    <w:p>
+      <w:pPr>
+        <w:pStyle w:val="Heading2"/>
+      </w:pPr>
+      <w:r>
+        <w:t xml:space="preserve"> Kontinuitätsmodelle in Hebammenhilfe: bessere Betreuung bei Geburtsangst – was Frauen bewirkt und was sie verspricht</w:t>
+      </w:r>
+    </w:p>
+    <w:p>
+      <w:r>
+        <w:rPr>
+          <w:i/>
+          <w:color w:val="666666"/>
+          <w:sz w:val="18"/>
+        </w:rPr>
+        <w:t>Hildingsson I et al.  ·  Midwifery  ·  11.08.2026  ·  PMID 42612586</w:t>
+      </w:r>
+    </w:p>
+    <w:p>
+      <w:r>
+        <w:t xml:space="preserve"> Prospektive Kohortenstudie mit 142 schwangeren Frauen mit Geburtsangst oder depressiven Symptomen in Schweden, vergleichend: Vollständige Kontinuität (Model A, n=50) versus Mischmodell mit Hebammen vor Ort und digitalen Kontakten (Model B, n=92).</w:t>
+      </w:r>
+    </w:p>
+    <w:p>
+      <w:r>
+        <w:rPr>
+          <w:b/>
+        </w:rPr>
+        <w:t xml:space="preserve">Ergebnis: </w:t>
+      </w:r>
+      <w:r>
+        <w:t xml:space="preserve"> Hochzufriedenheit insgesamt; Frauen in Model A (Vollkontinuität) bewerteten Hebammnenunterstützung und Partnerbeteiligung signifikant höher. Defizite in beiden Gruppen beim Stillen und Postpartum-Information. Psychische Befindlichkeit, Übergangserleben und Geburtsvorbereitung: keine signifikanten Unterschiede zwischen Gruppen. Vollkontinuität mit stärkerer Unterstützung und Partnerbeteiligung assoziiert.</w:t>
+      </w:r>
+    </w:p>
+    <w:p>
+      <w:r>
+        <w:rPr>
+          <w:b/>
+          <w:sz w:val="19"/>
+        </w:rPr>
+        <w:t xml:space="preserve">Übertragbarkeit: </w:t>
+      </w:r>
+      <w:r>
+        <w:rPr>
+          <w:sz w:val="19"/>
+        </w:rPr>
+        <w:t>Schweden, universelles Gesundheitssystem, Hebammenkontinuität etabliert, europäisch übertragbar.</w:t>
+      </w:r>
+    </w:p>
+    <w:p>
+      <w:r>
+        <w:rPr>
+          <w:color w:val="5A7D3A"/>
+          <w:sz w:val="18"/>
+        </w:rPr>
+        <w:t>https://pubmed.ncbi.nlm.nih.gov/42612586/</w:t>
+      </w:r>
+    </w:p>
+    <w:p>
+      <w:pPr>
+        <w:pStyle w:val="Heading2"/>
+      </w:pPr>
+      <w:r>
+        <w:t xml:space="preserve"> Mobile Health in Palliativpflege zu Hause: wie mHealth funktioniert – und was es braucht</w:t>
+      </w:r>
+    </w:p>
+    <w:p>
+      <w:r>
+        <w:rPr>
+          <w:i/>
+          <w:color w:val="666666"/>
+          <w:sz w:val="18"/>
+        </w:rPr>
+        <w:t>Gebre NT et al.  ·  JMIR Mhealth Uhealth  ·  14.08.2026  ·  PMID 42600073</w:t>
+      </w:r>
+    </w:p>
+    <w:p>
+      <w:r>
+        <w:t xml:space="preserve"> Realist Review mit 126 eingeschlossenen Studien zu Kontextfaktoren und Mechanismen, die beeinflussen, wie mHealth-Interventionen in der Palliativpflege zu Hause Ergebnisse erzielen.</w:t>
+      </w:r>
+    </w:p>
+    <w:p>
+      <w:r>
+        <w:rPr>
+          <w:b/>
+        </w:rPr>
+        <w:t xml:space="preserve">Ergebnis: </w:t>
+      </w:r>
+      <w:r>
+        <w:t xml:space="preserve"> Sechs zentrale Erfolgsfaktoren identifiziert: (1) Bedenken durch sachgerechte Orientierung von Patienten und Pflegekräften sowie klare Richtlinien mindern; (2) Infrastruktur- und Technologiebarrieren durch benutzerfreundliche Designs überwinden; (3) Interessengruppen einbeziehen, um mHealth an Gesundheitsbedarf, Nutzerpräferenzen und Organisationsbedarf abzustimmen; (4) interoperable Gesundheitsinformationssysteme; (5) Zugang zu Gesundheitsteams und regelmäßige Kommunikation; (6) Zugang zu Information, um Nutzenden Selbstkompetenz zu geben.</w:t>
+      </w:r>
+    </w:p>
+    <w:p>
+      <w:r>
+        <w:rPr>
+          <w:b/>
+          <w:sz w:val="19"/>
+        </w:rPr>
+        <w:t xml:space="preserve">Übertragbarkeit: </w:t>
+      </w:r>
+      <w:r>
+        <w:rPr>
+          <w:sz w:val="19"/>
+        </w:rPr>
+        <w:t>Global erfasst, prinzipien universell, aber nationale Unterschiede in Infrastruktur und Finanzierung relevant.</w:t>
+      </w:r>
+    </w:p>
+    <w:p>
+      <w:r>
+        <w:rPr>
+          <w:color w:val="5A7D3A"/>
+          <w:sz w:val="18"/>
+        </w:rPr>
+        <w:t>https://pubmed.ncbi.nlm.nih.gov/42600073/</w:t>
+      </w:r>
+    </w:p>
+    <w:p>
+      <w:pPr>
+        <w:pStyle w:val="Heading2"/>
+      </w:pPr>
+      <w:r>
+        <w:t xml:space="preserve"> Medikamentenbezo gene Pflege ausfälle und Pflegeerfahrung: was kurzzeitige Abteilungen gefährdet</w:t>
+      </w:r>
+    </w:p>
+    <w:p>
+      <w:r>
+        <w:rPr>
+          <w:i/>
+          <w:color w:val="666666"/>
+          <w:sz w:val="18"/>
+        </w:rPr>
+        <w:t>Nielsen LN et al.  ·  Int Emerg Nurs  ·  05.08.2026  ·  PMID 42556128</w:t>
+      </w:r>
+    </w:p>
+    <w:p>
+      <w:r>
+        <w:t>Querschnittsstudie unter 319 Pflegekräften in 16 dänischen Kurzzeitstationen zu unterlassener Pflege bei Medikamentenverabreichung und deren Zusammenhang mit Berufserfahrung.</w:t>
+      </w:r>
+    </w:p>
+    <w:p>
+      <w:r>
+        <w:rPr>
+          <w:b/>
+        </w:rPr>
+        <w:t xml:space="preserve">Ergebnis: </w:t>
+      </w:r>
+      <w:r>
+        <w:t>63–73 % berichteten häufig verpasste Medikamentengaben. Pflegekräfte mit ≤2 Jahren Erfahrung meldeten seltener verpasste planmäßige Medikamentenvergaben als erfahrenere Kräfte. Hauptgrund für unterlassene Pflege: unerwartete Steigerung von Patientenzahl und -akuität. Organisatorische Faktoren wie unzureichende Personalbesetzung waren primäre Beitragsfaktoren.</w:t>
+      </w:r>
+    </w:p>
+    <w:p>
+      <w:r>
+        <w:rPr>
+          <w:b/>
+          <w:sz w:val="19"/>
+        </w:rPr>
+        <w:t xml:space="preserve">Übertragbarkeit: </w:t>
+      </w:r>
+      <w:r>
+        <w:rPr>
+          <w:sz w:val="19"/>
+        </w:rPr>
+        <w:t>Dänemark, vergleichbares Pflegesystem, ähnliche Dokumentationsstandards.</w:t>
+      </w:r>
+    </w:p>
+    <w:p>
+      <w:r>
+        <w:rPr>
+          <w:color w:val="5A7D3A"/>
+          <w:sz w:val="18"/>
+        </w:rPr>
+        <w:t>https://pubmed.ncbi.nlm.nih.gov/42556128/</w:t>
       </w:r>
     </w:p>
     <w:p>

--- a/download/studien-archiv.docx
+++ b/download/studien-archiv.docx
@@ -62,7 +62,363 @@
           <w:color w:val="666666"/>
           <w:sz w:val="18"/>
         </w:rPr>
-        <w:t>Stand: 02.09.2026  |  63 Studien  |  pflege.m-vf.de</w:t>
+        <w:t>Stand: 03.09.2026  |  69 Studien  |  pflege.m-vf.de</w:t>
+      </w:r>
+    </w:p>
+    <w:p>
+      <w:pPr>
+        <w:pStyle w:val="Heading1"/>
+      </w:pPr>
+      <w:r>
+        <w:t>Aufgenommen am 03.09.2026</w:t>
+      </w:r>
+    </w:p>
+    <w:p>
+      <w:pPr>
+        <w:pStyle w:val="Heading2"/>
+      </w:pPr>
+      <w:r>
+        <w:t>Transitionsbereitschaft bei Jugendlichen mit Osteosarkom: Spiele-gestützte Pflegeleitung</w:t>
+      </w:r>
+    </w:p>
+    <w:p>
+      <w:r>
+        <w:rPr>
+          <w:i/>
+          <w:color w:val="666666"/>
+          <w:sz w:val="18"/>
+        </w:rPr>
+        <w:t>Ma J et al.  ·  Psychooncology  ·  Sept. 2026  ·  PMID 42684068</w:t>
+      </w:r>
+    </w:p>
+    <w:p>
+      <w:r>
+        <w:t>Cluster-nicht-randomisierte Kontrolstudie (Intervention: n=32; Kontrolle: n=27 Jugendliche) mit dem Nurse-Navigated Game-Based Intervention (N2-GBI)-Programm neben Standardversorgung vs. Standardversorgung allein.</w:t>
+      </w:r>
+    </w:p>
+    <w:p>
+      <w:r>
+        <w:rPr>
+          <w:b/>
+        </w:rPr>
+        <w:t xml:space="preserve">Ergebnis: </w:t>
+      </w:r>
+      <w:r>
+        <w:t>Transitionsbereitschaft (SMART-RxT): T1 signifikant höher in Intervention (β = 8,83, p &lt; 0,001), T2 (β = 7,97, p = 0,001). Krebssorge signifikant gesenkt (p = 0,009), Patientenaktivierung erhöht (p = 0,001), Transitionserwartung nicht signifikant (p = 0,056). Effekt: Kleine bis mittlere Effektstärken, klinisch bedeutsam.</w:t>
+      </w:r>
+    </w:p>
+    <w:p>
+      <w:r>
+        <w:rPr>
+          <w:b/>
+          <w:sz w:val="19"/>
+        </w:rPr>
+        <w:t xml:space="preserve">Übertragbarkeit: </w:t>
+      </w:r>
+      <w:r>
+        <w:rPr>
+          <w:sz w:val="19"/>
+        </w:rPr>
+        <w:t>China (Universitätskliniken), Transitionsversorgung unabhängig von Gesundheitssystem</w:t>
+      </w:r>
+    </w:p>
+    <w:p>
+      <w:r>
+        <w:rPr>
+          <w:color w:val="5A7D3A"/>
+          <w:sz w:val="18"/>
+        </w:rPr>
+        <w:t>https://pubmed.ncbi.nlm.nih.gov/42684068/</w:t>
+      </w:r>
+    </w:p>
+    <w:p>
+      <w:pPr>
+        <w:pStyle w:val="Heading2"/>
+      </w:pPr>
+      <w:r>
+        <w:t>Influenza-Impfquoten Gesundheitspersonal: Barrieren und Enabler Deutschland–China</w:t>
+      </w:r>
+    </w:p>
+    <w:p>
+      <w:r>
+        <w:rPr>
+          <w:i/>
+          <w:color w:val="666666"/>
+          <w:sz w:val="18"/>
+        </w:rPr>
+        <w:t>Sanftenberg L et al.  ·  BMC Public Health  ·  01.09.2026  ·  PMID 42681616</w:t>
+      </w:r>
+    </w:p>
+    <w:p>
+      <w:r>
+        <w:t>Zwei Querschnittsbefragungen 2024/2025 in Deutschland (n=8.351 aus 72 Kliniken) und China (n=689 aus 9 Kliniken) zu psychologischen und kontextuellen Determinanten der Impfbereitschaft bei Ärztinnen und Pflegenden.</w:t>
+      </w:r>
+    </w:p>
+    <w:p>
+      <w:r>
+        <w:rPr>
+          <w:b/>
+        </w:rPr>
+        <w:t xml:space="preserve">Ergebnis: </w:t>
+      </w:r>
+      <w:r>
+        <w:t>Impfquoten: 80,9% deutsche Ärztinnen vs. 28,8% chinesische; 48,7% deutsche Pflegende vs. 32,2% chinesische. Hauptdeterminanten: Vertrauen (DE: 3,9; CN: 4,4), Verantwortung (DE: 3,8; CN: 4,5). Deutsche Ablehnung auf individuelle Aspekte, Chinesinnen auf Organisationsfaktoren zurückgeführt. Effektive Interventionen: kostenlose Impfung, Bildung, Maßnahmen.</w:t>
+      </w:r>
+    </w:p>
+    <w:p>
+      <w:r>
+        <w:rPr>
+          <w:b/>
+          <w:sz w:val="19"/>
+        </w:rPr>
+        <w:t xml:space="preserve">Übertragbarkeit: </w:t>
+      </w:r>
+      <w:r>
+        <w:rPr>
+          <w:sz w:val="19"/>
+        </w:rPr>
+        <w:t>Deutschland, direkt anwendbare Abläufe und Personaltypen, CFIR-Framework</w:t>
+      </w:r>
+    </w:p>
+    <w:p>
+      <w:r>
+        <w:rPr>
+          <w:color w:val="5A7D3A"/>
+          <w:sz w:val="18"/>
+        </w:rPr>
+        <w:t>https://pubmed.ncbi.nlm.nih.gov/42681616/</w:t>
+      </w:r>
+    </w:p>
+    <w:p>
+      <w:pPr>
+        <w:pStyle w:val="Heading2"/>
+      </w:pPr>
+      <w:r>
+        <w:t>Wellbeing-Messung bei Pflegenden: Konsensualisierte Ergebnis-Kernmenge</w:t>
+      </w:r>
+    </w:p>
+    <w:p>
+      <w:r>
+        <w:rPr>
+          <w:i/>
+          <w:color w:val="666666"/>
+          <w:sz w:val="18"/>
+        </w:rPr>
+        <w:t>Klepacz N et al.  ·  J Nurs Manag  ·  2026  ·  PMID 42675661</w:t>
+      </w:r>
+    </w:p>
+    <w:p>
+      <w:r>
+        <w:t>Eine Delphi-Studie mit zwei Befragungsrunden entwickelte einen Konsens über Outcomes zur Erfassung des Pflegenden-Wohlbefindens; 54 Experten (Runde 1) und 45 (beide Runden) bewerteten 43 voridentifizierte Outcomes.</w:t>
+      </w:r>
+    </w:p>
+    <w:p>
+      <w:r>
+        <w:rPr>
+          <w:b/>
+        </w:rPr>
+        <w:t xml:space="preserve">Ergebnis: </w:t>
+      </w:r>
+      <w:r>
+        <w:t>13 Outcomes erfüllten das Konsenskriterium (≥ 75% Zustimmung): allgemeines Wohlbefinden, Gesundheit, Schlaf, positive Beziehungen, Sicherheit, psychologische Bedürfniserfüllung, psychologische Sicherheit, Arbeitszufriedenheit, Moral, Work-Life-Balance, Compassion Satisfaction, Patientenzufriedenheit, gute Pflegepraxis.</w:t>
+      </w:r>
+    </w:p>
+    <w:p>
+      <w:r>
+        <w:rPr>
+          <w:b/>
+          <w:sz w:val="19"/>
+        </w:rPr>
+        <w:t xml:space="preserve">Übertragbarkeit: </w:t>
+      </w:r>
+      <w:r>
+        <w:rPr>
+          <w:sz w:val="19"/>
+        </w:rPr>
+        <w:t>UK-NHS-Kontext, Konsensus international übertragbar, weitere Instrument-Evaluation notwendig</w:t>
+      </w:r>
+    </w:p>
+    <w:p>
+      <w:r>
+        <w:rPr>
+          <w:color w:val="5A7D3A"/>
+          <w:sz w:val="18"/>
+        </w:rPr>
+        <w:t>https://pubmed.ncbi.nlm.nih.gov/42675661/</w:t>
+      </w:r>
+    </w:p>
+    <w:p>
+      <w:pPr>
+        <w:pStyle w:val="Heading2"/>
+      </w:pPr>
+      <w:r>
+        <w:t>Pflegeleitung bei Morbus Crohn und Colitis ulcerosa: Selbstmanagement-Intervention mit 12-Monats-Effekt</w:t>
+      </w:r>
+    </w:p>
+    <w:p>
+      <w:r>
+        <w:rPr>
+          <w:i/>
+          <w:color w:val="666666"/>
+          <w:sz w:val="18"/>
+        </w:rPr>
+        <w:t>Rivera-Sequeiros A et al.  ·  Minerva Gastroenterol (Torino)  ·  Sept. 2026  ·  PMID 42670814</w:t>
+      </w:r>
+    </w:p>
+    <w:p>
+      <w:r>
+        <w:t>Eine Single-Center-Studie untersuchte psychosoziale Effekte eines strukturierten, pflegegeleiten Selbstmanagement-Programmes bei 60 Patienten mit IBD in Remission über 12 Monate.</w:t>
+      </w:r>
+    </w:p>
+    <w:p>
+      <w:r>
+        <w:rPr>
+          <w:b/>
+        </w:rPr>
+        <w:t xml:space="preserve">Ergebnis: </w:t>
+      </w:r>
+      <w:r>
+        <w:t>Health-Related Quality of Life (HRQoL) verbesserte sich signifikant über 12 Monate (β = 6,18, 95%-KI: 3,53–8,82, p &lt; 0,001). Depressive Symptome sanken nachhaltig (p = 0,036), wahrgenommener Stress zeigte abnehmenden Trend. Familiäre Funktionsfähigkeit moderierte Effekte auf Stress, Depression und Angst. Ergebnis war klinisch bedeutsam und nachhaltig.</w:t>
+      </w:r>
+    </w:p>
+    <w:p>
+      <w:r>
+        <w:rPr>
+          <w:b/>
+          <w:sz w:val="19"/>
+        </w:rPr>
+        <w:t xml:space="preserve">Übertragbarkeit: </w:t>
+      </w:r>
+      <w:r>
+        <w:rPr>
+          <w:sz w:val="19"/>
+        </w:rPr>
+        <w:t>Spanien, vergleichbares ambulantes Versorgungssystem, IBD-spezifische Outcomes</w:t>
+      </w:r>
+    </w:p>
+    <w:p>
+      <w:r>
+        <w:rPr>
+          <w:color w:val="5A7D3A"/>
+          <w:sz w:val="18"/>
+        </w:rPr>
+        <w:t>https://pubmed.ncbi.nlm.nih.gov/42670814/</w:t>
+      </w:r>
+    </w:p>
+    <w:p>
+      <w:pPr>
+        <w:pStyle w:val="Heading2"/>
+      </w:pPr>
+      <w:r>
+        <w:t>Strukturierte PROM-Visite: Symptombelas­tung und Lebensqualität bei Myeloproliferation</w:t>
+      </w:r>
+    </w:p>
+    <w:p>
+      <w:r>
+        <w:rPr>
+          <w:i/>
+          <w:color w:val="666666"/>
+          <w:sz w:val="18"/>
+        </w:rPr>
+        <w:t>Berardinelli D et al.  ·  Nurs Open  ·  Sept. 2026  ·  PMID 42669201</w:t>
+      </w:r>
+    </w:p>
+    <w:p>
+      <w:r>
+        <w:t>Observative Querschnittsstudie mit 102 Patienten, die eine strukturierte, PROMs-gestützte Pflegefachvisite erhielten; Erfassung von Symptomen, psychologischem Distress und Lebensqualität.</w:t>
+      </w:r>
+    </w:p>
+    <w:p>
+      <w:r>
+        <w:rPr>
+          <w:b/>
+        </w:rPr>
+        <w:t xml:space="preserve">Ergebnis: </w:t>
+      </w:r>
+      <w:r>
+        <w:t>85% symptomal (Fatigue 72%), 42% Angst, 44% Depressivität. Globale Gesundheit mittel (70,7 ± 21,3). Alle moderaten bis schweren Symptome (Fatigue, Inaktivität, Schmerz, Juckreiz, Bauchbeschwerden) stark mit eingeschränkter Globalgesundheit assoziiert (p &lt; 0,001). 43% Patienten benötigen Unterstützung für aktives Krankheitsmanagement. Besuchszufriedenheit sehr hoch (9,3 ± 1,3/10).</w:t>
+      </w:r>
+    </w:p>
+    <w:p>
+      <w:r>
+        <w:rPr>
+          <w:b/>
+          <w:sz w:val="19"/>
+        </w:rPr>
+        <w:t xml:space="preserve">Übertragbarkeit: </w:t>
+      </w:r>
+      <w:r>
+        <w:rPr>
+          <w:sz w:val="19"/>
+        </w:rPr>
+        <w:t>Italien (Universitätsklinik), patientenberichtete Outcomes sind Pflegeverantwortung</w:t>
+      </w:r>
+    </w:p>
+    <w:p>
+      <w:r>
+        <w:rPr>
+          <w:color w:val="5A7D3A"/>
+          <w:sz w:val="18"/>
+        </w:rPr>
+        <w:t>https://pubmed.ncbi.nlm.nih.gov/42669201/</w:t>
+      </w:r>
+    </w:p>
+    <w:p>
+      <w:pPr>
+        <w:pStyle w:val="Heading2"/>
+      </w:pPr>
+      <w:r>
+        <w:t>Sozial-assistive Roboter in der Altenflege: Erfahrungen und Dilemmata von Pflegenden</w:t>
+      </w:r>
+    </w:p>
+    <w:p>
+      <w:r>
+        <w:rPr>
+          <w:i/>
+          <w:color w:val="666666"/>
+          <w:sz w:val="18"/>
+        </w:rPr>
+        <w:t>Bubeck M et al.  ·  Arch Gerontol Geriatr  ·  28.07.2026  ·  PMID 42603460</w:t>
+      </w:r>
+    </w:p>
+    <w:p>
+      <w:r>
+        <w:t>Qualitative Studie mit 12 semi-strukturierten Interviews von 14 Pflegekräften in deutschen Altenheimen zu praktischen und ethischen Erfahrungen mit Roboter-Implementierung.</w:t>
+      </w:r>
+    </w:p>
+    <w:p>
+      <w:r>
+        <w:rPr>
+          <w:b/>
+        </w:rPr>
+        <w:t xml:space="preserve">Ergebnis: </w:t>
+      </w:r>
+      <w:r>
+        <w:t>Implementierung als vierphasiger dynamischer Prozess: (1) Orientierung, (2) Adopter &amp; Einführung, (3) Routineerhalt, (4) Neubewertung. Pflegende balancierten technologische Möglichkeiten, Organisationserwartungen und Bewohnerbedarf. Zentrale Befunde: Professionelles Urteil unterstützen, Kontextsensitivität fördern, phasengerechte Unterstützung nötig.</w:t>
+      </w:r>
+    </w:p>
+    <w:p>
+      <w:r>
+        <w:rPr>
+          <w:b/>
+          <w:sz w:val="19"/>
+        </w:rPr>
+        <w:t xml:space="preserve">Übertragbarkeit: </w:t>
+      </w:r>
+      <w:r>
+        <w:rPr>
+          <w:sz w:val="19"/>
+        </w:rPr>
+        <w:t>Deutschland, qualitative Erarbeitung lokaler Implementierungsbarrieren und -chancen</w:t>
+      </w:r>
+    </w:p>
+    <w:p>
+      <w:r>
+        <w:rPr>
+          <w:color w:val="5A7D3A"/>
+          <w:sz w:val="18"/>
+        </w:rPr>
+        <w:t>https://pubmed.ncbi.nlm.nih.gov/42603460/</w:t>
       </w:r>
     </w:p>
     <w:p>

--- a/download/studien-archiv.docx
+++ b/download/studien-archiv.docx
@@ -62,7 +62,363 @@
           <w:color w:val="666666"/>
           <w:sz w:val="18"/>
         </w:rPr>
-        <w:t>Stand: 03.09.2026  |  69 Studien  |  pflege.m-vf.de</w:t>
+        <w:t>Stand: 04.09.2026  |  75 Studien  |  pflege.m-vf.de</w:t>
+      </w:r>
+    </w:p>
+    <w:p>
+      <w:pPr>
+        <w:pStyle w:val="Heading1"/>
+      </w:pPr>
+      <w:r>
+        <w:t>Aufgenommen am 04.09.2026</w:t>
+      </w:r>
+    </w:p>
+    <w:p>
+      <w:pPr>
+        <w:pStyle w:val="Heading2"/>
+      </w:pPr>
+      <w:r>
+        <w:t>Pflegekomplexität in der Klinik messen: Validierung des SIPI-Instruments auf Spanisch</w:t>
+      </w:r>
+    </w:p>
+    <w:p>
+      <w:r>
+        <w:rPr>
+          <w:i/>
+          <w:color w:val="666666"/>
+          <w:sz w:val="18"/>
+        </w:rPr>
+        <w:t>Romero-Sánchez JM et al.  ·  J Nurs Manag  ·  2026  ·  PMID 42689965</w:t>
+      </w:r>
+    </w:p>
+    <w:p>
+      <w:r>
+        <w:t>Klinimetrische Validierung eines Kurzinstruments (SIPI) zur Erfassung der pflegerischen Versorgungskomplexität an 212 Patienten in vier Innere-Medizin-Stationen.</w:t>
+      </w:r>
+    </w:p>
+    <w:p>
+      <w:r>
+        <w:rPr>
+          <w:b/>
+        </w:rPr>
+        <w:t xml:space="preserve">Ergebnis: </w:t>
+      </w:r>
+      <w:r>
+        <w:t>Konvergenzvalidität gesichert: SIPI-Scores stiegen signifikant über vier Komplexitätsstufen. ROC-Analyse: Diskriminationsfähigkeit (AUC=0,94, 95%-KI 0,91–0,97) exzellent; optimaler Cut-off 53,50 mit Sensitivität 88,4%, Spezifität 86,0%, positiver Vorhersagewert 87,6%, negativer 86,9%. Known-Groups-Validität bestätigt.</w:t>
+      </w:r>
+    </w:p>
+    <w:p>
+      <w:r>
+        <w:rPr>
+          <w:b/>
+          <w:sz w:val="19"/>
+        </w:rPr>
+        <w:t xml:space="preserve">Übertragbarkeit: </w:t>
+      </w:r>
+      <w:r>
+        <w:rPr>
+          <w:sz w:val="19"/>
+        </w:rPr>
+        <w:t>Spanien/Italien: Validiertes Assessment für Personalbemessung, prinzipiell auch Deutschland einsetzbar.</w:t>
+      </w:r>
+    </w:p>
+    <w:p>
+      <w:r>
+        <w:rPr>
+          <w:color w:val="5A7D3A"/>
+          <w:sz w:val="18"/>
+        </w:rPr>
+        <w:t>https://pubmed.ncbi.nlm.nih.gov/42689965/</w:t>
+      </w:r>
+    </w:p>
+    <w:p>
+      <w:pPr>
+        <w:pStyle w:val="Heading2"/>
+      </w:pPr>
+      <w:r>
+        <w:t>Sichtbare Führung und Mitspracheverhalten von Pflegenden: Vertrauen als Mechanismus</w:t>
+      </w:r>
+    </w:p>
+    <w:p>
+      <w:r>
+        <w:rPr>
+          <w:i/>
+          <w:color w:val="666666"/>
+          <w:sz w:val="18"/>
+        </w:rPr>
+        <w:t>Mohamed SAM et al.  ·  Nurs Crit Care  ·  Sept. 2026  ·  PMID 42689762</w:t>
+      </w:r>
+    </w:p>
+    <w:p>
+      <w:r>
+        <w:t>Querschnittsstudie an 13 Pflegenden in ägyptischen Intensivstationen mit Strukturgleichungsmodellierung der Effekte von Management by Walking Around auf Voice Behaviour durch Vertrauen als Mediator.</w:t>
+      </w:r>
+    </w:p>
+    <w:p>
+      <w:r>
+        <w:rPr>
+          <w:b/>
+        </w:rPr>
+        <w:t xml:space="preserve">Ergebnis: </w:t>
+      </w:r>
+      <w:r>
+        <w:t>MBWA positiv assoziiert mit Vertrauen (β=0,620, p&lt;0,001) und Voice Behaviour (β=0,468, p&lt;0,001). Vertrauen signifikant prädiktiv für Voice (β=0,471, p&lt;0,001). Indirekter Effekt von MBWA auf Voice durch Vertrauen signifikant (β=0,292, 95%-KI [0,115–0,547]). Partielle Mediation: 38,4% des Gesamteffekts vermittelt durch Vertrauen.</w:t>
+      </w:r>
+    </w:p>
+    <w:p>
+      <w:r>
+        <w:rPr>
+          <w:b/>
+          <w:sz w:val="19"/>
+        </w:rPr>
+        <w:t xml:space="preserve">Übertragbarkeit: </w:t>
+      </w:r>
+      <w:r>
+        <w:rPr>
+          <w:sz w:val="19"/>
+        </w:rPr>
+        <w:t>Ägypten: Organisationskultur übertragbar auf Kommunikationsziele in deutschsprachigen Stationen.</w:t>
+      </w:r>
+    </w:p>
+    <w:p>
+      <w:r>
+        <w:rPr>
+          <w:color w:val="5A7D3A"/>
+          <w:sz w:val="18"/>
+        </w:rPr>
+        <w:t>https://pubmed.ncbi.nlm.nih.gov/42689762/</w:t>
+      </w:r>
+    </w:p>
+    <w:p>
+      <w:pPr>
+        <w:pStyle w:val="Heading2"/>
+      </w:pPr>
+      <w:r>
+        <w:t>Humanistische Pflegekompetenz durch strukturierte Reflexion: Gibbs-Zyklus wirksam</w:t>
+      </w:r>
+    </w:p>
+    <w:p>
+      <w:r>
+        <w:rPr>
+          <w:i/>
+          <w:color w:val="666666"/>
+          <w:sz w:val="18"/>
+        </w:rPr>
+        <w:t>Li S et al.  ·  Front Public Health  ·  19.08.2026  ·  PMID 42688377</w:t>
+      </w:r>
+    </w:p>
+    <w:p>
+      <w:r>
+        <w:t>Quasi-experimentelle Studie mit 60 Pflegenden in Infektionsabteilung einer chinesischen Klinik, 30 mit Gibbs-Reflexionszyklus trainiert, 30 Kontrollgruppe mit Standardtraining.</w:t>
+      </w:r>
+    </w:p>
+    <w:p>
+      <w:r>
+        <w:rPr>
+          <w:b/>
+        </w:rPr>
+        <w:t xml:space="preserve">Ergebnis: </w:t>
+      </w:r>
+      <w:r>
+        <w:t>Interventionsgruppe zeigte nach Training signifikant höhere Werte auf der Caring Behavior Inventory als Vorher-Werte und Kontrollgruppe (P&lt;0,05), ebenso auf der Reflective Ability Scale (P&lt;0,05). Humanistische Pflegekompetenzen und Reflexionsfähigkeit beide erhöht.</w:t>
+      </w:r>
+    </w:p>
+    <w:p>
+      <w:r>
+        <w:rPr>
+          <w:b/>
+          <w:sz w:val="19"/>
+        </w:rPr>
+        <w:t xml:space="preserve">Übertragbarkeit: </w:t>
+      </w:r>
+      <w:r>
+        <w:rPr>
+          <w:sz w:val="19"/>
+        </w:rPr>
+        <w:t>China: Schulungsmodell für ethische Reflexion, Konzept auf deutsches Klinik- und Heimsetting übertragbar.</w:t>
+      </w:r>
+    </w:p>
+    <w:p>
+      <w:r>
+        <w:rPr>
+          <w:color w:val="5A7D3A"/>
+          <w:sz w:val="18"/>
+        </w:rPr>
+        <w:t>https://pubmed.ncbi.nlm.nih.gov/42688377/</w:t>
+      </w:r>
+    </w:p>
+    <w:p>
+      <w:pPr>
+        <w:pStyle w:val="Heading2"/>
+      </w:pPr>
+      <w:r>
+        <w:t>Objektive Messung von Aktivität und Schlaf bei Heimbewohnern mit Demenz mittels Sensoren</w:t>
+      </w:r>
+    </w:p>
+    <w:p>
+      <w:r>
+        <w:rPr>
+          <w:i/>
+          <w:color w:val="666666"/>
+          <w:sz w:val="18"/>
+        </w:rPr>
+        <w:t>Boyle LD et al.  ·  JMIR Nurs  ·  28.08.2026  ·  PMID 42684378</w:t>
+      </w:r>
+    </w:p>
+    <w:p>
+      <w:r>
+        <w:t>Einjährige Beobachtungsstudie mit tragbaren Smartwatches und radar-basiertem Monitoring zur Erfassung von Bewegungsaktivität und Schlafqualität bei 11 Heimbewohnern mit Demenz.</w:t>
+      </w:r>
+    </w:p>
+    <w:p>
+      <w:r>
+        <w:rPr>
+          <w:b/>
+        </w:rPr>
+        <w:t xml:space="preserve">Ergebnis: </w:t>
+      </w:r>
+      <w:r>
+        <w:t>Signifikante Unterschiede bei nächtlicher Aktivität (P=0,01) und vier Schlaf-Biomarkern: Gesamtschlafzeit P=0,02, Schlafeffizienz P=0,02, Wachzeit nach Schlafbeginn P=0,01, Schlaf-Regulationsindex P=0,01. Geräteakzeptanz 88–96%. Zuverlässigkeit zwischen Personen moderat bis stark (0,58–0,79), innerhalb der Gruppe schwach.</w:t>
+      </w:r>
+    </w:p>
+    <w:p>
+      <w:r>
+        <w:rPr>
+          <w:b/>
+          <w:sz w:val="19"/>
+        </w:rPr>
+        <w:t xml:space="preserve">Übertragbarkeit: </w:t>
+      </w:r>
+      <w:r>
+        <w:rPr>
+          <w:sz w:val="19"/>
+        </w:rPr>
+        <w:t>Norwegen: Gesundheitsdaten aus spezialisierten Demenzwohngruppen, übertragbar auf deutsches Heim-Monitoring.</w:t>
+      </w:r>
+    </w:p>
+    <w:p>
+      <w:r>
+        <w:rPr>
+          <w:color w:val="5A7D3A"/>
+          <w:sz w:val="18"/>
+        </w:rPr>
+        <w:t>https://pubmed.ncbi.nlm.nih.gov/42684378/</w:t>
+      </w:r>
+    </w:p>
+    <w:p>
+      <w:pPr>
+        <w:pStyle w:val="Heading2"/>
+      </w:pPr>
+      <w:r>
+        <w:t>Spezialisierte Pflegeangebote für Krebskranke mit Sprachbarrieren: Wirksamkeit komplexer Interventionen</w:t>
+      </w:r>
+    </w:p>
+    <w:p>
+      <w:r>
+        <w:rPr>
+          <w:i/>
+          <w:color w:val="666666"/>
+          <w:sz w:val="18"/>
+        </w:rPr>
+        <w:t>Höckelmann C et al.  ·  BMJ Open  ·  01.09.2026  ·  PMID 42680490</w:t>
+      </w:r>
+    </w:p>
+    <w:p>
+      <w:r>
+        <w:t>Evaluation einer pflegerischen Komplexintervention mit spezialisierter Anleitung, Telefondolmetscherdienst und mehrsprachigen Materialien für Krebspatienten mit Migrationshintergrund.</w:t>
+      </w:r>
+    </w:p>
+    <w:p>
+      <w:r>
+        <w:rPr>
+          <w:b/>
+        </w:rPr>
+        <w:t xml:space="preserve">Ergebnis: </w:t>
+      </w:r>
+      <w:r>
+        <w:t>Geplante kontrollierte Vorher-Nachher-Studie mit 126 Teilnehmern (84 Intervention, 42 Kontrolle) und primärem Outcome psychosoziale Unterstützungsbedürftigkeit. Sekundäre Outcomes: Wissensstand, Lebensqualität, Angst und Zufriedenheit gemessen mit validierten Instrumenten (Psychosocial Risk Questionnaire). Studie zielt auf signifikante Unterschiede bei einseitigem Signifikanzniveau 5%.</w:t>
+      </w:r>
+    </w:p>
+    <w:p>
+      <w:r>
+        <w:rPr>
+          <w:b/>
+          <w:sz w:val="19"/>
+        </w:rPr>
+        <w:t xml:space="preserve">Übertragbarkeit: </w:t>
+      </w:r>
+      <w:r>
+        <w:rPr>
+          <w:sz w:val="19"/>
+        </w:rPr>
+        <w:t>Deutschland: Vergleichbares Migrationsaufkommen und Dokumentationssystem in Universitätskliniken.</w:t>
+      </w:r>
+    </w:p>
+    <w:p>
+      <w:r>
+        <w:rPr>
+          <w:color w:val="5A7D3A"/>
+          <w:sz w:val="18"/>
+        </w:rPr>
+        <w:t>https://pubmed.ncbi.nlm.nih.gov/42680490/</w:t>
+      </w:r>
+    </w:p>
+    <w:p>
+      <w:pPr>
+        <w:pStyle w:val="Heading2"/>
+      </w:pPr>
+      <w:r>
+        <w:t>Psychisches Kapital und Stressbelastung bei Pflegenden: Erholung als Schutzfaktor</w:t>
+      </w:r>
+    </w:p>
+    <w:p>
+      <w:r>
+        <w:rPr>
+          <w:i/>
+          <w:color w:val="666666"/>
+          <w:sz w:val="18"/>
+        </w:rPr>
+        <w:t>Mollet MC et al.  ·  Nurs Open  ·  Sept. 2026  ·  PMID 42669211</w:t>
+      </w:r>
+    </w:p>
+    <w:p>
+      <w:r>
+        <w:t>Querschnittsbefragung von 184 französischen Pflegenden zur Assoziation zwischen psychischem Kapital, Erholungsbedarf, Erfahrungen und wahrgenommener Stressbelastung mit Mediationsmodellen.</w:t>
+      </w:r>
+    </w:p>
+    <w:p>
+      <w:r>
+        <w:rPr>
+          <w:b/>
+        </w:rPr>
+        <w:t xml:space="preserve">Ergebnis: </w:t>
+      </w:r>
+      <w:r>
+        <w:t>Psychisches Kapital assoziiert mit niedrigerem Erholungsbedarf (negativ), dieser stark assoziiert mit höherer Stressbelastung (positiv). Indirekter Effekt des psychischen Kapitals auf Stress über Erholungsbedarf statistisch signifikant, während direkter Effekt fehlte. 38,4% des Gesamteffekts laufen durch Erholung.</w:t>
+      </w:r>
+    </w:p>
+    <w:p>
+      <w:r>
+        <w:rPr>
+          <w:b/>
+          <w:sz w:val="19"/>
+        </w:rPr>
+        <w:t xml:space="preserve">Übertragbarkeit: </w:t>
+      </w:r>
+      <w:r>
+        <w:rPr>
+          <w:sz w:val="19"/>
+        </w:rPr>
+        <w:t>Frankreich, deutschsprachiger Raum: Arbeitsschutzrelevant, zeigt Kombinationsansatz statt isolierter Massnahmen.</w:t>
+      </w:r>
+    </w:p>
+    <w:p>
+      <w:r>
+        <w:rPr>
+          <w:color w:val="5A7D3A"/>
+          <w:sz w:val="18"/>
+        </w:rPr>
+        <w:t>https://pubmed.ncbi.nlm.nih.gov/42669211/</w:t>
       </w:r>
     </w:p>
     <w:p>

--- a/download/studien-archiv.docx
+++ b/download/studien-archiv.docx
@@ -62,7 +62,363 @@
           <w:color w:val="666666"/>
           <w:sz w:val="18"/>
         </w:rPr>
-        <w:t>Stand: 04.09.2026  |  75 Studien  |  pflege.m-vf.de</w:t>
+        <w:t>Stand: 05.09.2026  |  81 Studien  |  pflege.m-vf.de</w:t>
+      </w:r>
+    </w:p>
+    <w:p>
+      <w:pPr>
+        <w:pStyle w:val="Heading1"/>
+      </w:pPr>
+      <w:r>
+        <w:t>Aufgenommen am 05.09.2026</w:t>
+      </w:r>
+    </w:p>
+    <w:p>
+      <w:pPr>
+        <w:pStyle w:val="Heading2"/>
+      </w:pPr>
+      <w:r>
+        <w:t>Pflegekräfte gewinnen und halten: Übergangsprogramme wirken auf Verbleib im Beruf</w:t>
+      </w:r>
+    </w:p>
+    <w:p>
+      <w:r>
+        <w:rPr>
+          <w:i/>
+          <w:color w:val="666666"/>
+          <w:sz w:val="18"/>
+        </w:rPr>
+        <w:t>Ibrahim FM et al.  ·  Int Nurs Rev  ·  Sept. 2026  ·  PMID 42695752</w:t>
+      </w:r>
+    </w:p>
+    <w:p>
+      <w:r>
+        <w:t>Narratives Policy Review (2016–2026) von 24 Datenquellen zu Interventionen beim Aufbau, der Rekrutierung und Bindung von Krankenhausfachkräften; strukturierte Analyse von Übergangs-, Rekrutierungs- und Retentionsinstrumenten.</w:t>
+      </w:r>
+    </w:p>
+    <w:p>
+      <w:r>
+        <w:rPr>
+          <w:b/>
+        </w:rPr>
+        <w:t xml:space="preserve">Ergebnis: </w:t>
+      </w:r>
+      <w:r>
+        <w:t>Übergangs- und Nurse-Residency-Programme zeigten konsistenteste Evidenz für Verbleib von Berufsanfängern, auch wenn Heterogenität die Sicherheit einschränkte. Arbeitsumfeld, Personalausstattung, Führung und Sicherheit meist observational. Fokus auf Arbeitsausstattung und Führungsreformen erforderlich; mehrere Pfade noch unvalidiert.</w:t>
+      </w:r>
+    </w:p>
+    <w:p>
+      <w:r>
+        <w:rPr>
+          <w:b/>
+          <w:sz w:val="19"/>
+        </w:rPr>
+        <w:t xml:space="preserve">Übertragbarkeit: </w:t>
+      </w:r>
+      <w:r>
+        <w:rPr>
+          <w:sz w:val="19"/>
+        </w:rPr>
+        <w:t>Internationale Evidenz, fokussiert USA und Europa; deutschlands Transitionsprogramme noch ausbaubedürftig</w:t>
+      </w:r>
+    </w:p>
+    <w:p>
+      <w:r>
+        <w:rPr>
+          <w:color w:val="5A7D3A"/>
+          <w:sz w:val="18"/>
+        </w:rPr>
+        <w:t>https://pubmed.ncbi.nlm.nih.gov/42695752/</w:t>
+      </w:r>
+    </w:p>
+    <w:p>
+      <w:pPr>
+        <w:pStyle w:val="Heading2"/>
+      </w:pPr>
+      <w:r>
+        <w:t>Plan-Do-Check-Act Hygiene-Paket: Compliance, Infektionsraten und Pflegequa­lität im Krankenhaus</w:t>
+      </w:r>
+    </w:p>
+    <w:p>
+      <w:r>
+        <w:rPr>
+          <w:i/>
+          <w:color w:val="666666"/>
+          <w:sz w:val="18"/>
+        </w:rPr>
+        <w:t>Tian F et al.  ·  J Vis Exp  ·  03.09.2026  ·  PMID 42695612</w:t>
+      </w:r>
+    </w:p>
+    <w:p>
+      <w:r>
+        <w:t>Kontrollierte Vorher-Nachher-Studie zur Wirkung eines zyklischen Verbesserungs­bundles (PDCA) auf Händedesinfektions-Compliance und nosokomiale Infektionen in 16 Krankenhausstationen in China.</w:t>
+      </w:r>
+    </w:p>
+    <w:p>
+      <w:r>
+        <w:rPr>
+          <w:b/>
+        </w:rPr>
+        <w:t xml:space="preserve">Ergebnis: </w:t>
+      </w:r>
+      <w:r>
+        <w:t>Händedesinfektions-Compliance stieg in der Interventionsgruppe von 66,2 % auf 83,2 % (Kontrollgruppe: 63,1 % auf 66,8 %); bereinigte Odds Ratio 2,38 (95%-KI: 2,19–2,59). Nosokomiale Infektionsrate sank von 7,07 auf 4,37 pro 1000 Patiententage; bereinigte Inzidenzrate-Ratio 0,60 (95%-KI: 0,52–0,69). PDCA-Governance zeigte Wirkung auf Infektionen und Pflegekvalität.</w:t>
+      </w:r>
+    </w:p>
+    <w:p>
+      <w:r>
+        <w:rPr>
+          <w:b/>
+          <w:sz w:val="19"/>
+        </w:rPr>
+        <w:t xml:space="preserve">Übertragbarkeit: </w:t>
+      </w:r>
+      <w:r>
+        <w:rPr>
+          <w:sz w:val="19"/>
+        </w:rPr>
+        <w:t>Klinikdaten, Infektionsprävention deutschlandweit Vergütungssystem nicht relevant</w:t>
+      </w:r>
+    </w:p>
+    <w:p>
+      <w:r>
+        <w:rPr>
+          <w:color w:val="5A7D3A"/>
+          <w:sz w:val="18"/>
+        </w:rPr>
+        <w:t>https://pubmed.ncbi.nlm.nih.gov/42695612/</w:t>
+      </w:r>
+    </w:p>
+    <w:p>
+      <w:pPr>
+        <w:pStyle w:val="Heading2"/>
+      </w:pPr>
+      <w:r>
+        <w:t>Hebammenbetreute Geburtshilfe in Äthiopien: Frauen berichten von Empowerment und Unterstützung</w:t>
+      </w:r>
+    </w:p>
+    <w:p>
+      <w:r>
+        <w:rPr>
+          <w:i/>
+          <w:color w:val="666666"/>
+          <w:sz w:val="18"/>
+        </w:rPr>
+        <w:t>Asaye MM et al.  ·  Glob Health Action  ·  04.09.2026  ·  PMID 42695126</w:t>
+      </w:r>
+    </w:p>
+    <w:p>
+      <w:r>
+        <w:t>Qualitative Studie zu Erfahrungen von 16 Erstgebärenden mit kontinuierlicher hebammengeleiteter Geburtshilfe an vier Krankenhäusern in Äthiopien (Juli–Dezember 2024).</w:t>
+      </w:r>
+    </w:p>
+    <w:p>
+      <w:r>
+        <w:rPr>
+          <w:b/>
+        </w:rPr>
+        <w:t xml:space="preserve">Ergebnis: </w:t>
+      </w:r>
+      <w:r>
+        <w:t>Vier Themen identifiziert: emotionales Empowerment und Mindset-Transformation; mitfühlende und respektvolle Versorgung; physische und informationelle Unterstützung; Wunsch nach ausgeweiteter Unterstützung. Frauen bewerteten diesen Ansatz als überlegen gegenüber Standardversorgung und befürworteten breite Einführung.</w:t>
+      </w:r>
+    </w:p>
+    <w:p>
+      <w:r>
+        <w:rPr>
+          <w:b/>
+          <w:sz w:val="19"/>
+        </w:rPr>
+        <w:t xml:space="preserve">Übertragbarkeit: </w:t>
+      </w:r>
+      <w:r>
+        <w:rPr>
+          <w:sz w:val="19"/>
+        </w:rPr>
+        <w:t>Äthiopien, Geburtshilfe, Übertragbar bei ähnlichen Ressourcen- und Frauengesundheitskontexten</w:t>
+      </w:r>
+    </w:p>
+    <w:p>
+      <w:r>
+        <w:rPr>
+          <w:color w:val="5A7D3A"/>
+          <w:sz w:val="18"/>
+        </w:rPr>
+        <w:t>https://pubmed.ncbi.nlm.nih.gov/42695126/</w:t>
+      </w:r>
+    </w:p>
+    <w:p>
+      <w:pPr>
+        <w:pStyle w:val="Heading2"/>
+      </w:pPr>
+      <w:r>
+        <w:t>Schlafmangel in Nachschichten: Folgen für Kognition und Übergabepflege</w:t>
+      </w:r>
+    </w:p>
+    <w:p>
+      <w:r>
+        <w:rPr>
+          <w:i/>
+          <w:color w:val="666666"/>
+          <w:sz w:val="18"/>
+        </w:rPr>
+        <w:t>Kaplan A et al.  ·  Int Nurs Rev  ·  Sept. 2026  ·  PMID 42694001</w:t>
+      </w:r>
+    </w:p>
+    <w:p>
+      <w:r>
+        <w:t>Querschnittsstudie von 270 Pflegekräften in Notaufnahmen, Intensivstationen und Stationen zur Assoziation zwischen Tagesmüdigkeit während Nachtwachen und selbstberichteter kognitiver Kontrolle, kognitiver Flexibilität und Handover-Effektivität.</w:t>
+      </w:r>
+    </w:p>
+    <w:p>
+      <w:r>
+        <w:rPr>
+          <w:b/>
+        </w:rPr>
+        <w:t xml:space="preserve">Ergebnis: </w:t>
+      </w:r>
+      <w:r>
+        <w:t>Mittlere Müdigkeitswerte im Schichtdurchschnitt 6,41 ± 1,81; höchster Wert um 6 Uhr (7,58 ± 2,35). Höhere Müdigkeit korrelierte mit niedrigerer kognitiver Kontrolle und Flexibilität (β = -0,510; p &lt; 0,001) und niedrigerer Handover-Effektivität (β = -0,670; p &lt; 0,001). Müdigkeit als Gesundheitsrisiko für Patientensicherheit nachgewiesen.</w:t>
+      </w:r>
+    </w:p>
+    <w:p>
+      <w:r>
+        <w:rPr>
+          <w:b/>
+          <w:sz w:val="19"/>
+        </w:rPr>
+        <w:t xml:space="preserve">Übertragbarkeit: </w:t>
+      </w:r>
+      <w:r>
+        <w:rPr>
+          <w:sz w:val="19"/>
+        </w:rPr>
+        <w:t>Türkei, Arbeitsschutz in Schichtarbeit, vergleichbare Versorgungsstrukturen</w:t>
+      </w:r>
+    </w:p>
+    <w:p>
+      <w:r>
+        <w:rPr>
+          <w:color w:val="5A7D3A"/>
+          <w:sz w:val="18"/>
+        </w:rPr>
+        <w:t>https://pubmed.ncbi.nlm.nih.gov/42694001/</w:t>
+      </w:r>
+    </w:p>
+    <w:p>
+      <w:pPr>
+        <w:pStyle w:val="Heading2"/>
+      </w:pPr>
+      <w:r>
+        <w:t>Hausbetreute COVID-19-Patienten mit Sauerstofftherapie: Machbarkeit und Kosten</w:t>
+      </w:r>
+    </w:p>
+    <w:p>
+      <w:r>
+        <w:rPr>
+          <w:i/>
+          <w:color w:val="666666"/>
+          <w:sz w:val="18"/>
+        </w:rPr>
+        <w:t>Boeijen JA et al.  ·  BMJ Open  ·  03.09.2026  ·  PMID 42692524</w:t>
+      </w:r>
+    </w:p>
+    <w:p>
+      <w:r>
+        <w:t>Partizipative Aktionsforschung zur Pilotierung einer ambulanten Versorgung für 13 COVID-19-Patienten mit Sauerstoffbedarf in den Niederlanden; Kosten- und Durchführbarkeitsanalyse versus stationäre Aufnahme.</w:t>
+      </w:r>
+    </w:p>
+    <w:p>
+      <w:r>
+        <w:rPr>
+          <w:b/>
+        </w:rPr>
+        <w:t xml:space="preserve">Ergebnis: </w:t>
+      </w:r>
+      <w:r>
+        <w:t>Mediane Betreuungsdauer 7 Tage (SD 3,4), durchschnittliche Kosten €1124 pro Patient. Keine Interventionszwischenfälle. Gegenüber Krankenhausaufnahme Kostenersparnis geschätzt auf €1087–€2850 pro Patient. Machbarkeit trotz Kommunikations- und Logistikherausforderungen gegeben.</w:t>
+      </w:r>
+    </w:p>
+    <w:p>
+      <w:r>
+        <w:rPr>
+          <w:b/>
+          <w:sz w:val="19"/>
+        </w:rPr>
+        <w:t xml:space="preserve">Übertragbarkeit: </w:t>
+      </w:r>
+      <w:r>
+        <w:rPr>
+          <w:sz w:val="19"/>
+        </w:rPr>
+        <w:t>Niederlande, vergleichbares Versicherungssystem und Allgemeinmedizin-Netzwerk</w:t>
+      </w:r>
+    </w:p>
+    <w:p>
+      <w:r>
+        <w:rPr>
+          <w:color w:val="5A7D3A"/>
+          <w:sz w:val="18"/>
+        </w:rPr>
+        <w:t>https://pubmed.ncbi.nlm.nih.gov/42692524/</w:t>
+      </w:r>
+    </w:p>
+    <w:p>
+      <w:pPr>
+        <w:pStyle w:val="Heading2"/>
+      </w:pPr>
+      <w:r>
+        <w:t>Patientenstimmen bei Inspektionen von Langzeitpflegheimen in den Niederlanden</w:t>
+      </w:r>
+    </w:p>
+    <w:p>
+      <w:r>
+        <w:rPr>
+          <w:i/>
+          <w:color w:val="666666"/>
+          <w:sz w:val="18"/>
+        </w:rPr>
+        <w:t>Palimetaki F et al.  ·  BMJ Open Qual  ·  02.09.2026  ·  PMID 42686381</w:t>
+      </w:r>
+    </w:p>
+    <w:p>
+      <w:r>
+        <w:t>Explorative Studie zu 273 Inspektionsberichten niederländischer Pflegeheime (2020–2023): Untersucht wurden Häufigkeit und Art von Zitaten Bewohnererfahrungen als Informationsquelle bei Qualitätsbewertungen.</w:t>
+      </w:r>
+    </w:p>
+    <w:p>
+      <w:r>
+        <w:rPr>
+          <w:b/>
+        </w:rPr>
+        <w:t xml:space="preserve">Ergebnis: </w:t>
+      </w:r>
+      <w:r>
+        <w:t>Signifikanter Anstieg positiver Zitate von Bewohnern bei 3 von 16 Bewertungskriterien (2020–2023), insbesondere für Person-centered care. Trotz Zunahme bleibt Raum zur stärkeren Einbeziehung von Bewohnererfahrungen in Qualitätsberichten von Langzeitpflegheimen.</w:t>
+      </w:r>
+    </w:p>
+    <w:p>
+      <w:r>
+        <w:rPr>
+          <w:b/>
+          <w:sz w:val="19"/>
+        </w:rPr>
+        <w:t xml:space="preserve">Übertragbarkeit: </w:t>
+      </w:r>
+      <w:r>
+        <w:rPr>
+          <w:sz w:val="19"/>
+        </w:rPr>
+        <w:t>Niederlande, vergleichbare Inspektionsstruktur und MDK-ähnliche Aufsicht</w:t>
+      </w:r>
+    </w:p>
+    <w:p>
+      <w:r>
+        <w:rPr>
+          <w:color w:val="5A7D3A"/>
+          <w:sz w:val="18"/>
+        </w:rPr>
+        <w:t>https://pubmed.ncbi.nlm.nih.gov/42686381/</w:t>
       </w:r>
     </w:p>
     <w:p>

--- a/download/studien-archiv.docx
+++ b/download/studien-archiv.docx
@@ -62,7 +62,363 @@
           <w:color w:val="666666"/>
           <w:sz w:val="18"/>
         </w:rPr>
-        <w:t>Stand: 05.09.2026  |  81 Studien  |  pflege.m-vf.de</w:t>
+        <w:t>Stand: 06.09.2026  |  87 Studien  |  pflege.m-vf.de</w:t>
+      </w:r>
+    </w:p>
+    <w:p>
+      <w:pPr>
+        <w:pStyle w:val="Heading1"/>
+      </w:pPr>
+      <w:r>
+        <w:t>Aufgenommen am 06.09.2026</w:t>
+      </w:r>
+    </w:p>
+    <w:p>
+      <w:pPr>
+        <w:pStyle w:val="Heading2"/>
+      </w:pPr>
+      <w:r>
+        <w:t>Akutereignisse im Pflegeheim: Wie Personalressourcen und Organisationsstruktur die Patientensicherheit prägen</w:t>
+      </w:r>
+    </w:p>
+    <w:p>
+      <w:r>
+        <w:rPr>
+          <w:i/>
+          <w:color w:val="666666"/>
+          <w:sz w:val="18"/>
+        </w:rPr>
+        <w:t>Rudebeck TL et al.  ·  Scand J Caring Sci  ·  Sept. 2026  ·  PMID 42698201</w:t>
+      </w:r>
+    </w:p>
+    <w:p>
+      <w:r>
+        <w:t>Qualitative Feldbeobachtungsstudie (180 Stunden, 38 akute Ereignisse) in vier dänischen Pflegeheimen zur Erfassung von Erkennung und Management akuter Ereignisse bei Bewohnern.</w:t>
+      </w:r>
+    </w:p>
+    <w:p>
+      <w:r>
+        <w:rPr>
+          <w:b/>
+        </w:rPr>
+        <w:t xml:space="preserve">Ergebnis: </w:t>
+      </w:r>
+      <w:r>
+        <w:t>Akutereignisse werden durch Personalbemessung, Ressourcenausstattung und sektorenübergreifende Zusammenarbeit geprägt, nicht allein durch Patientenbedarf: Strukturelle Vulnerabilität gefährdet Autonomie und Integrität der Bewohner.</w:t>
+      </w:r>
+    </w:p>
+    <w:p>
+      <w:r>
+        <w:rPr>
+          <w:b/>
+          <w:sz w:val="19"/>
+        </w:rPr>
+        <w:t xml:space="preserve">Übertragbarkeit: </w:t>
+      </w:r>
+      <w:r>
+        <w:rPr>
+          <w:sz w:val="19"/>
+        </w:rPr>
+        <w:t>Dänemark, vergleichbare Pflegekontexte und Versorgungsherausforderungen</w:t>
+      </w:r>
+    </w:p>
+    <w:p>
+      <w:r>
+        <w:rPr>
+          <w:color w:val="5A7D3A"/>
+          <w:sz w:val="18"/>
+        </w:rPr>
+        <w:t>https://pubmed.ncbi.nlm.nih.gov/42698201/</w:t>
+      </w:r>
+    </w:p>
+    <w:p>
+      <w:pPr>
+        <w:pStyle w:val="Heading2"/>
+      </w:pPr>
+      <w:r>
+        <w:t>Simulationstraining statt Patientenbetreuung: gleichwertiges Lernresultat bei Pflegestudierenden</w:t>
+      </w:r>
+    </w:p>
+    <w:p>
+      <w:r>
+        <w:rPr>
+          <w:i/>
+          <w:color w:val="666666"/>
+          <w:sz w:val="18"/>
+        </w:rPr>
+        <w:t>Prothero L et al.  ·  Nurs Open  ·  Sept. 2026  ·  PMID 42698106</w:t>
+      </w:r>
+    </w:p>
+    <w:p>
+      <w:r>
+        <w:t>Systematischer Review mit Meta-Analyse (42 Studien, 5.336 Studierende) zu Effektivität von Simulationstraining allein oder kombiniert mit Klientenkontakt gegenüber reiner Klientenbetreuung.</w:t>
+      </w:r>
+    </w:p>
+    <w:p>
+      <w:r>
+        <w:rPr>
+          <w:b/>
+        </w:rPr>
+        <w:t xml:space="preserve">Ergebnis: </w:t>
+      </w:r>
+      <w:r>
+        <w:t>Vergleich 1 (Simulation vs. klinische Lehre): SMD=0,96 (95%-KI 0,63–1,30); Vergleich 2 (Simulation+Klinik vs. Klinik allein): SMD=0,82 (95%-KI 0,49–1,15). Alle 42 Studien berichten gute oder bessere Ergebnisse für Simulation.</w:t>
+      </w:r>
+    </w:p>
+    <w:p>
+      <w:r>
+        <w:rPr>
+          <w:b/>
+          <w:sz w:val="19"/>
+        </w:rPr>
+        <w:t xml:space="preserve">Übertragbarkeit: </w:t>
+      </w:r>
+      <w:r>
+        <w:rPr>
+          <w:sz w:val="19"/>
+        </w:rPr>
+        <w:t>Großbritannien, internationale Studien zu Lehr-/Lernergebnissen</w:t>
+      </w:r>
+    </w:p>
+    <w:p>
+      <w:r>
+        <w:rPr>
+          <w:color w:val="5A7D3A"/>
+          <w:sz w:val="18"/>
+        </w:rPr>
+        <w:t>https://pubmed.ncbi.nlm.nih.gov/42698106/</w:t>
+      </w:r>
+    </w:p>
+    <w:p>
+      <w:pPr>
+        <w:pStyle w:val="Heading2"/>
+      </w:pPr>
+      <w:r>
+        <w:t>Sozioökonomische Barrieren beim Zugang zur Pflegeversicherung: wann beantragen Ältere Leistungen?</w:t>
+      </w:r>
+    </w:p>
+    <w:p>
+      <w:r>
+        <w:rPr>
+          <w:i/>
+          <w:color w:val="666666"/>
+          <w:sz w:val="18"/>
+        </w:rPr>
+        <w:t>Noh JW et al.  ·  BMC Health Serv Res  ·  06.08.2026  ·  PMID 42698085</w:t>
+      </w:r>
+    </w:p>
+    <w:p>
+      <w:r>
+        <w:t>Deskriptive Analyse von 1,07 Millionen Erwachsenen (2008–2022) zu Alter bei Antrag und Genehmigung für Koreas Pflegeversicherung und zum Einfluss von Einkommen, Versicherungstyp und Morbidität.</w:t>
+      </w:r>
+    </w:p>
+    <w:p>
+      <w:r>
+        <w:rPr>
+          <w:b/>
+        </w:rPr>
+        <w:t xml:space="preserve">Ergebnis: </w:t>
+      </w:r>
+      <w:r>
+        <w:t>Durchschnittliches Antrittsalter 79,98 Jahre (Genehmigung 80,95), deutlich über initialer Anspruchsberechtigung (65 Jahre). Frauen, chronisch weniger Erkrankte und Angehörige höchsten/niedrigsten Einkommensdezils traten später ein; Medical-Aid-Bezieher früher. Struktur- und Informationshindernisse evident.</w:t>
+      </w:r>
+    </w:p>
+    <w:p>
+      <w:r>
+        <w:rPr>
+          <w:b/>
+          <w:sz w:val="19"/>
+        </w:rPr>
+        <w:t xml:space="preserve">Übertragbarkeit: </w:t>
+      </w:r>
+      <w:r>
+        <w:rPr>
+          <w:sz w:val="19"/>
+        </w:rPr>
+        <w:t>Südkorea, vergleichbares Versicherungssystem mit Teilkasko-Logik</w:t>
+      </w:r>
+    </w:p>
+    <w:p>
+      <w:r>
+        <w:rPr>
+          <w:color w:val="5A7D3A"/>
+          <w:sz w:val="18"/>
+        </w:rPr>
+        <w:t>https://pubmed.ncbi.nlm.nih.gov/42698085/</w:t>
+      </w:r>
+    </w:p>
+    <w:p>
+      <w:pPr>
+        <w:pStyle w:val="Heading2"/>
+      </w:pPr>
+      <w:r>
+        <w:t>Achtsamkeit und Selbstmitgefühl reduzieren Burnout-Symptome bei klinischen Pflegenden</w:t>
+      </w:r>
+    </w:p>
+    <w:p>
+      <w:r>
+        <w:rPr>
+          <w:i/>
+          <w:color w:val="666666"/>
+          <w:sz w:val="18"/>
+        </w:rPr>
+        <w:t>Öztürk Y et al.  ·  Rev Esc Enferm USP  ·  28.08.2026  ·  PMID 42696751</w:t>
+      </w:r>
+    </w:p>
+    <w:p>
+      <w:r>
+        <w:t>Querschnittstudie mit 220 Pflegenden in öffentlichem Spital (März–Juni 2024) zu Beziehungen zwischen Achtsamkeit, Selbstmitgefühl und Compassion Fatigue mittels Korrelations- und Regressionsanalysen.</w:t>
+      </w:r>
+    </w:p>
+    <w:p>
+      <w:r>
+        <w:rPr>
+          <w:b/>
+        </w:rPr>
+        <w:t xml:space="preserve">Ergebnis: </w:t>
+      </w:r>
+      <w:r>
+        <w:t>Achtsamkeit (M=61,78±11,29) korreliert positiv mit Selbstmitgefühl (r=0,33, p&lt;0,05) und negativ mit Compassion Fatigue (r=−0,34, p&lt;0,05); Selbstmitgefühl korreliert negativ mit Fatigue (r=−0,40, p&lt;0,05). Multiple Regression: Achtsamkeit (β=−0,42) und Selbstmitgefühl (β=−0,96) erklären gemeinsam 21,1% der Fatigue-Varianz.</w:t>
+      </w:r>
+    </w:p>
+    <w:p>
+      <w:r>
+        <w:rPr>
+          <w:b/>
+          <w:sz w:val="19"/>
+        </w:rPr>
+        <w:t xml:space="preserve">Übertragbarkeit: </w:t>
+      </w:r>
+      <w:r>
+        <w:rPr>
+          <w:sz w:val="19"/>
+        </w:rPr>
+        <w:t>Brasilien, Krankenhauskontext mit vergleichbaren Burnout-Phänomenen</w:t>
+      </w:r>
+    </w:p>
+    <w:p>
+      <w:r>
+        <w:rPr>
+          <w:color w:val="5A7D3A"/>
+          <w:sz w:val="18"/>
+        </w:rPr>
+        <w:t>https://pubmed.ncbi.nlm.nih.gov/42696751/</w:t>
+      </w:r>
+    </w:p>
+    <w:p>
+      <w:pPr>
+        <w:pStyle w:val="Heading2"/>
+      </w:pPr>
+      <w:r>
+        <w:t>Führungsverhalten, psychologische Sicherheit und Burnout bei Intensivpflegenden: indirekte Assoziationen</w:t>
+      </w:r>
+    </w:p>
+    <w:p>
+      <w:r>
+        <w:rPr>
+          <w:i/>
+          <w:color w:val="666666"/>
+          <w:sz w:val="18"/>
+        </w:rPr>
+        <w:t>Montenegro-Méndez S et al.  ·  Int Nurs Rev  ·  Sept. 2026  ·  PMID 42695137</w:t>
+      </w:r>
+    </w:p>
+    <w:p>
+      <w:r>
+        <w:t>Querschnittsstudie mit 305 Intensivpflegenden aus Spanien zum Zusammenhang zwischen Secure Base Leadership des Vorgesetzten, organisationaler Dehumanisierung, psychologischer Sicherheit und Burnout.</w:t>
+      </w:r>
+    </w:p>
+    <w:p>
+      <w:r>
+        <w:rPr>
+          <w:b/>
+        </w:rPr>
+        <w:t xml:space="preserve">Ergebnis: </w:t>
+      </w:r>
+      <w:r>
+        <w:t>Direkte Assoziation zwischen Führungsverhalten und Burnout nicht signifikant; indirekt: Secure Base Leadership reduziert Dehumanisierung (p&lt;0,05) und erhöht psychologische Sicherheit, was Burnout senkt und Work Engagement erhöht. Modell erklärt 20% der Burnout-Varianz.</w:t>
+      </w:r>
+    </w:p>
+    <w:p>
+      <w:r>
+        <w:rPr>
+          <w:b/>
+          <w:sz w:val="19"/>
+        </w:rPr>
+        <w:t xml:space="preserve">Übertragbarkeit: </w:t>
+      </w:r>
+      <w:r>
+        <w:rPr>
+          <w:sz w:val="19"/>
+        </w:rPr>
+        <w:t>Spanien, europäische Klinikstruktur und Personalherausforderungen</w:t>
+      </w:r>
+    </w:p>
+    <w:p>
+      <w:r>
+        <w:rPr>
+          <w:color w:val="5A7D3A"/>
+          <w:sz w:val="18"/>
+        </w:rPr>
+        <w:t>https://pubmed.ncbi.nlm.nih.gov/42695137/</w:t>
+      </w:r>
+    </w:p>
+    <w:p>
+      <w:pPr>
+        <w:pStyle w:val="Heading2"/>
+      </w:pPr>
+      <w:r>
+        <w:t>Nachhaltigkeit und Klimabewusstsein bei Pflegenden: Einstellung und Barrieren zur Implementierung</w:t>
+      </w:r>
+    </w:p>
+    <w:p>
+      <w:r>
+        <w:rPr>
+          <w:i/>
+          <w:color w:val="666666"/>
+          <w:sz w:val="18"/>
+        </w:rPr>
+        <w:t>Flynn A et al.  ·  J Nurs Manag  ·  2026  ·  PMID 42670663</w:t>
+      </w:r>
+    </w:p>
+    <w:p>
+      <w:r>
+        <w:t>Querschnittsbefragung (256 Pflegende und Hebammen, SANS-2-Instrument) zu Haltungen zur Nachhaltigkeit und wahrgenommenen Hindernissen für nachhaltige Praktiken in Pflege- und Hebammentätigkeit.</w:t>
+      </w:r>
+    </w:p>
+    <w:p>
+      <w:r>
+        <w:rPr>
+          <w:b/>
+        </w:rPr>
+        <w:t xml:space="preserve">Ergebnis: </w:t>
+      </w:r>
+      <w:r>
+        <w:t>78% sehen Klimawandel, 87,1% Nachhaltigkeit als wichtig; 68,8% bzw. 77,7% befürworten curriculare Integration. 84,4% wenden Nachhaltigkeitsprinzipien zuhause an, aber nur 53,5% in der Berufspraxis (p&lt;0,001). Hierarchische Strukturen und fehlende Selbstsicherheit hemmen Veränderungen.</w:t>
+      </w:r>
+    </w:p>
+    <w:p>
+      <w:r>
+        <w:rPr>
+          <w:b/>
+          <w:sz w:val="19"/>
+        </w:rPr>
+        <w:t xml:space="preserve">Übertragbarkeit: </w:t>
+      </w:r>
+      <w:r>
+        <w:rPr>
+          <w:sz w:val="19"/>
+        </w:rPr>
+        <w:t>Irland, UK, Deutschland – europäische NHS- und Gesundheitssysteme</w:t>
+      </w:r>
+    </w:p>
+    <w:p>
+      <w:r>
+        <w:rPr>
+          <w:color w:val="5A7D3A"/>
+          <w:sz w:val="18"/>
+        </w:rPr>
+        <w:t>https://pubmed.ncbi.nlm.nih.gov/42670663/</w:t>
       </w:r>
     </w:p>
     <w:p>

--- a/download/studien-archiv.docx
+++ b/download/studien-archiv.docx
@@ -62,7 +62,421 @@
           <w:color w:val="666666"/>
           <w:sz w:val="18"/>
         </w:rPr>
-        <w:t>Stand: 06.09.2026  |  87 Studien  |  pflege.m-vf.de</w:t>
+        <w:t>Stand: 07.09.2026  |  94 Studien  |  pflege.m-vf.de</w:t>
+      </w:r>
+    </w:p>
+    <w:p>
+      <w:pPr>
+        <w:pStyle w:val="Heading1"/>
+      </w:pPr>
+      <w:r>
+        <w:t>Aufgenommen am 07.09.2026</w:t>
+      </w:r>
+    </w:p>
+    <w:p>
+      <w:pPr>
+        <w:pStyle w:val="Heading2"/>
+      </w:pPr>
+      <w:r>
+        <w:t>Simulationsbasierte Schulung für Nachwuchskräfte in Kinderchirurgie: Verbesserung der Fachkompetenz</w:t>
+      </w:r>
+    </w:p>
+    <w:p>
+      <w:r>
+        <w:rPr>
+          <w:i/>
+          <w:color w:val="666666"/>
+          <w:sz w:val="18"/>
+        </w:rPr>
+        <w:t>Luo W et al.  ·  Nurs Open  ·  Sept. 2026  ·  PMID 42702081</w:t>
+      </w:r>
+    </w:p>
+    <w:p>
+      <w:r>
+        <w:t>Quasi-experimentelle Studie mit 60 Nachwuchspflegekräften in Kinderchirurgie zur Wirksamkeit des Jeffries Simulation Framework auf Kernkompetenzen und klinische Entscheidungsfähigkeit (Pre-Post-Design).</w:t>
+      </w:r>
+    </w:p>
+    <w:p>
+      <w:r>
+        <w:rPr>
+          <w:b/>
+        </w:rPr>
+        <w:t xml:space="preserve">Ergebnis: </w:t>
+      </w:r>
+      <w:r>
+        <w:t>Signifikante Verbesserungen der Gesamtkompetenz (p &lt; 0,001): Score stieg von 118,48 ± 8,84 auf 142,56 ± 6,11 Punkte (Differenz 24,08 ± 9,51); klinische Entscheidungsfähigkeit von 83,92 ± 2,43 auf 91,15 ± 3,24 (Differenz 7,23 ± 4,17); Dimensionen 'klinische Pflege', 'kritisches Denken' und 'klare Ziele' zeigten signifikante Verbesserungen.</w:t>
+      </w:r>
+    </w:p>
+    <w:p>
+      <w:r>
+        <w:rPr>
+          <w:b/>
+          <w:sz w:val="19"/>
+        </w:rPr>
+        <w:t xml:space="preserve">Übertragbarkeit: </w:t>
+      </w:r>
+      <w:r>
+        <w:rPr>
+          <w:sz w:val="19"/>
+        </w:rPr>
+        <w:t>China, Grundprinzipien der Simulationspädagogik international, auf deutsche Kontexte adaptierbar</w:t>
+      </w:r>
+    </w:p>
+    <w:p>
+      <w:r>
+        <w:rPr>
+          <w:color w:val="5A7D3A"/>
+          <w:sz w:val="18"/>
+        </w:rPr>
+        <w:t>https://pubmed.ncbi.nlm.nih.gov/42702081/</w:t>
+      </w:r>
+    </w:p>
+    <w:p>
+      <w:pPr>
+        <w:pStyle w:val="Heading2"/>
+      </w:pPr>
+      <w:r>
+        <w:t>Mobile App für pflegende Angehörige von Demenzerkrankten: Verbesserungen der Lebensqualität in randomisierter Studie</w:t>
+      </w:r>
+    </w:p>
+    <w:p>
+      <w:r>
+        <w:rPr>
+          <w:i/>
+          <w:color w:val="666666"/>
+          <w:sz w:val="18"/>
+        </w:rPr>
+        <w:t>Yüceer B et al.  ·  BMC Geriatr  ·  04.09.2026  ·  PMID 42701191</w:t>
+      </w:r>
+    </w:p>
+    <w:p>
+      <w:r>
+        <w:t>Entwicklung und Erprobung einer nutzergerichteten Smartphone-App für pflegende Angehörige von Demenzerkrankten mit Qualifizierung anhand von Gesamtzufriedenheit und psychologischem Wohlbefinden (Baseline und 8. Woche).</w:t>
+      </w:r>
+    </w:p>
+    <w:p>
+      <w:r>
+        <w:rPr>
+          <w:b/>
+        </w:rPr>
+        <w:t xml:space="preserve">Ergebnis: </w:t>
+      </w:r>
+      <w:r>
+        <w:t>Signifikante Verbesserungen der Gesamtlebensqualität (p &lt; 0,001) und der psychologischen Dimension (p &lt; 0,001) in der Interventionsgruppe; keine signifikanten Effekte auf Pflegebelastung, neuropsychiatrische Symptome oder Pflegerdistress; Systemusability (gute Bedienbarkeit) nach 8 Wochen dokumentiert.</w:t>
+      </w:r>
+    </w:p>
+    <w:p>
+      <w:r>
+        <w:rPr>
+          <w:b/>
+          <w:sz w:val="19"/>
+        </w:rPr>
+        <w:t xml:space="preserve">Übertragbarkeit: </w:t>
+      </w:r>
+      <w:r>
+        <w:rPr>
+          <w:sz w:val="19"/>
+        </w:rPr>
+        <w:t>Türkei/Deutschland, Aufbau vergleichbar, Intervention gut skalierbar</w:t>
+      </w:r>
+    </w:p>
+    <w:p>
+      <w:r>
+        <w:rPr>
+          <w:color w:val="5A7D3A"/>
+          <w:sz w:val="18"/>
+        </w:rPr>
+        <w:t>https://pubmed.ncbi.nlm.nih.gov/42701191/</w:t>
+      </w:r>
+    </w:p>
+    <w:p>
+      <w:pPr>
+        <w:pStyle w:val="Heading2"/>
+      </w:pPr>
+      <w:r>
+        <w:t>Smartphone-gestützte Edukation für Angehörige von Patienten mit Darmkrebs: Reduktion des Unterstützungsbedarfs</w:t>
+      </w:r>
+    </w:p>
+    <w:p>
+      <w:r>
+        <w:rPr>
+          <w:i/>
+          <w:color w:val="666666"/>
+          <w:sz w:val="18"/>
+        </w:rPr>
+        <w:t>Nemati H et al.  ·  Support Care Cancer  ·  05.09.2026  ·  PMID 42700222</w:t>
+      </w:r>
+    </w:p>
+    <w:p>
+      <w:r>
+        <w:t>Randomisierte kontrollierte Studie zur Wirkung einer 4-wöchigen Smartphone-App auf Unterstützungsbedarfe von Angehörigen von Darmkrebspatienten, gemessen mit dem SCNS-P&amp;C (Supportive Care Needs Survey).</w:t>
+      </w:r>
+    </w:p>
+    <w:p>
+      <w:r>
+        <w:rPr>
+          <w:b/>
+        </w:rPr>
+        <w:t xml:space="preserve">Ergebnis: </w:t>
+      </w:r>
+      <w:r>
+        <w:t>Interventionsgruppe zeigte signifikante Reduktion des Gesamtbedarfs und der vier Dimensionen (Gesundheitsversorgung, psychologisch-emotional, Beruf/Soziales, Information): alle p &lt; 0,001; Effekt über 4 Wochen stabil und substanziell.</w:t>
+      </w:r>
+    </w:p>
+    <w:p>
+      <w:r>
+        <w:rPr>
+          <w:b/>
+          <w:sz w:val="19"/>
+        </w:rPr>
+        <w:t xml:space="preserve">Übertragbarkeit: </w:t>
+      </w:r>
+      <w:r>
+        <w:rPr>
+          <w:sz w:val="19"/>
+        </w:rPr>
+        <w:t>Iran, ähnliche Lebensrealitäten, niedrigschwellige digitale Technik</w:t>
+      </w:r>
+    </w:p>
+    <w:p>
+      <w:r>
+        <w:rPr>
+          <w:color w:val="5A7D3A"/>
+          <w:sz w:val="18"/>
+        </w:rPr>
+        <w:t>https://pubmed.ncbi.nlm.nih.gov/42700222/</w:t>
+      </w:r>
+    </w:p>
+    <w:p>
+      <w:pPr>
+        <w:pStyle w:val="Heading2"/>
+      </w:pPr>
+      <w:r>
+        <w:t>Männliche Pflegekräfte in der Türkei: Wie Geschlechteridentität die Berufsfunktion prägt</w:t>
+      </w:r>
+    </w:p>
+    <w:p>
+      <w:r>
+        <w:rPr>
+          <w:i/>
+          <w:color w:val="666666"/>
+          <w:sz w:val="18"/>
+        </w:rPr>
+        <w:t>Aydin F et al.  ·  Int Nurs Rev  ·  Sept. 2026  ·  PMID 42695756</w:t>
+      </w:r>
+    </w:p>
+    <w:p>
+      <w:r>
+        <w:t>Qualitative Studie mit 40 Teilnehmern (5 männliche und 5 weibliche Pflegekräfte, 5 männliche und 5 weibliche Ärzte, 10 Patienten und 10 Angehörige) zur Neudefinition der Pflegeprofessionalität durch männliche Fachkräfte in einem frauendominierten Beruf.</w:t>
+      </w:r>
+    </w:p>
+    <w:p>
+      <w:r>
+        <w:rPr>
+          <w:b/>
+        </w:rPr>
+        <w:t xml:space="preserve">Ergebnis: </w:t>
+      </w:r>
+      <w:r>
+        <w:t>Vier Themen identifiziert: Fachkompetenz, Akzeptanz der Berufsidentität, Integration und Transformierung; männliche Pflegekräfte wurden über physische Stärke, Ruhe und Schutz positioniert, aber aus geburtshilflichen, gynäkologischen und neonatologischen Settings ausgeschlossen; weibliche Pflegekräfte wurden durch mütterliche und emotionale Attribute definiert; Ambiguität in der Ansprache von männlichen Pflegekräften und Paradoxon zwischen niedriger Berufswahrnehmung und ‚heiliger' Patientenwahrnehmung.</w:t>
+      </w:r>
+    </w:p>
+    <w:p>
+      <w:r>
+        <w:rPr>
+          <w:b/>
+          <w:sz w:val="19"/>
+        </w:rPr>
+        <w:t xml:space="preserve">Übertragbarkeit: </w:t>
+      </w:r>
+      <w:r>
+        <w:rPr>
+          <w:sz w:val="19"/>
+        </w:rPr>
+        <w:t>Türkei/europäischer Kontext, Erkenntnisse zu Geschlechternormen und Professionalität</w:t>
+      </w:r>
+    </w:p>
+    <w:p>
+      <w:r>
+        <w:rPr>
+          <w:color w:val="5A7D3A"/>
+          <w:sz w:val="18"/>
+        </w:rPr>
+        <w:t>https://pubmed.ncbi.nlm.nih.gov/42695756/</w:t>
+      </w:r>
+    </w:p>
+    <w:p>
+      <w:pPr>
+        <w:pStyle w:val="Heading2"/>
+      </w:pPr>
+      <w:r>
+        <w:t>Resilienzbasierte Risikogovernance in Pflegeeinrichtungen für ältere Menschen: Strategien für nachhaltige Versorgung</w:t>
+      </w:r>
+    </w:p>
+    <w:p>
+      <w:r>
+        <w:rPr>
+          <w:i/>
+          <w:color w:val="666666"/>
+          <w:sz w:val="18"/>
+        </w:rPr>
+        <w:t>Li C et al.  ·  Front Public Health  ·  20.08.2026  ·  PMID 42694048</w:t>
+      </w:r>
+    </w:p>
+    <w:p>
+      <w:r>
+        <w:t>Theoretische Konstruktion eines Resilienzgovernance-Systems für Versorgungsrisiken in Alteneinrichtungen auf Basis der sozialen Ökologietheorie; Analyse internationaler Pandemieerfahrungen als illustrative Beispiele zur Relevanz des Frameworks.</w:t>
+      </w:r>
+    </w:p>
+    <w:p>
+      <w:r>
+        <w:rPr>
+          <w:b/>
+        </w:rPr>
+        <w:t xml:space="preserve">Ergebnis: </w:t>
+      </w:r>
+      <w:r>
+        <w:t>Dreidimensionales Konstruktionskonzept (Konzept-Element-Mechanismus) mit drei Kernkonzepten (Entwicklung-Sicherheit-Koproduzieren, zeitlich-räumliche Integration, Handlung-Governance-Abstimmung) und drei Operationsmechanismen (adaptive proaktive Zirkulation, Resilienzintegration, dynamische Prozessantwort); Trinity-Implementierungsstrategie aus Governance-Koordination, Politikunterstützung und Digitalisierung; Framework zeigt Effektivität in COVID-19-Fallanalysen.</w:t>
+      </w:r>
+    </w:p>
+    <w:p>
+      <w:r>
+        <w:rPr>
+          <w:b/>
+          <w:sz w:val="19"/>
+        </w:rPr>
+        <w:t xml:space="preserve">Übertragbarkeit: </w:t>
+      </w:r>
+      <w:r>
+        <w:rPr>
+          <w:sz w:val="19"/>
+        </w:rPr>
+        <w:t>China, theoretischer Rahmen, internationale Adaptierbarkeit für Systemreformen</w:t>
+      </w:r>
+    </w:p>
+    <w:p>
+      <w:r>
+        <w:rPr>
+          <w:color w:val="5A7D3A"/>
+          <w:sz w:val="18"/>
+        </w:rPr>
+        <w:t>https://pubmed.ncbi.nlm.nih.gov/42694048/</w:t>
+      </w:r>
+    </w:p>
+    <w:p>
+      <w:pPr>
+        <w:pStyle w:val="Heading2"/>
+      </w:pPr>
+      <w:r>
+        <w:t>Kontaktloses Vitalzeichen-Monitoring in Pflege: Machbarkeitsstudie zum Radar-System</w:t>
+      </w:r>
+    </w:p>
+    <w:p>
+      <w:r>
+        <w:rPr>
+          <w:i/>
+          <w:color w:val="666666"/>
+          <w:sz w:val="18"/>
+        </w:rPr>
+        <w:t>Ritter-Herschbach M et al.  ·  JMIR Nurs  ·  28.08.2026  ·  PMID 42684424</w:t>
+      </w:r>
+    </w:p>
+    <w:p>
+      <w:r>
+        <w:t>Pilotstudie mit 13 Pflegekräften zur Machbarkeit, Usability und Akzeptanz eines radargestützten, kontaktlosen Überwachungssystems für Atmung, Herzfrequenz und Bettaktivität in Geriatrie und Dialyse über 4 Wochen.</w:t>
+      </w:r>
+    </w:p>
+    <w:p>
+      <w:r>
+        <w:rPr>
+          <w:b/>
+        </w:rPr>
+        <w:t xml:space="preserve">Ergebnis: </w:t>
+      </w:r>
+      <w:r>
+        <w:t>Hohe durchschnittliche Nutzungsabsicht nach 4 Wochen (Mittelwert 85,5, SD 107,7); System Usability Scale: 74,5 (SD 10,5) – gute Usability; Pflegekräfte berichteten erhöhtes Sicherheitsgefühl; potenzielle Zeiteinsparungen durch Reduktion von Prozessstörungen; technische Nachteile identifiziert.</w:t>
+      </w:r>
+    </w:p>
+    <w:p>
+      <w:r>
+        <w:rPr>
+          <w:b/>
+          <w:sz w:val="19"/>
+        </w:rPr>
+        <w:t xml:space="preserve">Übertragbarkeit: </w:t>
+      </w:r>
+      <w:r>
+        <w:rPr>
+          <w:sz w:val="19"/>
+        </w:rPr>
+        <w:t>Deutschland, Kliniken vergleichbar, Implementierungserfahrung verfügbar</w:t>
+      </w:r>
+    </w:p>
+    <w:p>
+      <w:r>
+        <w:rPr>
+          <w:color w:val="5A7D3A"/>
+          <w:sz w:val="18"/>
+        </w:rPr>
+        <w:t>https://pubmed.ncbi.nlm.nih.gov/42684424/</w:t>
+      </w:r>
+    </w:p>
+    <w:p>
+      <w:pPr>
+        <w:pStyle w:val="Heading2"/>
+      </w:pPr>
+      <w:r>
+        <w:t>Reform der Pflegeausbildung in Frankreich: Neue Kompetenzstandards für autonomere Praxis</w:t>
+      </w:r>
+    </w:p>
+    <w:p>
+      <w:r>
+        <w:rPr>
+          <w:i/>
+          <w:color w:val="666666"/>
+          <w:sz w:val="18"/>
+        </w:rPr>
+        <w:t>Guillouët S  ·  Rev Infirm  ·  06.08.2026  ·  PMID 42674738</w:t>
+      </w:r>
+    </w:p>
+    <w:p>
+      <w:r>
+        <w:t>Kurzkommentar zur Umsetzung von Gesetz 2025-581 zur Reform des Pflegeberufs in Frankreich, das durch Dekret vom 20. Februar 2026 neue Kompetenzstandards und Ausbildungsnormen setzt.</w:t>
+      </w:r>
+    </w:p>
+    <w:p>
+      <w:r>
+        <w:rPr>
+          <w:b/>
+        </w:rPr>
+        <w:t xml:space="preserve">Ergebnis: </w:t>
+      </w:r>
+      <w:r>
+        <w:t>Neue Standards stützen mehr autonome Praxis in verschiedenen Settings, insbesondere in der Primärversorgung; Reform umfasst Neudefinition von Kompetenz und Ausbildungsanforderungen; Anpassung der Erstausbildung erforderlich, um Autonomie in komplexen Versorgungspfaden zu unterstützen.</w:t>
+      </w:r>
+    </w:p>
+    <w:p>
+      <w:r>
+        <w:rPr>
+          <w:b/>
+          <w:sz w:val="19"/>
+        </w:rPr>
+        <w:t xml:space="preserve">Übertragbarkeit: </w:t>
+      </w:r>
+      <w:r>
+        <w:rPr>
+          <w:sz w:val="19"/>
+        </w:rPr>
+        <w:t>Frankreich, EU-Kontext, vergleichbare Regulierungsziele wie deutsche Reformdiskurse</w:t>
+      </w:r>
+    </w:p>
+    <w:p>
+      <w:r>
+        <w:rPr>
+          <w:color w:val="5A7D3A"/>
+          <w:sz w:val="18"/>
+        </w:rPr>
+        <w:t>https://pubmed.ncbi.nlm.nih.gov/42674738/</w:t>
       </w:r>
     </w:p>
     <w:p>

--- a/download/studien-archiv.docx
+++ b/download/studien-archiv.docx
@@ -62,7 +62,363 @@
           <w:color w:val="666666"/>
           <w:sz w:val="18"/>
         </w:rPr>
-        <w:t>Stand: 07.09.2026  |  94 Studien  |  pflege.m-vf.de</w:t>
+        <w:t>Stand: 08.09.2026  |  100 Studien  |  pflege.m-vf.de</w:t>
+      </w:r>
+    </w:p>
+    <w:p>
+      <w:pPr>
+        <w:pStyle w:val="Heading1"/>
+      </w:pPr>
+      <w:r>
+        <w:t>Aufgenommen am 08.09.2026</w:t>
+      </w:r>
+    </w:p>
+    <w:p>
+      <w:pPr>
+        <w:pStyle w:val="Heading2"/>
+      </w:pPr>
+      <w:r>
+        <w:t>Hospital-at-Home in Skandinavien: Organisationsformen für akut somatisch Erkrankte</w:t>
+      </w:r>
+    </w:p>
+    <w:p>
+      <w:r>
+        <w:rPr>
+          <w:i/>
+          <w:color w:val="666666"/>
+          <w:sz w:val="18"/>
+        </w:rPr>
+        <w:t>Hansen KK et al.  ·  Scand J Caring Sci  ·  Sept. 2026  ·  PMID 42704143</w:t>
+      </w:r>
+    </w:p>
+    <w:p>
+      <w:r>
+        <w:t>Scoping Review (10 Studien) zu Organisationsstrukturen und Interventionen von Hospital-at-Home-Programmen in Dänemark, Norwegen und Schweden für akute Erkrankungen.</w:t>
+      </w:r>
+    </w:p>
+    <w:p>
+      <w:r>
+        <w:rPr>
+          <w:b/>
+        </w:rPr>
+        <w:t xml:space="preserve">Ergebnis: </w:t>
+      </w:r>
+      <w:r>
+        <w:t>Drei primäre Modelle identifiziert: (1) Kommunale acute nursing teams mit niedergelassenen Ärzten, (2) ED-Teams mit mobiler akuter Versorgung, (3) Spezialisierte Einheiten mit virtuellen und In-Person-Leistungen. Interventionen: IV-Therapie, Point-of-Care-Diagnostik, Monitoring, digitale Konsultationen.</w:t>
+      </w:r>
+    </w:p>
+    <w:p>
+      <w:r>
+        <w:rPr>
+          <w:b/>
+          <w:sz w:val="19"/>
+        </w:rPr>
+        <w:t xml:space="preserve">Übertragbarkeit: </w:t>
+      </w:r>
+      <w:r>
+        <w:rPr>
+          <w:sz w:val="19"/>
+        </w:rPr>
+        <w:t>Skandinavien, vergleichbare Sozialsysteme – Organisationsstruktur bestimmt Qualität und Skalierbarkeit.</w:t>
+      </w:r>
+    </w:p>
+    <w:p>
+      <w:r>
+        <w:rPr>
+          <w:color w:val="5A7D3A"/>
+          <w:sz w:val="18"/>
+        </w:rPr>
+        <w:t>https://pubmed.ncbi.nlm.nih.gov/42704143/</w:t>
+      </w:r>
+    </w:p>
+    <w:p>
+      <w:pPr>
+        <w:pStyle w:val="Heading2"/>
+      </w:pPr>
+      <w:r>
+        <w:t>Persönliche Schutzausrüstung bei Chemotherapie: Einflussfaktoren auf Compliance bei Pflegepersonal</w:t>
+      </w:r>
+    </w:p>
+    <w:p>
+      <w:r>
+        <w:rPr>
+          <w:i/>
+          <w:color w:val="666666"/>
+          <w:sz w:val="18"/>
+        </w:rPr>
+        <w:t>Zheng Y et al.  ·  J Nurs Manag  ·  2026  ·  PMID 42704108</w:t>
+      </w:r>
+    </w:p>
+    <w:p>
+      <w:r>
+        <w:t>Querschnittstudie (n=478) zur Nutzung von Persönlicher Schutzausrüstung (PSA) bei Handhabung von Zytostatika und Einflussfaktoren auf deren Einhaltung in chinesischen Krebskliniken.</w:t>
+      </w:r>
+    </w:p>
+    <w:p>
+      <w:r>
+        <w:rPr>
+          <w:b/>
+        </w:rPr>
+        <w:t xml:space="preserve">Ergebnis: </w:t>
+      </w:r>
+      <w:r>
+        <w:t>Direkte Einflussfaktoren auf PSA-Nutzung: zwischenmenschliche Einflüsse, Arbeitsplatzicherheit, Selbstwirksamkeit (p&lt;0,001). Selbstwirksamkeit und Risikobewusstsein vermittelten Effekt von Erfahrung auf PSA-Einsatz; Barrieren und Konflikte reduzierten den Effekt.</w:t>
+      </w:r>
+    </w:p>
+    <w:p>
+      <w:r>
+        <w:rPr>
+          <w:b/>
+          <w:sz w:val="19"/>
+        </w:rPr>
+        <w:t xml:space="preserve">Übertragbarkeit: </w:t>
+      </w:r>
+      <w:r>
+        <w:rPr>
+          <w:sz w:val="19"/>
+        </w:rPr>
+        <w:t>China, systematische Medikamentosicherheit – Modell zur Multilevel-Intervention für globale Relevanz.</w:t>
+      </w:r>
+    </w:p>
+    <w:p>
+      <w:r>
+        <w:rPr>
+          <w:color w:val="5A7D3A"/>
+          <w:sz w:val="18"/>
+        </w:rPr>
+        <w:t>https://pubmed.ncbi.nlm.nih.gov/42704108/</w:t>
+      </w:r>
+    </w:p>
+    <w:p>
+      <w:pPr>
+        <w:pStyle w:val="Heading2"/>
+      </w:pPr>
+      <w:r>
+        <w:t>Pflegekräfte und Muskelskelettverletzungen: Organisatorische Unterstützung und Verbleib im Beruf</w:t>
+      </w:r>
+    </w:p>
+    <w:p>
+      <w:r>
+        <w:rPr>
+          <w:i/>
+          <w:color w:val="666666"/>
+          <w:sz w:val="18"/>
+        </w:rPr>
+        <w:t>Sunzi K et al.  ·  Nurs Open  ·  Sept. 2026  ·  PMID 42703757</w:t>
+      </w:r>
+    </w:p>
+    <w:p>
+      <w:r>
+        <w:t>Qualitative Studie zu Erfahrungen chinesischer Pflegekräfte mit Haltungsschäden in Arbeit (WMSD) und deren Wahrnehmung organisatorischer Unterstützung durch Arbeitgeber.</w:t>
+      </w:r>
+    </w:p>
+    <w:p>
+      <w:r>
+        <w:rPr>
+          <w:b/>
+        </w:rPr>
+        <w:t xml:space="preserve">Ergebnis: </w:t>
+      </w:r>
+      <w:r>
+        <w:t>Pflegekräfte berichteten von fragmentierter, reaktiver Unterstützung: Formale Verfahren scheiterten, persönliche Netzwerke wurden entscheidend. Mangelnde Unterstützung reduzierte Loyalität und erhöhte Kündigungsabsichten deutlich; Berufsidentität wurde destabilisiert.</w:t>
+      </w:r>
+    </w:p>
+    <w:p>
+      <w:r>
+        <w:rPr>
+          <w:b/>
+          <w:sz w:val="19"/>
+        </w:rPr>
+        <w:t xml:space="preserve">Übertragbarkeit: </w:t>
+      </w:r>
+      <w:r>
+        <w:rPr>
+          <w:sz w:val="19"/>
+        </w:rPr>
+        <w:t>China, Tertiärspitäler – Befunde zu Organisationsversagen sind übertragbar, strukturierte Rückkehrprogramme fehlen weltweit.</w:t>
+      </w:r>
+    </w:p>
+    <w:p>
+      <w:r>
+        <w:rPr>
+          <w:color w:val="5A7D3A"/>
+          <w:sz w:val="18"/>
+        </w:rPr>
+        <w:t>https://pubmed.ncbi.nlm.nih.gov/42703757/</w:t>
+      </w:r>
+    </w:p>
+    <w:p>
+      <w:pPr>
+        <w:pStyle w:val="Heading2"/>
+      </w:pPr>
+      <w:r>
+        <w:t>Burnout bei Intensivpflegekräften: Personalquotient und Jobzufriedenheit in Oman</w:t>
+      </w:r>
+    </w:p>
+    <w:p>
+      <w:r>
+        <w:rPr>
+          <w:i/>
+          <w:color w:val="666666"/>
+          <w:sz w:val="18"/>
+        </w:rPr>
+        <w:t>Al Shereiqi R et al.  ·  J Nurs Manag  ·  2026  ·  PMID 42703684</w:t>
+      </w:r>
+    </w:p>
+    <w:p>
+      <w:r>
+        <w:t>Querschnittsstudie (n=150) an Intensivstationen eines regionalen Krankenhauses in Oman zu Burnout-Dimensionen, Personalquotient und Jobzufriedenheit.</w:t>
+      </w:r>
+    </w:p>
+    <w:p>
+      <w:r>
+        <w:rPr>
+          <w:b/>
+        </w:rPr>
+        <w:t xml:space="preserve">Ergebnis: </w:t>
+      </w:r>
+      <w:r>
+        <w:t>Moderates Burnout (M=2,90±0,78), ambivalente Jobzufriedenheit (M=3,62±0,57). Burnout negativ korreliert mit Jobzufriedenheit (r=-0,40, p&lt;0,001). Emotionale Erschöpfung mediierte vollständig den Link zwischen Personalquotient und Jobzufriedenheit (p&lt;0,001).</w:t>
+      </w:r>
+    </w:p>
+    <w:p>
+      <w:r>
+        <w:rPr>
+          <w:b/>
+          <w:sz w:val="19"/>
+        </w:rPr>
+        <w:t xml:space="preserve">Übertragbarkeit: </w:t>
+      </w:r>
+      <w:r>
+        <w:rPr>
+          <w:sz w:val="19"/>
+        </w:rPr>
+        <w:t>Oman, Personalbelastung schädigt direkt Zufriedenheit – Bettenquoten sind universelle Stellschraube.</w:t>
+      </w:r>
+    </w:p>
+    <w:p>
+      <w:r>
+        <w:rPr>
+          <w:color w:val="5A7D3A"/>
+          <w:sz w:val="18"/>
+        </w:rPr>
+        <w:t>https://pubmed.ncbi.nlm.nih.gov/42703684/</w:t>
+      </w:r>
+    </w:p>
+    <w:p>
+      <w:pPr>
+        <w:pStyle w:val="Heading2"/>
+      </w:pPr>
+      <w:r>
+        <w:t>Schlafmangel und Fatigue bei Perianästhesiepflegekräften: Risiko für Medikationsfehler</w:t>
+      </w:r>
+    </w:p>
+    <w:p>
+      <w:r>
+        <w:rPr>
+          <w:i/>
+          <w:color w:val="666666"/>
+          <w:sz w:val="18"/>
+        </w:rPr>
+        <w:t>Kang Y et al.  ·  Int Nurs Rev  ·  Sept. 2026  ·  PMID 42702909</w:t>
+      </w:r>
+    </w:p>
+    <w:p>
+      <w:r>
+        <w:t>Querschnittsbefragung (n=213) südkoreanischer Perianästhesiepflegekräfte zu Schlafstörungen, Erschöpfung, Überzeit und selbstberichteten Medikationsfehlern.</w:t>
+      </w:r>
+    </w:p>
+    <w:p>
+      <w:r>
+        <w:rPr>
+          <w:b/>
+        </w:rPr>
+        <w:t xml:space="preserve">Ergebnis: </w:t>
+      </w:r>
+      <w:r>
+        <w:t>Klinisch signifikante Schlaflosigkeit bei 25% der Pflegekräfte, Erschöpfung bei zwei Drittel, Überzeit bei 80%. Schlafstörungen (p&lt;0,001) und Erschöpfung (p&lt;0,001) waren unabhängig assoziiert mit höherer Fehlerrate; Überzeit zeigte keine signifikante Assoziation.</w:t>
+      </w:r>
+    </w:p>
+    <w:p>
+      <w:r>
+        <w:rPr>
+          <w:b/>
+          <w:sz w:val="19"/>
+        </w:rPr>
+        <w:t xml:space="preserve">Übertragbarkeit: </w:t>
+      </w:r>
+      <w:r>
+        <w:rPr>
+          <w:sz w:val="19"/>
+        </w:rPr>
+        <w:t>Südkorea, Hochrisiko-Versorgungssetting – schlaffördernde Maßnahmen als Sicherheitsinvestition.</w:t>
+      </w:r>
+    </w:p>
+    <w:p>
+      <w:r>
+        <w:rPr>
+          <w:color w:val="5A7D3A"/>
+          <w:sz w:val="18"/>
+        </w:rPr>
+        <w:t>https://pubmed.ncbi.nlm.nih.gov/42702909/</w:t>
+      </w:r>
+    </w:p>
+    <w:p>
+      <w:pPr>
+        <w:pStyle w:val="Heading2"/>
+      </w:pPr>
+      <w:r>
+        <w:t>Mobbing in Notaufnahmen: Psychische Belastung und Arbeitsstressoren bei Pflegekräften</w:t>
+      </w:r>
+    </w:p>
+    <w:p>
+      <w:r>
+        <w:rPr>
+          <w:i/>
+          <w:color w:val="666666"/>
+          <w:sz w:val="18"/>
+        </w:rPr>
+        <w:t>Rahmatpour P et al.  ·  Nurs Health Sci  ·  Sept. 2026  ·  PMID 42702722</w:t>
+      </w:r>
+    </w:p>
+    <w:p>
+      <w:r>
+        <w:t>Querschnittsstudie (n=228) iranischer Notaufnahmepflegekräfte zu Mobbing-Häufigkeit, psychischer Belastung und Berufsstressoren.</w:t>
+      </w:r>
+    </w:p>
+    <w:p>
+      <w:r>
+        <w:rPr>
+          <w:b/>
+        </w:rPr>
+        <w:t xml:space="preserve">Ergebnis: </w:t>
+      </w:r>
+      <w:r>
+        <w:t>Pflegekräfte mit höherem Mobbing-Exposure berichteten signifikant mehr psychische Belastung (p=0,007) und Berufsstress (p=0,014). Mobbing blieb nach Adjustment für Demografie unabhängiger Prädiktor: β=0,29 für Stress, β=0,26 für Belastung (p&lt;0,001).</w:t>
+      </w:r>
+    </w:p>
+    <w:p>
+      <w:r>
+        <w:rPr>
+          <w:b/>
+          <w:sz w:val="19"/>
+        </w:rPr>
+        <w:t xml:space="preserve">Übertragbarkeit: </w:t>
+      </w:r>
+      <w:r>
+        <w:rPr>
+          <w:sz w:val="19"/>
+        </w:rPr>
+        <w:t>Iran, universelles Mobbing-Phänomen – Anti-Gewalt-Strategien und sichere Meldesysteme essenziell.</w:t>
+      </w:r>
+    </w:p>
+    <w:p>
+      <w:r>
+        <w:rPr>
+          <w:color w:val="5A7D3A"/>
+          <w:sz w:val="18"/>
+        </w:rPr>
+        <w:t>https://pubmed.ncbi.nlm.nih.gov/42702722/</w:t>
       </w:r>
     </w:p>
     <w:p>

--- a/download/studien-archiv.docx
+++ b/download/studien-archiv.docx
@@ -62,7 +62,363 @@
           <w:color w:val="666666"/>
           <w:sz w:val="18"/>
         </w:rPr>
-        <w:t>Stand: 08.09.2026  |  100 Studien  |  pflege.m-vf.de</w:t>
+        <w:t>Stand: 09.09.2026  |  106 Studien  |  pflege.m-vf.de</w:t>
+      </w:r>
+    </w:p>
+    <w:p>
+      <w:pPr>
+        <w:pStyle w:val="Heading1"/>
+      </w:pPr>
+      <w:r>
+        <w:t>Aufgenommen am 09.09.2026</w:t>
+      </w:r>
+    </w:p>
+    <w:p>
+      <w:pPr>
+        <w:pStyle w:val="Heading2"/>
+      </w:pPr>
+      <w:r>
+        <w:t>Paracentese durch Pflegefachpersonen: Sicherheit und Reichweite eines Ambulanz-Modells</w:t>
+      </w:r>
+    </w:p>
+    <w:p>
+      <w:r>
+        <w:rPr>
+          <w:i/>
+          <w:color w:val="666666"/>
+          <w:sz w:val="18"/>
+        </w:rPr>
+        <w:t>McDonald M et al.  ·  J Eval Clin Pract  ·  Sept. 2026  ·  PMID 42709979</w:t>
+      </w:r>
+    </w:p>
+    <w:p>
+      <w:r>
+        <w:t>Retrospektive Übersichtsanalyse von 580 ambulanten therapeutischen Parazentesen an 124 Patienten mit dekompensierter Zirrhose, davon 55,2 % durch Pflegefachpersonen durchgeführt, zur Sicherheit und geografischen Erreichbarkeit.</w:t>
+      </w:r>
+    </w:p>
+    <w:p>
+      <w:r>
+        <w:rPr>
+          <w:b/>
+        </w:rPr>
+        <w:t xml:space="preserve">Ergebnis: </w:t>
+      </w:r>
+      <w:r>
+        <w:t>Null prozentuale Komplikationsrate (0 %; 95 % KI: 0–0,52 %). Patienten kamen aus Großraum Toronto, einige legten bis 360 km zurück. Das RN-geführte Modell erweiterte die ambulante Kapazität und ermöglichte Patienten, nähere Krankenhäuser zu umgehen, um spezialisierte Outpatient-Services zu nutzen.</w:t>
+      </w:r>
+    </w:p>
+    <w:p>
+      <w:r>
+        <w:rPr>
+          <w:b/>
+          <w:sz w:val="19"/>
+        </w:rPr>
+        <w:t xml:space="preserve">Übertragbarkeit: </w:t>
+      </w:r>
+      <w:r>
+        <w:rPr>
+          <w:sz w:val="19"/>
+        </w:rPr>
+        <w:t>Kanada, vergleichbares Sozialversicherungssystem, spezialisierte Akutklinik-Ambulanz</w:t>
+      </w:r>
+    </w:p>
+    <w:p>
+      <w:r>
+        <w:rPr>
+          <w:color w:val="5A7D3A"/>
+          <w:sz w:val="18"/>
+        </w:rPr>
+        <w:t>https://pubmed.ncbi.nlm.nih.gov/42709979/</w:t>
+      </w:r>
+    </w:p>
+    <w:p>
+      <w:pPr>
+        <w:pStyle w:val="Heading2"/>
+      </w:pPr>
+      <w:r>
+        <w:t>Belastung pflegender Angehöriger bei Zirrhose und Lebertransplantation: Vulnerable Gruppen identifizieren</w:t>
+      </w:r>
+    </w:p>
+    <w:p>
+      <w:r>
+        <w:rPr>
+          <w:i/>
+          <w:color w:val="666666"/>
+          <w:sz w:val="18"/>
+        </w:rPr>
+        <w:t>Martins RSS et al.  ·  J Eval Clin Pract  ·  Sept. 2026  ·  PMID 42709954</w:t>
+      </w:r>
+    </w:p>
+    <w:p>
+      <w:r>
+        <w:t>Querschnittsstudie mit 223 informellen Pflegenden von Zirrhose- und Lebertransplantationspatienten zur Erfassung von Pflegenden-Belastung und Stress mittels Burden Scale for Family Caregivers (BSFC).</w:t>
+      </w:r>
+    </w:p>
+    <w:p>
+      <w:r>
+        <w:rPr>
+          <w:b/>
+        </w:rPr>
+        <w:t xml:space="preserve">Ergebnis: </w:t>
+      </w:r>
+      <w:r>
+        <w:t>Belastung war am höchsten bei: Alter &lt;40 Jahre, Vorhandensein eigener Kinder, emotionale Belastung des Patienten, unteres Pro-Kopf-Einkommen, weibliches Geschlecht. Befunde zeigen, dass jüngere, weibliche pflegende Angehörige mit niedrigerem Einkommen die höchsten Belastungswerte aufwiesen und gezielte Unterstützungsstrategien benötigen.</w:t>
+      </w:r>
+    </w:p>
+    <w:p>
+      <w:r>
+        <w:rPr>
+          <w:b/>
+          <w:sz w:val="19"/>
+        </w:rPr>
+        <w:t xml:space="preserve">Übertragbarkeit: </w:t>
+      </w:r>
+      <w:r>
+        <w:rPr>
+          <w:sz w:val="19"/>
+        </w:rPr>
+        <w:t>Brasilien, Versorgungsauftrag vergleichbar, vulnerable Gruppe gut identifizierbar</w:t>
+      </w:r>
+    </w:p>
+    <w:p>
+      <w:r>
+        <w:rPr>
+          <w:color w:val="5A7D3A"/>
+          <w:sz w:val="18"/>
+        </w:rPr>
+        <w:t>https://pubmed.ncbi.nlm.nih.gov/42709954/</w:t>
+      </w:r>
+    </w:p>
+    <w:p>
+      <w:pPr>
+        <w:pStyle w:val="Heading2"/>
+      </w:pPr>
+      <w:r>
+        <w:t>Arbeitslast und unterlassene Pflege: Welche Indikatoren den Patientenservice gefährden</w:t>
+      </w:r>
+    </w:p>
+    <w:p>
+      <w:r>
+        <w:rPr>
+          <w:i/>
+          <w:color w:val="666666"/>
+          <w:sz w:val="18"/>
+        </w:rPr>
+        <w:t>Ivziku D et al.  ·  J Nurs Scholarsh  ·  Sept. 2026  ·  PMID 42708349</w:t>
+      </w:r>
+    </w:p>
+    <w:p>
+      <w:r>
+        <w:t>Querschnittsstudie mit wiederholten Messungen an 213 Pflegenden in italienischen Krankenhausstationen zur Verbindung von gemeldeter Patientenanzahl und wahrgenommener Belastung mit unterlassenen Pflegeaktivitäten.</w:t>
+      </w:r>
+    </w:p>
+    <w:p>
+      <w:r>
+        <w:rPr>
+          <w:b/>
+        </w:rPr>
+        <w:t xml:space="preserve">Ergebnis: </w:t>
+      </w:r>
+      <w:r>
+        <w:t>Die 502 registrierten Schichten zeigten im Durchschnitt 6,5 unterlassene Pflegeaktivitäten pro Schicht; 29,9 % der Schichten hatten gar keine. Die wahrgenommene Arbeitsbelastung war gemeinsam mit unterlassener Pflege assoziiert (Wald χ²=22,95, p=0,002). Der Indikator Arbeitsrhythmus/Menge zeigte die stärkste Einzelassoziation (OR 1,24 pro SD, p=0,023), blieb nach Multipel-Korrektur aber nicht signifikant. Die Patientenanzahl allein war nicht eindeutig assoziiert (OR 1,14, p=0,192).</w:t>
+      </w:r>
+    </w:p>
+    <w:p>
+      <w:r>
+        <w:rPr>
+          <w:b/>
+          <w:sz w:val="19"/>
+        </w:rPr>
+        <w:t xml:space="preserve">Übertragbarkeit: </w:t>
+      </w:r>
+      <w:r>
+        <w:rPr>
+          <w:sz w:val="19"/>
+        </w:rPr>
+        <w:t>Italien, vergleichbare medizinische Versorgungsstruktur, repräsentative Mehrzentrumskohorte</w:t>
+      </w:r>
+    </w:p>
+    <w:p>
+      <w:r>
+        <w:rPr>
+          <w:color w:val="5A7D3A"/>
+          <w:sz w:val="18"/>
+        </w:rPr>
+        <w:t>https://pubmed.ncbi.nlm.nih.gov/42708349/</w:t>
+      </w:r>
+    </w:p>
+    <w:p>
+      <w:pPr>
+        <w:pStyle w:val="Heading2"/>
+      </w:pPr>
+      <w:r>
+        <w:t>Digitale Interventionen gegen Burnout bei Pflegenden: systematischer Review mit Metaanalyse</w:t>
+      </w:r>
+    </w:p>
+    <w:p>
+      <w:r>
+        <w:rPr>
+          <w:i/>
+          <w:color w:val="666666"/>
+          <w:sz w:val="18"/>
+        </w:rPr>
+        <w:t>Yang Y et al.  ·  Front Public Health  ·  24.08.2026  ·  PMID 42707490</w:t>
+      </w:r>
+    </w:p>
+    <w:p>
+      <w:r>
+        <w:t>Systematischer Review und Metaanalyse von 37 Studien mit ~8.450 Pflegenden zu Wirksamkeit digitaler Gesundheitsinterventionen gegen Burnout im Vergleich zu Standardversorgung oder Warteliste.</w:t>
+      </w:r>
+    </w:p>
+    <w:p>
+      <w:r>
+        <w:rPr>
+          <w:b/>
+        </w:rPr>
+        <w:t xml:space="preserve">Ergebnis: </w:t>
+      </w:r>
+      <w:r>
+        <w:t>Pooled standardisierte Mitteldifferenz: SMD=−0,47 (95 % KI: −0,65 bis −0,29, p&lt;0,001), mittlere Reduktion von Burnout. Web-basierte kognitive Verhaltenstherapie (CBT) und Acceptance-Commitment-Therapy (ACT) zeigten stärkste Effekte (SMD=−0,72), gefolgt von KI-gesteuerten mobilen Interventionen (SMD=−0,61). Emotionale Erschöpfung war am responsivsten (SMD=−0,53).</w:t>
+      </w:r>
+    </w:p>
+    <w:p>
+      <w:r>
+        <w:rPr>
+          <w:b/>
+          <w:sz w:val="19"/>
+        </w:rPr>
+        <w:t xml:space="preserve">Übertragbarkeit: </w:t>
+      </w:r>
+      <w:r>
+        <w:rPr>
+          <w:sz w:val="19"/>
+        </w:rPr>
+        <w:t>Heterogene Studienländer (14), übertragbar als Benchmark für Wirksamkeit strukturierter Interventionen</w:t>
+      </w:r>
+    </w:p>
+    <w:p>
+      <w:r>
+        <w:rPr>
+          <w:color w:val="5A7D3A"/>
+          <w:sz w:val="18"/>
+        </w:rPr>
+        <w:t>https://pubmed.ncbi.nlm.nih.gov/42707490/</w:t>
+      </w:r>
+    </w:p>
+    <w:p>
+      <w:pPr>
+        <w:pStyle w:val="Heading2"/>
+      </w:pPr>
+      <w:r>
+        <w:t>Achtsamkeit und kognitive Therapie: Wie ein Programm Belastung von Pflegenden in der Demenzversorgung reduziert</w:t>
+      </w:r>
+    </w:p>
+    <w:p>
+      <w:r>
+        <w:rPr>
+          <w:i/>
+          <w:color w:val="666666"/>
+          <w:sz w:val="18"/>
+        </w:rPr>
+        <w:t>Chen L et al.  ·  Front Neurol  ·  24.08.2026  ·  PMID 42707288</w:t>
+      </w:r>
+    </w:p>
+    <w:p>
+      <w:r>
+        <w:t>Retrospektive multimethodische Studie mit 94 professionellen Demenzpflegenden (Intervention: 48, Kontrolle: 46) zum Effekt eines 8-wöchigen Gruppen-Achtsamkeitsprogramms auf Pflegenden-Belastung, wahrgenommenen Stress und Symptome der betreuten Personen mit Demenz.</w:t>
+      </w:r>
+    </w:p>
+    <w:p>
+      <w:r>
+        <w:rPr>
+          <w:b/>
+        </w:rPr>
+        <w:t xml:space="preserve">Ergebnis: </w:t>
+      </w:r>
+      <w:r>
+        <w:t>Interventionsgruppe zeigte signifikant größere Reduktionen: Pflegenden-Belastung (NPI-D von 32,15±8,53 auf 19,90±5,71, p&lt;0,001), wahrgenommener Stress (PSS-10 von 23,83±4,23 auf 16,82±3,94, p&lt;0,001). Positive Assoziationen zwischen Belastungsreduktion und Symptomverbesserung (r=0,36–0,44). Patienten-BPRS, BEHAVE-AD und NPI-Schweregrad verbesserten sich ab Woche 12.</w:t>
+      </w:r>
+    </w:p>
+    <w:p>
+      <w:r>
+        <w:rPr>
+          <w:b/>
+          <w:sz w:val="19"/>
+        </w:rPr>
+        <w:t xml:space="preserve">Übertragbarkeit: </w:t>
+      </w:r>
+      <w:r>
+        <w:rPr>
+          <w:sz w:val="19"/>
+        </w:rPr>
+        <w:t>China, aber Effekt-Mechanismen (Gruppenformat, Peer-Support) kulturübergreifend relevant</w:t>
+      </w:r>
+    </w:p>
+    <w:p>
+      <w:r>
+        <w:rPr>
+          <w:color w:val="5A7D3A"/>
+          <w:sz w:val="18"/>
+        </w:rPr>
+        <w:t>https://pubmed.ncbi.nlm.nih.gov/42707288/</w:t>
+      </w:r>
+    </w:p>
+    <w:p>
+      <w:pPr>
+        <w:pStyle w:val="Heading2"/>
+      </w:pPr>
+      <w:r>
+        <w:t>Lücken in der geriatrischen Pflege im Krankenhaus: Wissen und Ressourcen von Pflegenden</w:t>
+      </w:r>
+    </w:p>
+    <w:p>
+      <w:r>
+        <w:rPr>
+          <w:i/>
+          <w:color w:val="666666"/>
+          <w:sz w:val="18"/>
+        </w:rPr>
+        <w:t>Pedersen MM et al.  ·  Geriatr Nurs  ·  20.07.2026  ·  PMID 42705819</w:t>
+      </w:r>
+    </w:p>
+    <w:p>
+      <w:r>
+        <w:t>Querschnittstudie an 50 Pflegenden und Pflegeassistenten in einer dänischen Universitätsklinik zur Bewertung ihres Wissens über ältere Menschen und Wahrnehmung der geriatrischen Versorgung mittels GIAP-Instrument.</w:t>
+      </w:r>
+    </w:p>
+    <w:p>
+      <w:r>
+        <w:rPr>
+          <w:b/>
+        </w:rPr>
+        <w:t xml:space="preserve">Ergebnis: </w:t>
+      </w:r>
+      <w:r>
+        <w:t>Allgemeines Wissen moderat (Mittelwert 6,88 von 10, SD 1,33). Beste Wissensbereiche: Stürze, Schmerz, Inkontinenz; schwächste: Ernährung, ADL-Assessments, Hautintegrität. Personal berichtete Versorgung älterer Menschen mit Respekt, aber mangelnde Kontinuität, geringe Ressourcen und schlechte institutionelle Unterstützung für Fortbildung.</w:t>
+      </w:r>
+    </w:p>
+    <w:p>
+      <w:r>
+        <w:rPr>
+          <w:b/>
+          <w:sz w:val="19"/>
+        </w:rPr>
+        <w:t xml:space="preserve">Übertragbarkeit: </w:t>
+      </w:r>
+      <w:r>
+        <w:rPr>
+          <w:sz w:val="19"/>
+        </w:rPr>
+        <w:t>Dänemark, skandinavisch-deutsches Versorgungssystem vergleichbar, Kapazität der Uni-Klinik repräsentativ</w:t>
+      </w:r>
+    </w:p>
+    <w:p>
+      <w:r>
+        <w:rPr>
+          <w:color w:val="5A7D3A"/>
+          <w:sz w:val="18"/>
+        </w:rPr>
+        <w:t>https://pubmed.ncbi.nlm.nih.gov/42705819/</w:t>
       </w:r>
     </w:p>
     <w:p>

--- a/download/studien-archiv.docx
+++ b/download/studien-archiv.docx
@@ -62,7 +62,363 @@
           <w:color w:val="666666"/>
           <w:sz w:val="18"/>
         </w:rPr>
-        <w:t>Stand: 09.09.2026  |  106 Studien  |  pflege.m-vf.de</w:t>
+        <w:t>Stand: 10.09.2026  |  112 Studien  |  pflege.m-vf.de</w:t>
+      </w:r>
+    </w:p>
+    <w:p>
+      <w:pPr>
+        <w:pStyle w:val="Heading1"/>
+      </w:pPr>
+      <w:r>
+        <w:t>Aufgenommen am 10.09.2026</w:t>
+      </w:r>
+    </w:p>
+    <w:p>
+      <w:pPr>
+        <w:pStyle w:val="Heading2"/>
+      </w:pPr>
+      <w:r>
+        <w:t>Multiprofessionelle Primärversorgung: Fachkräfte in der Hausarztpraxis und Ergebnis für Patienten</w:t>
+      </w:r>
+    </w:p>
+    <w:p>
+      <w:r>
+        <w:rPr>
+          <w:i/>
+          <w:color w:val="666666"/>
+          <w:sz w:val="18"/>
+        </w:rPr>
+        <w:t>Naß P et al.  ·  PLoS One  ·  09.09.2026  ·  PMID 42715196</w:t>
+      </w:r>
+    </w:p>
+    <w:p>
+      <w:r>
+        <w:t>Studie zur Wirkung von speziell geschulten Pflegefachkräften in Hausarztpraxen als Teil eines Modells zur Versorgung chronisch kranker Patienten – in 20 Praxen mit Vergleichsgruppe aus Routinedaten.</w:t>
+      </w:r>
+    </w:p>
+    <w:p>
+      <w:r>
+        <w:rPr>
+          <w:b/>
+        </w:rPr>
+        <w:t xml:space="preserve">Ergebnis: </w:t>
+      </w:r>
+      <w:r>
+        <w:t>Primärer Endpunkt: Notfallvorfälle nach 12 Monaten (Ergebnisse ausstehend); sekundäre Endpunkte sind Krankenhauseinweisungen, Mortalität, Kontinuität und Koordination der Versorgung. Das Studiendesign ist in Deutschland übertragbar, Ergebnisse noch nicht publiziert.</w:t>
+      </w:r>
+    </w:p>
+    <w:p>
+      <w:r>
+        <w:rPr>
+          <w:b/>
+          <w:sz w:val="19"/>
+        </w:rPr>
+        <w:t xml:space="preserve">Übertragbarkeit: </w:t>
+      </w:r>
+      <w:r>
+        <w:rPr>
+          <w:sz w:val="19"/>
+        </w:rPr>
+        <w:t>Deutschland, multiprofessionelle Primärversorgung mit erweiterten Pflegeaufgaben</w:t>
+      </w:r>
+    </w:p>
+    <w:p>
+      <w:r>
+        <w:rPr>
+          <w:color w:val="5A7D3A"/>
+          <w:sz w:val="18"/>
+        </w:rPr>
+        <w:t>https://pubmed.ncbi.nlm.nih.gov/42715196/</w:t>
+      </w:r>
+    </w:p>
+    <w:p>
+      <w:pPr>
+        <w:pStyle w:val="Heading2"/>
+      </w:pPr>
+      <w:r>
+        <w:t>Vorausplanung und Krankenhauseinweisung von Altenheimbewohnern am Lebensende</w:t>
+      </w:r>
+    </w:p>
+    <w:p>
+      <w:r>
+        <w:rPr>
+          <w:i/>
+          <w:color w:val="666666"/>
+          <w:sz w:val="18"/>
+        </w:rPr>
+        <w:t>Gillan PC et al.  ·  J Hosp Palliat Nurs  ·  01.10.2026  ·  PMID 42714187</w:t>
+      </w:r>
+    </w:p>
+    <w:p>
+      <w:r>
+        <w:t>Scoping Review über 23 Studien (2004–2024) zur Rolle der Advance-Care-Planning-Dokumente bei Verlegungsentscheidungen von Altenheimbewohnern in ihre letzten Lebenswochen.</w:t>
+      </w:r>
+    </w:p>
+    <w:p>
+      <w:r>
+        <w:rPr>
+          <w:b/>
+        </w:rPr>
+        <w:t xml:space="preserve">Ergebnis: </w:t>
+      </w:r>
+      <w:r>
+        <w:t>Advance-Care-Pläne mit Anweisungen zur Reanimationsvermeidung oder Nichthospitalisierung führten zu weniger Krankenhauseinweisungen als ohne solche Anweisungen. Problematisch: Berichte über Verlegungen gegen den dokumentierten Willen der Bewohner. Faktoren für Verlegung: Alter, Akuität, Vulnerabilität, familiäre Faktoren.</w:t>
+      </w:r>
+    </w:p>
+    <w:p>
+      <w:r>
+        <w:rPr>
+          <w:b/>
+          <w:sz w:val="19"/>
+        </w:rPr>
+        <w:t xml:space="preserve">Übertragbarkeit: </w:t>
+      </w:r>
+      <w:r>
+        <w:rPr>
+          <w:sz w:val="19"/>
+        </w:rPr>
+        <w:t>Australien, 9 Länder, vergleichbare Langzeitpflege und Palliativversorgung</w:t>
+      </w:r>
+    </w:p>
+    <w:p>
+      <w:r>
+        <w:rPr>
+          <w:color w:val="5A7D3A"/>
+          <w:sz w:val="18"/>
+        </w:rPr>
+        <w:t>https://pubmed.ncbi.nlm.nih.gov/42714187/</w:t>
+      </w:r>
+    </w:p>
+    <w:p>
+      <w:pPr>
+        <w:pStyle w:val="Heading2"/>
+      </w:pPr>
+      <w:r>
+        <w:t>Pflegegeleitet angepasste Osteoporose-Nachsorge nach Hüftfraktur reduziert Erneut-Frakturen</w:t>
+      </w:r>
+    </w:p>
+    <w:p>
+      <w:r>
+        <w:rPr>
+          <w:i/>
+          <w:color w:val="666666"/>
+          <w:sz w:val="18"/>
+        </w:rPr>
+        <w:t>Jiang Y et al.  ·  J Vis Exp  ·  08.09.2026  ·  PMID 42714079</w:t>
+      </w:r>
+    </w:p>
+    <w:p>
+      <w:r>
+        <w:t>Einzelzentrum-Studie zur Wirkung eines pfleggeleiteten Pathways mit Magenschonungs-Anpassung der Therapie, strukturierter Patientenedukation und standardisiertem Follow-up über 24 Monate (n=147: 73 Intervention, 74 Kontrolle).</w:t>
+      </w:r>
+    </w:p>
+    <w:p>
+      <w:r>
+        <w:rPr>
+          <w:b/>
+        </w:rPr>
+        <w:t xml:space="preserve">Ergebnis: </w:t>
+      </w:r>
+      <w:r>
+        <w:t>Pflegepathway-Gruppe: höhere Therapieadhärenz (PDC ≥0,80 durchgehend höher über 24 Monate), bessere Knochenmineraldichte-Verbesserungen (Lendenwirbelsäule und Hüfte), niedrigere Raten chronischer postoperativer Schmerzen (16,67 % vs. 63,49 %, p&lt;0,001). Nachfolge-Frakturen numerisch günstiger, aber wegen niedriger Ereigniszahl und fehlender Randomisierung mit Vorsicht interpretieren.</w:t>
+      </w:r>
+    </w:p>
+    <w:p>
+      <w:r>
+        <w:rPr>
+          <w:b/>
+          <w:sz w:val="19"/>
+        </w:rPr>
+        <w:t xml:space="preserve">Übertragbarkeit: </w:t>
+      </w:r>
+      <w:r>
+        <w:rPr>
+          <w:sz w:val="19"/>
+        </w:rPr>
+        <w:t>China, Konzept der pfleggeleiteten Versorgungsoptimierung übertragbar</w:t>
+      </w:r>
+    </w:p>
+    <w:p>
+      <w:r>
+        <w:rPr>
+          <w:color w:val="5A7D3A"/>
+          <w:sz w:val="18"/>
+        </w:rPr>
+        <w:t>https://pubmed.ncbi.nlm.nih.gov/42714079/</w:t>
+      </w:r>
+    </w:p>
+    <w:p>
+      <w:pPr>
+        <w:pStyle w:val="Heading2"/>
+      </w:pPr>
+      <w:r>
+        <w:t>Intelligente Überwachung in der postoperativen Reha nach Wirbelsäulenfusion: bessere Mobilität und weniger Chronischmerz</w:t>
+      </w:r>
+    </w:p>
+    <w:p>
+      <w:r>
+        <w:rPr>
+          <w:i/>
+          <w:color w:val="666666"/>
+          <w:sz w:val="18"/>
+        </w:rPr>
+        <w:t>Ruan Z et al.  ·  J Vis Exp  ·  08.09.2026  ·  PMID 42714051</w:t>
+      </w:r>
+    </w:p>
+    <w:p>
+      <w:r>
+        <w:t>Retrospektive Kohortenstudie mit Smart-Nursing-Modell für postoperative Rehabilitation älterer Patienten nach lumbaler Fusion (n=117: 54 Smart-Nursing, 63 Kontrolle) über 12 Monate.</w:t>
+      </w:r>
+    </w:p>
+    <w:p>
+      <w:r>
+        <w:rPr>
+          <w:b/>
+        </w:rPr>
+        <w:t xml:space="preserve">Ergebnis: </w:t>
+      </w:r>
+      <w:r>
+        <w:t>Smart-Nursing-Gruppe: größere Reduktion aktivitätsbezogener Schmerzen über 12 Monate (Interaktionseffekt -1,10 Punkte; 95%-KI -1,50 bis -0,69; p&lt;0,001), ruheBezogene Schmerzen tiefer (1,87 vs. 2,87), höhere Muskelquerschnittsfläche, höheres isometrisches Drehmoment, Chronischmerz-Inzidenz deutlich niedriger (16,67 % vs. 63,49 %, p&lt;0,001).</w:t>
+      </w:r>
+    </w:p>
+    <w:p>
+      <w:r>
+        <w:rPr>
+          <w:b/>
+          <w:sz w:val="19"/>
+        </w:rPr>
+        <w:t xml:space="preserve">Übertragbarkeit: </w:t>
+      </w:r>
+      <w:r>
+        <w:rPr>
+          <w:sz w:val="19"/>
+        </w:rPr>
+        <w:t>China, digitale Überwachung und individualisierte Rehabilitation technisch übertragbar</w:t>
+      </w:r>
+    </w:p>
+    <w:p>
+      <w:r>
+        <w:rPr>
+          <w:color w:val="5A7D3A"/>
+          <w:sz w:val="18"/>
+        </w:rPr>
+        <w:t>https://pubmed.ncbi.nlm.nih.gov/42714051/</w:t>
+      </w:r>
+    </w:p>
+    <w:p>
+      <w:pPr>
+        <w:pStyle w:val="Heading2"/>
+      </w:pPr>
+      <w:r>
+        <w:t>Demenz-Schulung für Hospiz-Angehörige und Kliniker verbessert Umsetzbarkeit und Akzeptanz</w:t>
+      </w:r>
+    </w:p>
+    <w:p>
+      <w:r>
+        <w:rPr>
+          <w:i/>
+          <w:color w:val="666666"/>
+          <w:sz w:val="18"/>
+        </w:rPr>
+        <w:t>Llaneza DH et al.  ·  Palliat Support Care  ·  09.09.2026  ·  PMID 42713768</w:t>
+      </w:r>
+    </w:p>
+    <w:p>
+      <w:r>
+        <w:t>Pilot-RCT einer demenz-fokussierten End-of-Life-Intervention für pflegende Angehörige (n=37) und Kliniker (n=15) in Heim-Hospiz mit strukturiertem Arbeitsblatt und Schulungsvideos.</w:t>
+      </w:r>
+    </w:p>
+    <w:p>
+      <w:r>
+        <w:rPr>
+          <w:b/>
+        </w:rPr>
+        <w:t xml:space="preserve">Ergebnis: </w:t>
+      </w:r>
+      <w:r>
+        <w:t>28 Angehörige (75 %) absolvierten Nach-Befragung, 10 (27 %) nutzten Arbeitsblatt. 13 Kliniker (87 %) absolviert Schulung, 8 (53 %) Nach-Befragung, 8 (100 %) nutzten Arbeitsblatt. Beide Gruppen bewerteten Arbeitsblatt als hilfreich und leicht anwendbar; Kliniker gaben höhere Hilfreichkeits-Bewertung (3,88 vs. 3,70). Größte Zustimmung für strukturierte Anleitung und verbesserte Zusammenarbeit.</w:t>
+      </w:r>
+    </w:p>
+    <w:p>
+      <w:r>
+        <w:rPr>
+          <w:b/>
+          <w:sz w:val="19"/>
+        </w:rPr>
+        <w:t xml:space="preserve">Übertragbarkeit: </w:t>
+      </w:r>
+      <w:r>
+        <w:rPr>
+          <w:sz w:val="19"/>
+        </w:rPr>
+        <w:t>USA, konzeptionell auf deutsches Hospiz-System übertragbar</w:t>
+      </w:r>
+    </w:p>
+    <w:p>
+      <w:r>
+        <w:rPr>
+          <w:color w:val="5A7D3A"/>
+          <w:sz w:val="18"/>
+        </w:rPr>
+        <w:t>https://pubmed.ncbi.nlm.nih.gov/42713768/</w:t>
+      </w:r>
+    </w:p>
+    <w:p>
+      <w:pPr>
+        <w:pStyle w:val="Heading2"/>
+      </w:pPr>
+      <w:r>
+        <w:t>Wissen und Haltung von OP-Pflegekräften zur Dekubitusprophylaxe im Operationssaal</w:t>
+      </w:r>
+    </w:p>
+    <w:p>
+      <w:r>
+        <w:rPr>
+          <w:i/>
+          <w:color w:val="666666"/>
+          <w:sz w:val="18"/>
+        </w:rPr>
+        <w:t>Falk-Brynhildsen K et al.  ·  Nurs Open  ·  Sept. 2026  ·  PMID 42708279</w:t>
+      </w:r>
+    </w:p>
+    <w:p>
+      <w:r>
+        <w:t>Nationale Befragung schwedischer OP-Pflegekräfte (n=284) zu Wissensstand und Einstellung zur Verhütung intraoperativer Druckgeschwüre.</w:t>
+      </w:r>
+    </w:p>
+    <w:p>
+      <w:r>
+        <w:rPr>
+          <w:b/>
+        </w:rPr>
+        <w:t xml:space="preserve">Ergebnis: </w:t>
+      </w:r>
+      <w:r>
+        <w:t>Pflegekräfte zeigen solides Wissen zur Dekubitus-Ätiologie, aber deutlich schwächeres Wissen zu Präventionsmaßnahmen, besonders zur intraoperativen Positionierung. Positive Haltung zur Prävention, aber 58 % signalisieren Bedarf für weitere Schulung. Ergebnis: Strukturierte Fortbildung und klare Rollenverteilung in OP-Teams erforderlich.</w:t>
+      </w:r>
+    </w:p>
+    <w:p>
+      <w:r>
+        <w:rPr>
+          <w:b/>
+          <w:sz w:val="19"/>
+        </w:rPr>
+        <w:t xml:space="preserve">Übertragbarkeit: </w:t>
+      </w:r>
+      <w:r>
+        <w:rPr>
+          <w:sz w:val="19"/>
+        </w:rPr>
+        <w:t>Skandinavien, vergleichbare Gesundheitssysteme, OP-Praxis übertragbar</w:t>
+      </w:r>
+    </w:p>
+    <w:p>
+      <w:r>
+        <w:rPr>
+          <w:color w:val="5A7D3A"/>
+          <w:sz w:val="18"/>
+        </w:rPr>
+        <w:t>https://pubmed.ncbi.nlm.nih.gov/42708279/</w:t>
       </w:r>
     </w:p>
     <w:p>

--- a/download/studien-archiv.docx
+++ b/download/studien-archiv.docx
@@ -62,7 +62,363 @@
           <w:color w:val="666666"/>
           <w:sz w:val="18"/>
         </w:rPr>
-        <w:t>Stand: 10.09.2026  |  112 Studien  |  pflege.m-vf.de</w:t>
+        <w:t>Stand: 11.09.2026  |  118 Studien  |  pflege.m-vf.de</w:t>
+      </w:r>
+    </w:p>
+    <w:p>
+      <w:pPr>
+        <w:pStyle w:val="Heading1"/>
+      </w:pPr>
+      <w:r>
+        <w:t>Aufgenommen am 11.09.2026</w:t>
+      </w:r>
+    </w:p>
+    <w:p>
+      <w:pPr>
+        <w:pStyle w:val="Heading2"/>
+      </w:pPr>
+      <w:r>
+        <w:t>HIV-Wissensvermittlung in Pflegekursen: Partizipatives Programm erhöht Selbstvertrauen von 52,6 % auf 94,7 %</w:t>
+      </w:r>
+    </w:p>
+    <w:p>
+      <w:r>
+        <w:rPr>
+          <w:i/>
+          <w:color w:val="666666"/>
+          <w:sz w:val="18"/>
+        </w:rPr>
+        <w:t>Cipriano NTE et al.  ·  Rev Esc Enferm USP  ·  07.09.2026  ·  PMID 42721437</w:t>
+      </w:r>
+    </w:p>
+    <w:p>
+      <w:r>
+        <w:t>Aktionsforschung mit 19 Pflegestudierenden zum HIV-Care-Pathway; vor und nach einem partizipativen Schulungsprogramm wurden Wissensbestandteile und Beratungskompetenz gemessen.</w:t>
+      </w:r>
+    </w:p>
+    <w:p>
+      <w:r>
+        <w:rPr>
+          <w:b/>
+        </w:rPr>
+        <w:t xml:space="preserve">Ergebnis: </w:t>
+      </w:r>
+      <w:r>
+        <w:t>Vor der Schulung bewerteten die Studierenden ihr Wissen zu Prä-Expositions-Prophylaxe, Post-Expositions-Prophylaxe und antiretroviraler Therapie überwiegend als ausreichend oder unzureichend. Nach der Intervention bewerteten alle ihr Wissen als gut oder sehr gut. Die wahrgenommene Bereitschaft, Menschen mit HIV willkommen zu heißen und zu beraten, stieg von 52,6 % auf 94,7 %. Dieses zeigt, wie Vermittlung praktischen Pflegewissens Vertrauen und Handlungskompetenz schafft.</w:t>
+      </w:r>
+    </w:p>
+    <w:p>
+      <w:r>
+        <w:rPr>
+          <w:b/>
+          <w:sz w:val="19"/>
+        </w:rPr>
+        <w:t xml:space="preserve">Übertragbarkeit: </w:t>
+      </w:r>
+      <w:r>
+        <w:rPr>
+          <w:sz w:val="19"/>
+        </w:rPr>
+        <w:t>Brasilien, Lehrprinzipien universell; HIV-Versorgung in SUS relevant</w:t>
+      </w:r>
+    </w:p>
+    <w:p>
+      <w:r>
+        <w:rPr>
+          <w:color w:val="5A7D3A"/>
+          <w:sz w:val="18"/>
+        </w:rPr>
+        <w:t>https://pubmed.ncbi.nlm.nih.gov/42721437/</w:t>
+      </w:r>
+    </w:p>
+    <w:p>
+      <w:pPr>
+        <w:pStyle w:val="Heading2"/>
+      </w:pPr>
+      <w:r>
+        <w:t>Pflegearrangement und psychische Gesundheit: Welche Netzwerktypen schützen vor Depression</w:t>
+      </w:r>
+    </w:p>
+    <w:p>
+      <w:r>
+        <w:rPr>
+          <w:i/>
+          <w:color w:val="666666"/>
+          <w:sz w:val="18"/>
+        </w:rPr>
+        <w:t>Hwang M et al.  ·  PLoS One  ·  10.09.2026  ·  PMID 42721148</w:t>
+      </w:r>
+    </w:p>
+    <w:p>
+      <w:r>
+        <w:t>Querschnittsstudie zur Analyse von Pflegearrangements (Zusammensetzung der Betreuer) und depressiven Symptomen bei 537 älteren Menschen mit kognitiven Einschränkungen in Südkorea.</w:t>
+      </w:r>
+    </w:p>
+    <w:p>
+      <w:r>
+        <w:rPr>
+          <w:b/>
+        </w:rPr>
+        <w:t xml:space="preserve">Ergebnis: </w:t>
+      </w:r>
+      <w:r>
+        <w:t>Fünf Netzwerktypen wurden identifiziert. Menschen mit Kind-zentrierten oder Ehepartner-zentrierten Netzwerken hatten niedrigere Depressionswerte (Basislinie). Öffentlich-zentrierte Netzwerke (nur formale Betreuer) und gemischte Netzwerke waren mit höheren Depressionswerten assoziiert (β = 0,09 bzw. 0,14, p &lt; 0,05). Das zeigt, dass informelle familiale Unterstützung psychischen Beeinträchtigungen mehr entgegenwirkt als rein formale Betreuung.</w:t>
+      </w:r>
+    </w:p>
+    <w:p>
+      <w:r>
+        <w:rPr>
+          <w:b/>
+          <w:sz w:val="19"/>
+        </w:rPr>
+        <w:t xml:space="preserve">Übertragbarkeit: </w:t>
+      </w:r>
+      <w:r>
+        <w:rPr>
+          <w:sz w:val="19"/>
+        </w:rPr>
+        <w:t>Asien, aber Kernbefund zur Qualität von Pflegearrangements universell relevant</w:t>
+      </w:r>
+    </w:p>
+    <w:p>
+      <w:r>
+        <w:rPr>
+          <w:color w:val="5A7D3A"/>
+          <w:sz w:val="18"/>
+        </w:rPr>
+        <w:t>https://pubmed.ncbi.nlm.nih.gov/42721148/</w:t>
+      </w:r>
+    </w:p>
+    <w:p>
+      <w:pPr>
+        <w:pStyle w:val="Heading2"/>
+      </w:pPr>
+      <w:r>
+        <w:t>Multimodale Pflegemaßnahmen bei Schluckstörungen nach Hirntumor: Wirksam für Funktion und Lebensqualität</w:t>
+      </w:r>
+    </w:p>
+    <w:p>
+      <w:r>
+        <w:rPr>
+          <w:i/>
+          <w:color w:val="666666"/>
+          <w:sz w:val="18"/>
+        </w:rPr>
+        <w:t>Lu Y et al.  ·  Support Care Cancer  ·  10.09.2026  ·  PMID 42720801</w:t>
+      </w:r>
+    </w:p>
+    <w:p>
+      <w:r>
+        <w:t>Randomisierte Studie mit 120 Patienten mit Schluckstörungen nach Hirntumor; Interventionsgruppe erhielt pflegegeleitet multmodales Programm (Schlucktraining, Ernährungsunterstützung, psychische Unterstützung, Familie).</w:t>
+      </w:r>
+    </w:p>
+    <w:p>
+      <w:r>
+        <w:rPr>
+          <w:b/>
+        </w:rPr>
+        <w:t xml:space="preserve">Ergebnis: </w:t>
+      </w:r>
+      <w:r>
+        <w:t>Intervention verbesserte Schluckfunktion (Kubota-Test) signifikant gegenüber Kontrolle (p &lt; 0,05), erhöhte Lebensqualitätswerte und reduzierte postoperativen Temperaturverlust. Beide Gruppen zeigten Verbesserungen über Zeit, aber Interventionsgruppe deutlich stärker – was auf die strukturierte multidisziplinäre Koordination hindeutet.</w:t>
+      </w:r>
+    </w:p>
+    <w:p>
+      <w:r>
+        <w:rPr>
+          <w:b/>
+          <w:sz w:val="19"/>
+        </w:rPr>
+        <w:t xml:space="preserve">Übertragbarkeit: </w:t>
+      </w:r>
+      <w:r>
+        <w:rPr>
+          <w:sz w:val="19"/>
+        </w:rPr>
+        <w:t>China, aber Interventionsprinzipien universell; Schluckstörung als Beispiel komplexer Alterspflegeproblem</w:t>
+      </w:r>
+    </w:p>
+    <w:p>
+      <w:r>
+        <w:rPr>
+          <w:color w:val="5A7D3A"/>
+          <w:sz w:val="18"/>
+        </w:rPr>
+        <w:t>https://pubmed.ncbi.nlm.nih.gov/42720801/</w:t>
+      </w:r>
+    </w:p>
+    <w:p>
+      <w:pPr>
+        <w:pStyle w:val="Heading2"/>
+      </w:pPr>
+      <w:r>
+        <w:t>Pflegende Angehörige nierenkranker Patienten: Belastung fördert Vernachlässigung der Eigengesundheit</w:t>
+      </w:r>
+    </w:p>
+    <w:p>
+      <w:r>
+        <w:rPr>
+          <w:i/>
+          <w:color w:val="666666"/>
+          <w:sz w:val="18"/>
+        </w:rPr>
+        <w:t>Aydin Z et al.  ·  J Ren Care  ·  Sept. 2026  ·  PMID 42720114</w:t>
+      </w:r>
+    </w:p>
+    <w:p>
+      <w:r>
+        <w:t>Querschnittsstudie mit 248 pflegenden Angehörigen von Patienten mit chronischer Nierenerkrankung; gemessen wurden Pflegebelastung, Selbstfürsorge und Gesundheitswahrnehmung.</w:t>
+      </w:r>
+    </w:p>
+    <w:p>
+      <w:r>
+        <w:rPr>
+          <w:b/>
+        </w:rPr>
+        <w:t xml:space="preserve">Ergebnis: </w:t>
+      </w:r>
+      <w:r>
+        <w:t>Pflegefachkräfte berichteten moderate Belastung (M = 25,65 ± 16,66 auf der Zarit-Skala). Pflegebelastung korrelierte negativ mit achtsamer Selbstfürsorge (r = -0,226, p &lt; 0,001). Höhere Bildung war mit besserer Selbstfürsorge assoziiert (β = 0,217); größere wahrgenommene Erschöpfung war mit schlechterer Selbstfürsorge verbunden.</w:t>
+      </w:r>
+    </w:p>
+    <w:p>
+      <w:r>
+        <w:rPr>
+          <w:b/>
+          <w:sz w:val="19"/>
+        </w:rPr>
+        <w:t xml:space="preserve">Übertragbarkeit: </w:t>
+      </w:r>
+      <w:r>
+        <w:rPr>
+          <w:sz w:val="19"/>
+        </w:rPr>
+        <w:t>Türkei, Erkrankung unabhängig von Gesundheitssystem</w:t>
+      </w:r>
+    </w:p>
+    <w:p>
+      <w:r>
+        <w:rPr>
+          <w:color w:val="5A7D3A"/>
+          <w:sz w:val="18"/>
+        </w:rPr>
+        <w:t>https://pubmed.ncbi.nlm.nih.gov/42720114/</w:t>
+      </w:r>
+    </w:p>
+    <w:p>
+      <w:pPr>
+        <w:pStyle w:val="Heading2"/>
+      </w:pPr>
+      <w:r>
+        <w:t>Enterale Ernährung in Intensivstationen: Pflegemaßnahmen können Unverträglichkeit um über 50 % senken</w:t>
+      </w:r>
+    </w:p>
+    <w:p>
+      <w:r>
+        <w:rPr>
+          <w:i/>
+          <w:color w:val="666666"/>
+          <w:sz w:val="18"/>
+        </w:rPr>
+        <w:t>Pan Y et al.  ·  Nurs Crit Care  ·  Sept. 2026  ·  PMID 42717873</w:t>
+      </w:r>
+    </w:p>
+    <w:p>
+      <w:r>
+        <w:t>Retrospektive Kohortenstudie mit 287 Intensivpatienten (Januar 2023 bis Dezember 2025); untersucht unabhängige Schutzfaktoren gegen Ernährungsunverträglichkeit und deren Potenzial zur Vermeidung.</w:t>
+      </w:r>
+    </w:p>
+    <w:p>
+      <w:r>
+        <w:rPr>
+          <w:b/>
+        </w:rPr>
+        <w:t xml:space="preserve">Ergebnis: </w:t>
+      </w:r>
+      <w:r>
+        <w:t>Enterale Ernährungsunverträglichkeit trat bei 44,6 % auf. Unabhängige Schutzfaktoren waren: Probiotika (OR = 0,226), nasale Ernährungssonde (OR = 0,297), Gastral-Residual-Monitoring ≥ 3×/Tag (OR = 0,252) und Kopfhochlagerung &gt; 90 % (OR = 0,180). Im Hochrisikogruppe betrug die Inzidenz 86,9 %, aber die Abdeckung dieser Maßnahmen war niedrig (Kopfhoch nur 52,5 %). Populations-attributable Fractions zeigen, dass verspätete Sondierung 55,3 %, fehlende Probiotika 53,7 % und inadäquates Monitoring 48,9 % der Fälle hätten vermieden können.</w:t>
+      </w:r>
+    </w:p>
+    <w:p>
+      <w:r>
+        <w:rPr>
+          <w:b/>
+          <w:sz w:val="19"/>
+        </w:rPr>
+        <w:t xml:space="preserve">Übertragbarkeit: </w:t>
+      </w:r>
+      <w:r>
+        <w:rPr>
+          <w:sz w:val="19"/>
+        </w:rPr>
+        <w:t>China, aber Interventionen sind evidenzbasiert und pflegeleitbar</w:t>
+      </w:r>
+    </w:p>
+    <w:p>
+      <w:r>
+        <w:rPr>
+          <w:color w:val="5A7D3A"/>
+          <w:sz w:val="18"/>
+        </w:rPr>
+        <w:t>https://pubmed.ncbi.nlm.nih.gov/42717873/</w:t>
+      </w:r>
+    </w:p>
+    <w:p>
+      <w:pPr>
+        <w:pStyle w:val="Heading2"/>
+      </w:pPr>
+      <w:r>
+        <w:t>Nurse-led transitional care nach Herzerkrankung senkt Einweisungen nicht – aber stärkt Patientenvertrauen</w:t>
+      </w:r>
+    </w:p>
+    <w:p>
+      <w:r>
+        <w:rPr>
+          <w:i/>
+          <w:color w:val="666666"/>
+          <w:sz w:val="18"/>
+        </w:rPr>
+        <w:t>Kropp S et al.  ·  BMC Health Serv Res  ·  09.09.2026  ·  PMID 42717334</w:t>
+      </w:r>
+    </w:p>
+    <w:p>
+      <w:r>
+        <w:t>Randomisierte Studie aus Deutschland zu einem strukturierten Entlassmanagement-Programm (Cardiolotse) mit dedizierten Pflegefachkräften für Herzpatienten nach Klinikaustritt.</w:t>
+      </w:r>
+    </w:p>
+    <w:p>
+      <w:r>
+        <w:rPr>
+          <w:b/>
+        </w:rPr>
+        <w:t xml:space="preserve">Ergebnis: </w:t>
+      </w:r>
+      <w:r>
+        <w:t>Die speziellen Pflegekräfte führten etwa 12.500 Patientenkontakte durch und erzielte positive Zufriedenheitsbewertungen; Unterschiede in medizinischer Zufriedenheit zwischen Interventions- und Kontrollgruppe ließen sich jedoch nicht nachweisen. Ein wesentliches Implementierungsproblem war fehlende regelmäßige Kontaktaufnahme mit niedergelassenen Ärzten (90 % Kontaktierungsquote nicht erreicht).</w:t>
+      </w:r>
+    </w:p>
+    <w:p>
+      <w:r>
+        <w:rPr>
+          <w:b/>
+          <w:sz w:val="19"/>
+        </w:rPr>
+        <w:t xml:space="preserve">Übertragbarkeit: </w:t>
+      </w:r>
+      <w:r>
+        <w:rPr>
+          <w:sz w:val="19"/>
+        </w:rPr>
+        <w:t>Deutschland, vergleichbares Gesundheitssystem und Dokumentationspflichten</w:t>
+      </w:r>
+    </w:p>
+    <w:p>
+      <w:r>
+        <w:rPr>
+          <w:color w:val="5A7D3A"/>
+          <w:sz w:val="18"/>
+        </w:rPr>
+        <w:t>https://pubmed.ncbi.nlm.nih.gov/42717334/</w:t>
       </w:r>
     </w:p>
     <w:p>

--- a/download/studien-archiv.docx
+++ b/download/studien-archiv.docx
@@ -62,7 +62,421 @@
           <w:color w:val="666666"/>
           <w:sz w:val="18"/>
         </w:rPr>
-        <w:t>Stand: 11.09.2026  |  118 Studien  |  pflege.m-vf.de</w:t>
+        <w:t>Stand: 12.09.2026  |  125 Studien  |  pflege.m-vf.de</w:t>
+      </w:r>
+    </w:p>
+    <w:p>
+      <w:pPr>
+        <w:pStyle w:val="Heading1"/>
+      </w:pPr>
+      <w:r>
+        <w:t>Aufgenommen am 12.09.2026</w:t>
+      </w:r>
+    </w:p>
+    <w:p>
+      <w:pPr>
+        <w:pStyle w:val="Heading2"/>
+      </w:pPr>
+      <w:r>
+        <w:t>Achtsamkeitstraining für Pflegepraktikanten: Angst, Stress und Kompetenz in der Palliativpflege</w:t>
+      </w:r>
+    </w:p>
+    <w:p>
+      <w:r>
+        <w:rPr>
+          <w:i/>
+          <w:color w:val="666666"/>
+          <w:sz w:val="18"/>
+        </w:rPr>
+        <w:t>Zaghamir DEF et al.  ·  Palliat Support Care  ·  11.09.2026  ·  PMID 42723518</w:t>
+      </w:r>
+    </w:p>
+    <w:p>
+      <w:r>
+        <w:t>Quasi-experimentelle Studie mit 120 Pflegepraktikanten, die 8 Wochen Mindfulness-Based Stress Reduction (MBSR) absolvierten und deren Todesangst, Stress und Einstellung zur Sterbehilfe-Versorgung gemessen wurden.</w:t>
+      </w:r>
+    </w:p>
+    <w:p>
+      <w:r>
+        <w:rPr>
+          <w:b/>
+        </w:rPr>
+        <w:t xml:space="preserve">Ergebnis: </w:t>
+      </w:r>
+      <w:r>
+        <w:t>Todesangst sank von 134,67 auf 118,46 Punkte (t=33,39; p&lt;0,001; d=3,05), wahrgenommener Stress von 20,29 auf 19,41 (t=4,25; p&lt;0,001; d=0,39), Einstellung zur Sterbenden-Betreuung verbesserte sich von 84,10 auf 90,01 Punkte (t=-16,95; p&lt;0,001; d=1,55).</w:t>
+      </w:r>
+    </w:p>
+    <w:p>
+      <w:r>
+        <w:rPr>
+          <w:b/>
+          <w:sz w:val="19"/>
+        </w:rPr>
+        <w:t xml:space="preserve">Übertragbarkeit: </w:t>
+      </w:r>
+      <w:r>
+        <w:rPr>
+          <w:sz w:val="19"/>
+        </w:rPr>
+        <w:t>Saudi-Arabien/Ägypten; Intervention (Achtsamkeit) kulturunabhängig, aber mit lokalen Ausbildungsregelungen abzustimmen</w:t>
+      </w:r>
+    </w:p>
+    <w:p>
+      <w:r>
+        <w:rPr>
+          <w:color w:val="5A7D3A"/>
+          <w:sz w:val="18"/>
+        </w:rPr>
+        <w:t>https://pubmed.ncbi.nlm.nih.gov/42723518/</w:t>
+      </w:r>
+    </w:p>
+    <w:p>
+      <w:pPr>
+        <w:pStyle w:val="Heading2"/>
+      </w:pPr>
+      <w:r>
+        <w:t>Auswirkungen von Hurrikan Harvey auf häusliche Pflegedienste: Unterbrechungen und Ungleichheit</w:t>
+      </w:r>
+    </w:p>
+    <w:p>
+      <w:r>
+        <w:rPr>
+          <w:i/>
+          <w:color w:val="666666"/>
+          <w:sz w:val="18"/>
+        </w:rPr>
+        <w:t>Li CY et al.  ·  J Appl Gerontol  ·  11.09.2026  ·  PMID 42723426</w:t>
+      </w:r>
+    </w:p>
+    <w:p>
+      <w:r>
+        <w:t>Analyse von Medicare-Daten zu Auswirkungen von Hurrikan Harvey (2017) auf Inanspruchnahme ambulanter Pflegedienste in Texas, Vergleich betroffene vs. nicht betroffene Landkreise mit Interrupted-Time-Series-Analyse.</w:t>
+      </w:r>
+    </w:p>
+    <w:p>
+      <w:r>
+        <w:rPr>
+          <w:b/>
+        </w:rPr>
+        <w:t xml:space="preserve">Ergebnis: </w:t>
+      </w:r>
+      <w:r>
+        <w:t>Häusliche Krankenpflege-Nutzung sank um 16% unmittelbar nach dem Hurrikan (p&lt;0,001) und blieb über post-Harvey-Periode um 0-2% pro Monat niedriger; Therapie-Nutzung zeigte ähnliches Muster mit kleinerem Ausmaß; größte Rückgänge bei funktionell eingeschränktesten Bewohnern.</w:t>
+      </w:r>
+    </w:p>
+    <w:p>
+      <w:r>
+        <w:rPr>
+          <w:b/>
+          <w:sz w:val="19"/>
+        </w:rPr>
+        <w:t xml:space="preserve">Übertragbarkeit: </w:t>
+      </w:r>
+      <w:r>
+        <w:rPr>
+          <w:sz w:val="19"/>
+        </w:rPr>
+        <w:t>USA-Katastrophenszenario; Befund zu Versorgungsunterbrechungen bei Krisen versorgungssystemunabhängig relevant</w:t>
+      </w:r>
+    </w:p>
+    <w:p>
+      <w:r>
+        <w:rPr>
+          <w:color w:val="5A7D3A"/>
+          <w:sz w:val="18"/>
+        </w:rPr>
+        <w:t>https://pubmed.ncbi.nlm.nih.gov/42723426/</w:t>
+      </w:r>
+    </w:p>
+    <w:p>
+      <w:pPr>
+        <w:pStyle w:val="Heading2"/>
+      </w:pPr>
+      <w:r>
+        <w:t>Zusammenarbeitsorientierung und Arbeitszufriedenheit: Rollenbelastung und Arzt-Autorität als Moderator</w:t>
+      </w:r>
+    </w:p>
+    <w:p>
+      <w:r>
+        <w:rPr>
+          <w:i/>
+          <w:color w:val="666666"/>
+          <w:sz w:val="18"/>
+        </w:rPr>
+        <w:t>Su J et al.  ·  J Nurs Manag  ·  2026  ·  PMID 42723371</w:t>
+      </w:r>
+    </w:p>
+    <w:p>
+      <w:r>
+        <w:t>Querschnittstudie mit 566 Krankenschwestern in Beijing zu Zusammenhang von Kooperationsorientierung, wahrgenommener Rollenbelastung, ärztlicher Autorität und Jobzufriedenheit.</w:t>
+      </w:r>
+    </w:p>
+    <w:p>
+      <w:r>
+        <w:rPr>
+          <w:b/>
+        </w:rPr>
+        <w:t xml:space="preserve">Ergebnis: </w:t>
+      </w:r>
+      <w:r>
+        <w:t>Kooperationsorientierung korreliert positiv mit Jobzufriedenheit (β=0,186; p&lt;0,001); Rollenbelastung vermittelt diese Assoziation (indirekter Effekt=0,182; 95%-CI [0,134-0,232]); ärztliche Autorität schwächt negative Assoziation zwischen Kooperationsorientierung und Rollenbelastung ab (β=0,096; p=0,034).</w:t>
+      </w:r>
+    </w:p>
+    <w:p>
+      <w:r>
+        <w:rPr>
+          <w:b/>
+          <w:sz w:val="19"/>
+        </w:rPr>
+        <w:t xml:space="preserve">Übertragbarkeit: </w:t>
+      </w:r>
+      <w:r>
+        <w:rPr>
+          <w:sz w:val="19"/>
+        </w:rPr>
+        <w:t>China; Befunde zur Hierarchie und Rollenkonflikten ähneln deutschem Kontext mit ärztlichem Primat</w:t>
+      </w:r>
+    </w:p>
+    <w:p>
+      <w:r>
+        <w:rPr>
+          <w:color w:val="5A7D3A"/>
+          <w:sz w:val="18"/>
+        </w:rPr>
+        <w:t>https://pubmed.ncbi.nlm.nih.gov/42723371/</w:t>
+      </w:r>
+    </w:p>
+    <w:p>
+      <w:pPr>
+        <w:pStyle w:val="Heading2"/>
+      </w:pPr>
+      <w:r>
+        <w:t>Interprofessionale Kompetenzen in der Pflegeausbildung: Längsschnitt-Curriculum mit messbaren Effekten</w:t>
+      </w:r>
+    </w:p>
+    <w:p>
+      <w:r>
+        <w:rPr>
+          <w:i/>
+          <w:color w:val="666666"/>
+          <w:sz w:val="18"/>
+        </w:rPr>
+        <w:t>Lehnen T et al.  ·  BMC Med Educ  ·  03.09.2026  ·  PMID 42723041</w:t>
+      </w:r>
+    </w:p>
+    <w:p>
+      <w:r>
+        <w:t>Deutsche Studie zur Entwicklung eines Lehrplans, der interprofessionelle Kompetenzen über drei Jahre Pflegeausbildung systematisch vermittelt.</w:t>
+      </w:r>
+    </w:p>
+    <w:p>
+      <w:r>
+        <w:rPr>
+          <w:b/>
+        </w:rPr>
+        <w:t xml:space="preserve">Ergebnis: </w:t>
+      </w:r>
+      <w:r>
+        <w:t>Das interEdu-Curriculum mit spiralförmiger Struktur und neun Modulen wurde entwickelt und pilotiert; es integriert interprofessionelle Kompetenzbeschreibungen über den gesamten Ausbildungszyklus und nutzt situatives Lernen mit Partnerberufen.</w:t>
+      </w:r>
+    </w:p>
+    <w:p>
+      <w:r>
+        <w:rPr>
+          <w:b/>
+          <w:sz w:val="19"/>
+        </w:rPr>
+        <w:t xml:space="preserve">Übertragbarkeit: </w:t>
+      </w:r>
+      <w:r>
+        <w:rPr>
+          <w:sz w:val="19"/>
+        </w:rPr>
+        <w:t>Deutschland, Pflegeausbildung nach Generalistik-Reform, vergleichbare Universitarisierung</w:t>
+      </w:r>
+    </w:p>
+    <w:p>
+      <w:r>
+        <w:rPr>
+          <w:color w:val="5A7D3A"/>
+          <w:sz w:val="18"/>
+        </w:rPr>
+        <w:t>https://pubmed.ncbi.nlm.nih.gov/42723041/</w:t>
+      </w:r>
+    </w:p>
+    <w:p>
+      <w:pPr>
+        <w:pStyle w:val="Heading2"/>
+      </w:pPr>
+      <w:r>
+        <w:t>Bewegungstraining für Sarkopenie in Pflegeheimen: Studie zu Machbarkeit und Wirkung</w:t>
+      </w:r>
+    </w:p>
+    <w:p>
+      <w:r>
+        <w:rPr>
+          <w:i/>
+          <w:color w:val="666666"/>
+          <w:sz w:val="18"/>
+        </w:rPr>
+        <w:t>Xiang C et al.  ·  BMC Geriatr  ·  31.08.2026  ·  PMID 42723028</w:t>
+      </w:r>
+    </w:p>
+    <w:p>
+      <w:r>
+        <w:t>Pragmatische cluster-randomisierte Studie zur Durchführbarkeit und Wirksamkeit von Bewegungsinterventionen (Baduanjin, Krafttraining, kombiniert) bei über 75-Jährigen mit Sarkopenie in chinesischen Pflegeheimen.</w:t>
+      </w:r>
+    </w:p>
+    <w:p>
+      <w:r>
+        <w:rPr>
+          <w:b/>
+        </w:rPr>
+        <w:t xml:space="preserve">Ergebnis: </w:t>
+      </w:r>
+      <w:r>
+        <w:t>104 Bewohner werden 48 Wochen lang von geschultem Pflegepersonal betreut; primärer Endpunkt ist ein Sarkopenieindex (Handgriffkraft, physische Leistung, Muskelmasse); Erfassung von Stürzen, Pflegebedarf, Biomarkern über 2 Jahre Follow-up geplant.</w:t>
+      </w:r>
+    </w:p>
+    <w:p>
+      <w:r>
+        <w:rPr>
+          <w:b/>
+          <w:sz w:val="19"/>
+        </w:rPr>
+        <w:t xml:space="preserve">Übertragbarkeit: </w:t>
+      </w:r>
+      <w:r>
+        <w:rPr>
+          <w:sz w:val="19"/>
+        </w:rPr>
+        <w:t>China-Studie; Methode (caregiver-led, Video-Anleitung) übertragbar auf deutsche Heime</w:t>
+      </w:r>
+    </w:p>
+    <w:p>
+      <w:r>
+        <w:rPr>
+          <w:color w:val="5A7D3A"/>
+          <w:sz w:val="18"/>
+        </w:rPr>
+        <w:t>https://pubmed.ncbi.nlm.nih.gov/42723028/</w:t>
+      </w:r>
+    </w:p>
+    <w:p>
+      <w:pPr>
+        <w:pStyle w:val="Heading2"/>
+      </w:pPr>
+      <w:r>
+        <w:t>Erfahrungen von Betreuern in interdisziplinärem Versorgungsprogramm für Kinder mit komplexen Bedarfen</w:t>
+      </w:r>
+    </w:p>
+    <w:p>
+      <w:r>
+        <w:rPr>
+          <w:i/>
+          <w:color w:val="666666"/>
+          <w:sz w:val="18"/>
+        </w:rPr>
+        <w:t>Rombos V et al.  ·  Child Care Health Dev  ·  Sept. 2026  ·  PMID 42722993</w:t>
+      </w:r>
+    </w:p>
+    <w:p>
+      <w:r>
+        <w:t>Qualitative Studie mit 29 Betreuern (Eltern) zur Erfahrung ihrer Kinder mit komplexen Bedarfen in Ontarios Extensive-Needs-Service, einem neuartigen interdisziplinären Wraparound-Programm an drei Kinderkliniken.</w:t>
+      </w:r>
+    </w:p>
+    <w:p>
+      <w:r>
+        <w:rPr>
+          <w:b/>
+        </w:rPr>
+        <w:t xml:space="preserve">Ergebnis: </w:t>
+      </w:r>
+      <w:r>
+        <w:t>Fünf Themen: unzureichende vorherige Versorgung; erfüllte/teilweise unerfüllte Erwartungen; familiäre Vorteile; positive kleine und große Veränderungen; gestärkte Selbstständigkeit beim Programmausstieg. Betreuerperspektive: Offenheit, Anpassungsfähigkeit, Mitgefühl und Respekt vor Autonomie der Kinder waren zentral.</w:t>
+      </w:r>
+    </w:p>
+    <w:p>
+      <w:r>
+        <w:rPr>
+          <w:b/>
+          <w:sz w:val="19"/>
+        </w:rPr>
+        <w:t xml:space="preserve">Übertragbarkeit: </w:t>
+      </w:r>
+      <w:r>
+        <w:rPr>
+          <w:sz w:val="19"/>
+        </w:rPr>
+        <w:t>Kanada (Ontario); Modell der umfassenden, koordinierten Betreuung mit Empowerment-Fokus übertragbar auf deutsche Dienste</w:t>
+      </w:r>
+    </w:p>
+    <w:p>
+      <w:r>
+        <w:rPr>
+          <w:color w:val="5A7D3A"/>
+          <w:sz w:val="18"/>
+        </w:rPr>
+        <w:t>https://pubmed.ncbi.nlm.nih.gov/42722993/</w:t>
+      </w:r>
+    </w:p>
+    <w:p>
+      <w:pPr>
+        <w:pStyle w:val="Heading2"/>
+      </w:pPr>
+      <w:r>
+        <w:t>Evidence-Based Practice in der französischen Pflegepädagogik: Barrieren und Förderfaktoren</w:t>
+      </w:r>
+    </w:p>
+    <w:p>
+      <w:r>
+        <w:rPr>
+          <w:i/>
+          <w:color w:val="666666"/>
+          <w:sz w:val="18"/>
+        </w:rPr>
+        <w:t>Chays-Amania A et al.  ·  Rech Soins Infirm  ·  2026  ·  PMID 42686625</w:t>
+      </w:r>
+    </w:p>
+    <w:p>
+      <w:r>
+        <w:t>Französische Fokusgruppen-Studie mit 24 Pflegepädagogen zur Umsetzung von Evidence-Based Practice (EBP) in der Pflegeausbildung während der Universitarisierung.</w:t>
+      </w:r>
+    </w:p>
+    <w:p>
+      <w:r>
+        <w:rPr>
+          <w:b/>
+        </w:rPr>
+        <w:t xml:space="preserve">Ergebnis: </w:t>
+      </w:r>
+      <w:r>
+        <w:t>Förderfaktoren: individuell angepasstes EBP-Verständnis, förderliches Umfeld, Abschlussarbeiten der Studierenden. Barrieren: fehlerhafte Konzepte, Wissensmangel, mangelnde EBP-Priorisierung. Schulung der Lehrenden wird als Schlüssel zur Implementierung identifiziert.</w:t>
+      </w:r>
+    </w:p>
+    <w:p>
+      <w:r>
+        <w:rPr>
+          <w:b/>
+          <w:sz w:val="19"/>
+        </w:rPr>
+        <w:t xml:space="preserve">Übertragbarkeit: </w:t>
+      </w:r>
+      <w:r>
+        <w:rPr>
+          <w:sz w:val="19"/>
+        </w:rPr>
+        <w:t>Frankreich, vergleichbare Pflegepädagogik-Reform, Universitarisierung läuft parallel</w:t>
+      </w:r>
+    </w:p>
+    <w:p>
+      <w:r>
+        <w:rPr>
+          <w:color w:val="5A7D3A"/>
+          <w:sz w:val="18"/>
+        </w:rPr>
+        <w:t>https://pubmed.ncbi.nlm.nih.gov/42686625/</w:t>
       </w:r>
     </w:p>
     <w:p>

--- a/download/studien-archiv.docx
+++ b/download/studien-archiv.docx
@@ -62,7 +62,363 @@
           <w:color w:val="666666"/>
           <w:sz w:val="18"/>
         </w:rPr>
-        <w:t>Stand: 12.09.2026  |  125 Studien  |  pflege.m-vf.de</w:t>
+        <w:t>Stand: 13.09.2026  |  131 Studien  |  pflege.m-vf.de</w:t>
+      </w:r>
+    </w:p>
+    <w:p>
+      <w:pPr>
+        <w:pStyle w:val="Heading1"/>
+      </w:pPr>
+      <w:r>
+        <w:t>Aufgenommen am 13.09.2026</w:t>
+      </w:r>
+    </w:p>
+    <w:p>
+      <w:pPr>
+        <w:pStyle w:val="Heading2"/>
+      </w:pPr>
+      <w:r>
+        <w:t>Vertrauen in Heim-Primärversorgung: Wie es Notfallabteilungsbesuche bei älteren Menschen reduziert</w:t>
+      </w:r>
+    </w:p>
+    <w:p>
+      <w:r>
+        <w:rPr>
+          <w:i/>
+          <w:color w:val="666666"/>
+          <w:sz w:val="18"/>
+        </w:rPr>
+        <w:t>Bring H et al.  ·  BMJ Open  ·  11.09.2026  ·  PMID 42731825</w:t>
+      </w:r>
+    </w:p>
+    <w:p>
+      <w:r>
+        <w:t>Qualitative Studie mit Interviews in Schweden: Was müssen Heim-Primärversorgung und ihre Pflegekräfte tun, um Vertrauen aufzubauen und damit unnötige Notfallabteilungsbesuche älterer Menschen zu vermeiden?</w:t>
+      </w:r>
+    </w:p>
+    <w:p>
+      <w:r>
+        <w:rPr>
+          <w:b/>
+        </w:rPr>
+        <w:t xml:space="preserve">Ergebnis: </w:t>
+      </w:r>
+      <w:r>
+        <w:t>Schlüsselfaktor ist Vertrauen, das durch vier Komponenten entsteht: Zugänglichkeit, medizinische Kompetenz, Respekt und Beziehung sowie Koordination und Teamarbeit. Besonders bei Symptomen unklarer Dringlichkeit oder schleichendem Beginn entscheidend.</w:t>
+      </w:r>
+    </w:p>
+    <w:p>
+      <w:r>
+        <w:rPr>
+          <w:b/>
+          <w:sz w:val="19"/>
+        </w:rPr>
+        <w:t xml:space="preserve">Übertragbarkeit: </w:t>
+      </w:r>
+      <w:r>
+        <w:rPr>
+          <w:sz w:val="19"/>
+        </w:rPr>
+        <w:t>Schweden – vergleichbares Primärversorgungssystem, Ergebnisse auf Deutschland übertragbar</w:t>
+      </w:r>
+    </w:p>
+    <w:p>
+      <w:r>
+        <w:rPr>
+          <w:color w:val="5A7D3A"/>
+          <w:sz w:val="18"/>
+        </w:rPr>
+        <w:t>https://pubmed.ncbi.nlm.nih.gov/42731825/</w:t>
+      </w:r>
+    </w:p>
+    <w:p>
+      <w:pPr>
+        <w:pStyle w:val="Heading2"/>
+      </w:pPr>
+      <w:r>
+        <w:t>Task-Shifting von TB-Schnelltests zu Pflegekräften: Machbarkeit in sieben Ländern</w:t>
+      </w:r>
+    </w:p>
+    <w:p>
+      <w:r>
+        <w:rPr>
+          <w:i/>
+          <w:color w:val="666666"/>
+          <w:sz w:val="18"/>
+        </w:rPr>
+        <w:t>Ngu EM et al.  ·  BMJ Glob Health  ·  10.09.2026  ·  PMID 42727954</w:t>
+      </w:r>
+    </w:p>
+    <w:p>
+      <w:r>
+        <w:t>Gemischte Methoden: Sieben Länder, neun PHCs und vier Stationen – können Pflegekräfte statt Laboranten TB-Schnelltests durchführen und damit Zugang und Zeit bis zur Diagnose verbessern?</w:t>
+      </w:r>
+    </w:p>
+    <w:p>
+      <w:r>
+        <w:rPr>
+          <w:b/>
+        </w:rPr>
+        <w:t xml:space="preserve">Ergebnis: </w:t>
+      </w:r>
+      <w:r>
+        <w:t>Testdurchführung zu 99,6% möglich. In PHCs: Zeit bis Ergebnis unter 90 Minuten bei 62,7% (Pflegekräfte) vs. 75,8% (Laboranten). Im Krankenhaus: Ergebnis an Kliniker innerhalb 3h bei 77,9% (Pflegekräfte) vs. 53,1% (Laboranten). Hauptbarrieren: technische Schwierigkeiten, fehlende Praxis, Arbeitslast; Schlüsselfaktoren: Training und enge Überwachung.</w:t>
+      </w:r>
+    </w:p>
+    <w:p>
+      <w:r>
+        <w:rPr>
+          <w:b/>
+          <w:sz w:val="19"/>
+        </w:rPr>
+        <w:t xml:space="preserve">Übertragbarkeit: </w:t>
+      </w:r>
+      <w:r>
+        <w:rPr>
+          <w:sz w:val="19"/>
+        </w:rPr>
+        <w:t>Multi-Country-Studie, Modell für Ressourcenbegrenzung in Deutschland relevant</w:t>
+      </w:r>
+    </w:p>
+    <w:p>
+      <w:r>
+        <w:rPr>
+          <w:color w:val="5A7D3A"/>
+          <w:sz w:val="18"/>
+        </w:rPr>
+        <w:t>https://pubmed.ncbi.nlm.nih.gov/42727954/</w:t>
+      </w:r>
+    </w:p>
+    <w:p>
+      <w:pPr>
+        <w:pStyle w:val="Heading2"/>
+      </w:pPr>
+      <w:r>
+        <w:t>Hospital-at-Home-Versorgung: sichere ambulante Behandlung von intensiv therapierten Leukämiepatienten</w:t>
+      </w:r>
+    </w:p>
+    <w:p>
+      <w:r>
+        <w:rPr>
+          <w:i/>
+          <w:color w:val="666666"/>
+          <w:sz w:val="18"/>
+        </w:rPr>
+        <w:t>Warolén K et al.  ·  Support Care Cancer  ·  10.09.2026  ·  PMID 42720797</w:t>
+      </w:r>
+    </w:p>
+    <w:p>
+      <w:r>
+        <w:t>Retrospektiver Vergleich zweier Patientengruppen mit akuter myeloischer Leukämie in Schweden und Göteborg: Wie sicher ist die Behandlung fiebernder Neutropenie mit Unterstützung durch Hospital-at-Home statt stationär?</w:t>
+      </w:r>
+    </w:p>
+    <w:p>
+      <w:r>
+        <w:rPr>
+          <w:b/>
+        </w:rPr>
+        <w:t xml:space="preserve">Ergebnis: </w:t>
+      </w:r>
+      <w:r>
+        <w:t>94% der Patienten in Stockholm (mit Hospital at Home) wurden entlassen, 46% mussten readmittiert werden. Schwere Komplikationen und Todesfälle waren vergleichbar mit stationären Patienten in Göteborg. 29% der febrilen neutropenischen Episoden wurden komplett zu Hause antibiotisch gelöst.</w:t>
+      </w:r>
+    </w:p>
+    <w:p>
+      <w:r>
+        <w:rPr>
+          <w:b/>
+          <w:sz w:val="19"/>
+        </w:rPr>
+        <w:t xml:space="preserve">Übertragbarkeit: </w:t>
+      </w:r>
+      <w:r>
+        <w:rPr>
+          <w:sz w:val="19"/>
+        </w:rPr>
+        <w:t>Schweden – strukturierte Versorgung in stabilen Gesundheitssystemen; Modell für Deutschland relevant</w:t>
+      </w:r>
+    </w:p>
+    <w:p>
+      <w:r>
+        <w:rPr>
+          <w:color w:val="5A7D3A"/>
+          <w:sz w:val="18"/>
+        </w:rPr>
+        <w:t>https://pubmed.ncbi.nlm.nih.gov/42720797/</w:t>
+      </w:r>
+    </w:p>
+    <w:p>
+      <w:pPr>
+        <w:pStyle w:val="Heading2"/>
+      </w:pPr>
+      <w:r>
+        <w:t>Kulturell angepasste Demenzunterstützung für südostasiatische Migranten: Rapid Review</w:t>
+      </w:r>
+    </w:p>
+    <w:p>
+      <w:r>
+        <w:rPr>
+          <w:i/>
+          <w:color w:val="666666"/>
+          <w:sz w:val="18"/>
+        </w:rPr>
+        <w:t>Akhtar A et al.  ·  Age Ageing  ·  04.09.2026  ·  PMID 42720437</w:t>
+      </w:r>
+    </w:p>
+    <w:p>
+      <w:r>
+        <w:t>Schnellübersicht von 12 Studien zu kulturell adaptierter Unterstützung nach Demenzdiagnose für südasiatische Menschen mit Demenz und Angehörige im Vereinigten Königreich.</w:t>
+      </w:r>
+    </w:p>
+    <w:p>
+      <w:r>
+        <w:rPr>
+          <w:b/>
+        </w:rPr>
+        <w:t xml:space="preserve">Ergebnis: </w:t>
+      </w:r>
+      <w:r>
+        <w:t>Sieben Unterstützungsprogramme zeigten: Schulung erhöhte Wissen und Sicherheit der Angehörigen. Vier psychosoziale Interventionen (kognitives Training, Verhaltenstherapie, Meditation) halfen bei Angehörigenlast und psychischer Gesundheit. Ein Service mit Kulturdolmetscher verbesserte Zugang und Informationen.</w:t>
+      </w:r>
+    </w:p>
+    <w:p>
+      <w:r>
+        <w:rPr>
+          <w:b/>
+          <w:sz w:val="19"/>
+        </w:rPr>
+        <w:t xml:space="preserve">Übertragbarkeit: </w:t>
+      </w:r>
+      <w:r>
+        <w:rPr>
+          <w:sz w:val="19"/>
+        </w:rPr>
+        <w:t>Großbritannien, aber Ergebnisse zu kultureller Sensibilität für diverse Pflegepopulationen in Deutschland relevant</w:t>
+      </w:r>
+    </w:p>
+    <w:p>
+      <w:r>
+        <w:rPr>
+          <w:color w:val="5A7D3A"/>
+          <w:sz w:val="18"/>
+        </w:rPr>
+        <w:t>https://pubmed.ncbi.nlm.nih.gov/42720437/</w:t>
+      </w:r>
+    </w:p>
+    <w:p>
+      <w:pPr>
+        <w:pStyle w:val="Heading2"/>
+      </w:pPr>
+      <w:r>
+        <w:t>Interprofessionelle Simulationsausbildung: Was Pflegepädagogen daraus gewinnen</w:t>
+      </w:r>
+    </w:p>
+    <w:p>
+      <w:r>
+        <w:rPr>
+          <w:i/>
+          <w:color w:val="666666"/>
+          <w:sz w:val="18"/>
+        </w:rPr>
+        <w:t>Hill K et al.  ·  Nurs Crit Care  ·  Sept. 2026  ·  PMID 42712122</w:t>
+      </w:r>
+    </w:p>
+    <w:p>
+      <w:r>
+        <w:t>Qualitative Studie mit acht klinischen Pflegepädagogen in Schottland: Welche Erfahrungen machen sie, wenn sie interprofessionelle Simulationstrainings für Akutpflege leiten?</w:t>
+      </w:r>
+    </w:p>
+    <w:p>
+      <w:r>
+        <w:rPr>
+          <w:b/>
+        </w:rPr>
+        <w:t xml:space="preserve">Ergebnis: </w:t>
+      </w:r>
+      <w:r>
+        <w:t>Drei Kernthemen: (1) Engagement und Synergien durch Zusammenarbeit, (2) Debriefing als Schlüssel für gemeinsames Lernen, (3) persönliches und berufliches Wachstum. Ko-Facilitation und Ko-Debriefing schafften Umgebungen, die Verständnis für andere Rollen und gegenseitigen Respekt stärkten.</w:t>
+      </w:r>
+    </w:p>
+    <w:p>
+      <w:r>
+        <w:rPr>
+          <w:b/>
+          <w:sz w:val="19"/>
+        </w:rPr>
+        <w:t xml:space="preserve">Übertragbarkeit: </w:t>
+      </w:r>
+      <w:r>
+        <w:rPr>
+          <w:sz w:val="19"/>
+        </w:rPr>
+        <w:t>Großbritannien – Qualifikationsmix unterscheidet sich, aber Teamlearning-Ergebnisse übertragbar</w:t>
+      </w:r>
+    </w:p>
+    <w:p>
+      <w:r>
+        <w:rPr>
+          <w:color w:val="5A7D3A"/>
+          <w:sz w:val="18"/>
+        </w:rPr>
+        <w:t>https://pubmed.ncbi.nlm.nih.gov/42712122/</w:t>
+      </w:r>
+    </w:p>
+    <w:p>
+      <w:pPr>
+        <w:pStyle w:val="Heading2"/>
+      </w:pPr>
+      <w:r>
+        <w:t>Decision-Mining-Tool für Pflegeprozesse: akzeptanzbasierte Evaluierung durch Krankenhausfachkräfte</w:t>
+      </w:r>
+    </w:p>
+    <w:p>
+      <w:r>
+        <w:rPr>
+          <w:i/>
+          <w:color w:val="666666"/>
+          <w:sz w:val="18"/>
+        </w:rPr>
+        <w:t>Berkhout M et al.  ·  JMIR Form Res  ·  08.09.2026  ·  PMID 42710060</w:t>
+      </w:r>
+    </w:p>
+    <w:p>
+      <w:r>
+        <w:t>Qualitative Studie mit fünf Qualitätsmanagement-Pflegekräften in niederländischem Krankenhaus: Wie bewerten sie ein Decision-Mining-Tool, das pflegerische Entscheidungsmuster aus Dokumentation rekonstruiert und sichtbar macht, um Qualität zu verbessern?</w:t>
+      </w:r>
+    </w:p>
+    <w:p>
+      <w:r>
+        <w:rPr>
+          <w:b/>
+        </w:rPr>
+        <w:t xml:space="preserve">Ergebnis: </w:t>
+      </w:r>
+      <w:r>
+        <w:t>Starker wahrgenommener Wert für Protokollauswertung und datengestützte Qualitätsdiskussionen. Akzeptanz abhängig davon, ob Tool als Lernwerkzeug (nicht als Kontrolle) gerahmt wird. Moderate Bedenken zu Datenkompetenz, hohe Bereitschaft zur Nutzung in strukturierten Qualitätstreffen.</w:t>
+      </w:r>
+    </w:p>
+    <w:p>
+      <w:r>
+        <w:rPr>
+          <w:b/>
+          <w:sz w:val="19"/>
+        </w:rPr>
+        <w:t xml:space="preserve">Übertragbarkeit: </w:t>
+      </w:r>
+      <w:r>
+        <w:rPr>
+          <w:sz w:val="19"/>
+        </w:rPr>
+        <w:t>Niederlande – vergleichbares Pflegesystem, Krankenhausdatenqualität ähnlich Deutschland</w:t>
+      </w:r>
+    </w:p>
+    <w:p>
+      <w:r>
+        <w:rPr>
+          <w:color w:val="5A7D3A"/>
+          <w:sz w:val="18"/>
+        </w:rPr>
+        <w:t>https://pubmed.ncbi.nlm.nih.gov/42710060/</w:t>
       </w:r>
     </w:p>
     <w:p>
